--- a/documents/docx/02-pre-agreement-quotation.docx
+++ b/documents/docx/02-pre-agreement-quotation.docx
@@ -10,10 +10,10 @@
       </w:pPr>
       <w:r>
         <w:rPr>
-          <w:rFonts w:ascii="Calibri" w:cs="Calibri" w:eastAsia="Calibri" w:hAnsi="Calibri"/>
-          <w:b/>
-          <w:bCs/>
-          <w:color w:val="06302E"/>
+          <w:rFonts w:ascii="Georgia" w:cs="Georgia" w:eastAsia="Georgia" w:hAnsi="Georgia"/>
+          <w:b/>
+          <w:bCs/>
+          <w:color w:val="1A1A1A"/>
           <w:sz w:val="30"/>
           <w:szCs w:val="30"/>
         </w:rPr>
@@ -26,8 +26,8 @@
       </w:pPr>
       <w:r>
         <w:rPr>
-          <w:rFonts w:ascii="Calibri" w:cs="Calibri" w:eastAsia="Calibri" w:hAnsi="Calibri"/>
-          <w:color w:val="1E2E2C"/>
+          <w:rFonts w:ascii="Georgia" w:cs="Georgia" w:eastAsia="Georgia" w:hAnsi="Georgia"/>
+          <w:color w:val="222222"/>
           <w:sz w:val="21"/>
           <w:szCs w:val="21"/>
         </w:rPr>
@@ -35,8 +35,8 @@
       </w:r>
       <w:r>
         <w:rPr>
-          <w:rFonts w:ascii="Calibri" w:cs="Calibri" w:eastAsia="Calibri" w:hAnsi="Calibri"/>
-          <w:color w:val="1E2E2C"/>
+          <w:rFonts w:ascii="Georgia" w:cs="Georgia" w:eastAsia="Georgia" w:hAnsi="Georgia"/>
+          <w:color w:val="222222"/>
           <w:sz w:val="21"/>
           <w:szCs w:val="21"/>
         </w:rPr>
@@ -44,18 +44,18 @@
       </w:r>
       <w:r>
         <w:rPr>
-          <w:rFonts w:ascii="Calibri" w:cs="Calibri" w:eastAsia="Calibri" w:hAnsi="Calibri"/>
-          <w:color w:val="1E2E2C"/>
-          <w:sz w:val="21"/>
-          <w:szCs w:val="21"/>
-          <w:shd w:fill="FFF4D6" w:val="clear"/>
+          <w:rFonts w:ascii="Georgia" w:cs="Georgia" w:eastAsia="Georgia" w:hAnsi="Georgia"/>
+          <w:color w:val="222222"/>
+          <w:sz w:val="21"/>
+          <w:szCs w:val="21"/>
+          <w:shd w:fill="ECECEC" w:val="clear"/>
         </w:rPr>
         <w:t xml:space="preserve">[QUOTATION NO.]</w:t>
       </w:r>
       <w:r>
         <w:rPr>
-          <w:rFonts w:ascii="Calibri" w:cs="Calibri" w:eastAsia="Calibri" w:hAnsi="Calibri"/>
-          <w:color w:val="1E2E2C"/>
+          <w:rFonts w:ascii="Georgia" w:cs="Georgia" w:eastAsia="Georgia" w:hAnsi="Georgia"/>
+          <w:color w:val="222222"/>
           <w:sz w:val="21"/>
           <w:szCs w:val="21"/>
         </w:rPr>
@@ -63,8 +63,8 @@
       </w:r>
       <w:r>
         <w:rPr>
-          <w:rFonts w:ascii="Calibri" w:cs="Calibri" w:eastAsia="Calibri" w:hAnsi="Calibri"/>
-          <w:color w:val="1E2E2C"/>
+          <w:rFonts w:ascii="Georgia" w:cs="Georgia" w:eastAsia="Georgia" w:hAnsi="Georgia"/>
+          <w:color w:val="222222"/>
           <w:sz w:val="21"/>
           <w:szCs w:val="21"/>
         </w:rPr>
@@ -72,8 +72,8 @@
       </w:r>
       <w:r>
         <w:rPr>
-          <w:rFonts w:ascii="Calibri" w:cs="Calibri" w:eastAsia="Calibri" w:hAnsi="Calibri"/>
-          <w:color w:val="1E2E2C"/>
+          <w:rFonts w:ascii="Georgia" w:cs="Georgia" w:eastAsia="Georgia" w:hAnsi="Georgia"/>
+          <w:color w:val="222222"/>
           <w:sz w:val="21"/>
           <w:szCs w:val="21"/>
         </w:rPr>
@@ -81,18 +81,18 @@
       </w:r>
       <w:r>
         <w:rPr>
-          <w:rFonts w:ascii="Calibri" w:cs="Calibri" w:eastAsia="Calibri" w:hAnsi="Calibri"/>
-          <w:color w:val="1E2E2C"/>
-          <w:sz w:val="21"/>
-          <w:szCs w:val="21"/>
-          <w:shd w:fill="FFF4D6" w:val="clear"/>
+          <w:rFonts w:ascii="Georgia" w:cs="Georgia" w:eastAsia="Georgia" w:hAnsi="Georgia"/>
+          <w:color w:val="222222"/>
+          <w:sz w:val="21"/>
+          <w:szCs w:val="21"/>
+          <w:shd w:fill="ECECEC" w:val="clear"/>
         </w:rPr>
         <w:t xml:space="preserve">[DD / MM / YYYY]</w:t>
       </w:r>
       <w:r>
         <w:rPr>
-          <w:rFonts w:ascii="Calibri" w:cs="Calibri" w:eastAsia="Calibri" w:hAnsi="Calibri"/>
-          <w:color w:val="1E2E2C"/>
+          <w:rFonts w:ascii="Georgia" w:cs="Georgia" w:eastAsia="Georgia" w:hAnsi="Georgia"/>
+          <w:color w:val="222222"/>
           <w:sz w:val="21"/>
           <w:szCs w:val="21"/>
         </w:rPr>
@@ -100,8 +100,8 @@
       </w:r>
       <w:r>
         <w:rPr>
-          <w:rFonts w:ascii="Calibri" w:cs="Calibri" w:eastAsia="Calibri" w:hAnsi="Calibri"/>
-          <w:color w:val="1E2E2C"/>
+          <w:rFonts w:ascii="Georgia" w:cs="Georgia" w:eastAsia="Georgia" w:hAnsi="Georgia"/>
+          <w:color w:val="222222"/>
           <w:sz w:val="21"/>
           <w:szCs w:val="21"/>
         </w:rPr>
@@ -109,8 +109,8 @@
       </w:r>
       <w:r>
         <w:rPr>
-          <w:rFonts w:ascii="Calibri" w:cs="Calibri" w:eastAsia="Calibri" w:hAnsi="Calibri"/>
-          <w:color w:val="1E2E2C"/>
+          <w:rFonts w:ascii="Georgia" w:cs="Georgia" w:eastAsia="Georgia" w:hAnsi="Georgia"/>
+          <w:color w:val="222222"/>
           <w:sz w:val="21"/>
           <w:szCs w:val="21"/>
         </w:rPr>
@@ -118,11 +118,11 @@
       </w:r>
       <w:r>
         <w:rPr>
-          <w:rFonts w:ascii="Calibri" w:cs="Calibri" w:eastAsia="Calibri" w:hAnsi="Calibri"/>
-          <w:color w:val="1E2E2C"/>
-          <w:sz w:val="21"/>
-          <w:szCs w:val="21"/>
-          <w:shd w:fill="FFF4D6" w:val="clear"/>
+          <w:rFonts w:ascii="Georgia" w:cs="Georgia" w:eastAsia="Georgia" w:hAnsi="Georgia"/>
+          <w:color w:val="222222"/>
+          <w:sz w:val="21"/>
+          <w:szCs w:val="21"/>
+          <w:shd w:fill="ECECEC" w:val="clear"/>
         </w:rPr>
         <w:t xml:space="preserve">[DD / MM / YYYY]</w:t>
       </w:r>
@@ -133,8 +133,8 @@
       </w:pPr>
       <w:r>
         <w:rPr>
-          <w:rFonts w:ascii="Calibri" w:cs="Calibri" w:eastAsia="Calibri" w:hAnsi="Calibri"/>
-          <w:color w:val="1E2E2C"/>
+          <w:rFonts w:ascii="Georgia" w:cs="Georgia" w:eastAsia="Georgia" w:hAnsi="Georgia"/>
+          <w:color w:val="222222"/>
           <w:sz w:val="21"/>
           <w:szCs w:val="21"/>
         </w:rPr>
@@ -144,7 +144,7 @@
     <w:p>
       <w:pPr>
         <w:pBdr>
-          <w:bottom w:val="single" w:color="C9D6D3" w:sz="6"/>
+          <w:bottom w:val="single" w:color="C8C8C8" w:sz="6"/>
         </w:pBdr>
         <w:spacing w:after="200" w:before="200"/>
       </w:pPr>
@@ -153,16 +153,16 @@
       <w:pPr>
         <w:pStyle w:val="Heading2"/>
         <w:pBdr>
-          <w:bottom w:val="single" w:color="12B84F" w:sz="6"/>
+          <w:bottom w:val="single" w:color="8C8C8C" w:sz="6"/>
         </w:pBdr>
         <w:spacing w:after="130" w:before="320"/>
       </w:pPr>
       <w:r>
         <w:rPr>
-          <w:rFonts w:ascii="Calibri" w:cs="Calibri" w:eastAsia="Calibri" w:hAnsi="Calibri"/>
-          <w:b/>
-          <w:bCs/>
-          <w:color w:val="06302E"/>
+          <w:rFonts w:ascii="Georgia" w:cs="Georgia" w:eastAsia="Georgia" w:hAnsi="Georgia"/>
+          <w:b/>
+          <w:bCs/>
+          <w:color w:val="1A1A1A"/>
           <w:sz w:val="23"/>
           <w:szCs w:val="23"/>
         </w:rPr>
@@ -176,10 +176,10 @@
       </w:pPr>
       <w:r>
         <w:rPr>
-          <w:rFonts w:ascii="Calibri" w:cs="Calibri" w:eastAsia="Calibri" w:hAnsi="Calibri"/>
-          <w:b/>
-          <w:bCs/>
-          <w:color w:val="06302E"/>
+          <w:rFonts w:ascii="Georgia" w:cs="Georgia" w:eastAsia="Georgia" w:hAnsi="Georgia"/>
+          <w:b/>
+          <w:bCs/>
+          <w:color w:val="1A1A1A"/>
           <w:sz w:val="21"/>
           <w:szCs w:val="21"/>
         </w:rPr>
@@ -187,8 +187,8 @@
       </w:r>
       <w:r>
         <w:rPr>
-          <w:rFonts w:ascii="Calibri" w:cs="Calibri" w:eastAsia="Calibri" w:hAnsi="Calibri"/>
-          <w:color w:val="1E2E2C"/>
+          <w:rFonts w:ascii="Georgia" w:cs="Georgia" w:eastAsia="Georgia" w:hAnsi="Georgia"/>
+          <w:color w:val="222222"/>
           <w:sz w:val="21"/>
           <w:szCs w:val="21"/>
         </w:rPr>
@@ -202,10 +202,10 @@
       </w:pPr>
       <w:r>
         <w:rPr>
-          <w:rFonts w:ascii="Calibri" w:cs="Calibri" w:eastAsia="Calibri" w:hAnsi="Calibri"/>
-          <w:b/>
-          <w:bCs/>
-          <w:color w:val="06302E"/>
+          <w:rFonts w:ascii="Georgia" w:cs="Georgia" w:eastAsia="Georgia" w:hAnsi="Georgia"/>
+          <w:b/>
+          <w:bCs/>
+          <w:color w:val="1A1A1A"/>
           <w:sz w:val="21"/>
           <w:szCs w:val="21"/>
         </w:rPr>
@@ -213,8 +213,8 @@
       </w:r>
       <w:r>
         <w:rPr>
-          <w:rFonts w:ascii="Calibri" w:cs="Calibri" w:eastAsia="Calibri" w:hAnsi="Calibri"/>
-          <w:color w:val="1E2E2C"/>
+          <w:rFonts w:ascii="Georgia" w:cs="Georgia" w:eastAsia="Georgia" w:hAnsi="Georgia"/>
+          <w:color w:val="222222"/>
           <w:sz w:val="21"/>
           <w:szCs w:val="21"/>
         </w:rPr>
@@ -228,10 +228,10 @@
       </w:pPr>
       <w:r>
         <w:rPr>
-          <w:rFonts w:ascii="Calibri" w:cs="Calibri" w:eastAsia="Calibri" w:hAnsi="Calibri"/>
-          <w:b/>
-          <w:bCs/>
-          <w:color w:val="06302E"/>
+          <w:rFonts w:ascii="Georgia" w:cs="Georgia" w:eastAsia="Georgia" w:hAnsi="Georgia"/>
+          <w:b/>
+          <w:bCs/>
+          <w:color w:val="1A1A1A"/>
           <w:sz w:val="21"/>
           <w:szCs w:val="21"/>
         </w:rPr>
@@ -239,8 +239,8 @@
       </w:r>
       <w:r>
         <w:rPr>
-          <w:rFonts w:ascii="Calibri" w:cs="Calibri" w:eastAsia="Calibri" w:hAnsi="Calibri"/>
-          <w:color w:val="1E2E2C"/>
+          <w:rFonts w:ascii="Georgia" w:cs="Georgia" w:eastAsia="Georgia" w:hAnsi="Georgia"/>
+          <w:color w:val="222222"/>
           <w:sz w:val="21"/>
           <w:szCs w:val="21"/>
         </w:rPr>
@@ -254,10 +254,10 @@
       </w:pPr>
       <w:r>
         <w:rPr>
-          <w:rFonts w:ascii="Calibri" w:cs="Calibri" w:eastAsia="Calibri" w:hAnsi="Calibri"/>
-          <w:b/>
-          <w:bCs/>
-          <w:color w:val="06302E"/>
+          <w:rFonts w:ascii="Georgia" w:cs="Georgia" w:eastAsia="Georgia" w:hAnsi="Georgia"/>
+          <w:b/>
+          <w:bCs/>
+          <w:color w:val="1A1A1A"/>
           <w:sz w:val="21"/>
           <w:szCs w:val="21"/>
         </w:rPr>
@@ -265,8 +265,8 @@
       </w:r>
       <w:r>
         <w:rPr>
-          <w:rFonts w:ascii="Calibri" w:cs="Calibri" w:eastAsia="Calibri" w:hAnsi="Calibri"/>
-          <w:color w:val="1E2E2C"/>
+          <w:rFonts w:ascii="Georgia" w:cs="Georgia" w:eastAsia="Georgia" w:hAnsi="Georgia"/>
+          <w:color w:val="222222"/>
           <w:sz w:val="21"/>
           <w:szCs w:val="21"/>
         </w:rPr>
@@ -280,10 +280,10 @@
       </w:pPr>
       <w:r>
         <w:rPr>
-          <w:rFonts w:ascii="Calibri" w:cs="Calibri" w:eastAsia="Calibri" w:hAnsi="Calibri"/>
-          <w:b/>
-          <w:bCs/>
-          <w:color w:val="06302E"/>
+          <w:rFonts w:ascii="Georgia" w:cs="Georgia" w:eastAsia="Georgia" w:hAnsi="Georgia"/>
+          <w:b/>
+          <w:bCs/>
+          <w:color w:val="1A1A1A"/>
           <w:sz w:val="21"/>
           <w:szCs w:val="21"/>
         </w:rPr>
@@ -291,8 +291,8 @@
       </w:r>
       <w:r>
         <w:rPr>
-          <w:rFonts w:ascii="Calibri" w:cs="Calibri" w:eastAsia="Calibri" w:hAnsi="Calibri"/>
-          <w:color w:val="1E2E2C"/>
+          <w:rFonts w:ascii="Georgia" w:cs="Georgia" w:eastAsia="Georgia" w:hAnsi="Georgia"/>
+          <w:color w:val="222222"/>
           <w:sz w:val="21"/>
           <w:szCs w:val="21"/>
         </w:rPr>
@@ -302,7 +302,7 @@
     <w:p>
       <w:pPr>
         <w:pBdr>
-          <w:bottom w:val="single" w:color="C9D6D3" w:sz="6"/>
+          <w:bottom w:val="single" w:color="C8C8C8" w:sz="6"/>
         </w:pBdr>
         <w:spacing w:after="200" w:before="200"/>
       </w:pPr>
@@ -311,16 +311,16 @@
       <w:pPr>
         <w:pStyle w:val="Heading2"/>
         <w:pBdr>
-          <w:bottom w:val="single" w:color="12B84F" w:sz="6"/>
+          <w:bottom w:val="single" w:color="8C8C8C" w:sz="6"/>
         </w:pBdr>
         <w:spacing w:after="130" w:before="320"/>
       </w:pPr>
       <w:r>
         <w:rPr>
-          <w:rFonts w:ascii="Calibri" w:cs="Calibri" w:eastAsia="Calibri" w:hAnsi="Calibri"/>
-          <w:b/>
-          <w:bCs/>
-          <w:color w:val="06302E"/>
+          <w:rFonts w:ascii="Georgia" w:cs="Georgia" w:eastAsia="Georgia" w:hAnsi="Georgia"/>
+          <w:b/>
+          <w:bCs/>
+          <w:color w:val="1A1A1A"/>
           <w:sz w:val="23"/>
           <w:szCs w:val="23"/>
         </w:rPr>
@@ -331,12 +331,12 @@
       <w:tblPr>
         <w:tblW w:type="dxa" w:w="9458"/>
         <w:tblBorders>
-          <w:top w:val="single" w:color="C9D6D3" w:sz="2"/>
-          <w:left w:val="single" w:color="C9D6D3" w:sz="2"/>
-          <w:bottom w:val="single" w:color="C9D6D3" w:sz="2"/>
-          <w:right w:val="single" w:color="C9D6D3" w:sz="2"/>
-          <w:insideH w:val="single" w:color="C9D6D3" w:sz="2"/>
-          <w:insideV w:val="single" w:color="C9D6D3" w:sz="2"/>
+          <w:top w:val="single" w:color="C8C8C8" w:sz="2"/>
+          <w:left w:val="single" w:color="C8C8C8" w:sz="2"/>
+          <w:bottom w:val="single" w:color="C8C8C8" w:sz="2"/>
+          <w:right w:val="single" w:color="C8C8C8" w:sz="2"/>
+          <w:insideH w:val="single" w:color="C8C8C8" w:sz="2"/>
+          <w:insideV w:val="single" w:color="C8C8C8" w:sz="2"/>
         </w:tblBorders>
       </w:tblPr>
       <w:tblGrid>
@@ -350,24 +350,24 @@
         <w:tc>
           <w:tcPr>
             <w:tcW w:type="dxa" w:w="4351"/>
-            <w:shd w:fill="EEF4F2" w:val="clear"/>
-            <w:tcMar>
-              <w:top w:type="dxa" w:w="90"/>
-              <w:left w:type="dxa" w:w="130"/>
-              <w:bottom w:type="dxa" w:w="90"/>
-              <w:right w:type="dxa" w:w="130"/>
-            </w:tcMar>
-          </w:tcPr>
-          <w:p>
-            <w:pPr>
-              <w:spacing w:after="0" w:line="250"/>
-            </w:pPr>
-            <w:r>
-              <w:rPr>
-                <w:rFonts w:ascii="Calibri" w:cs="Calibri" w:eastAsia="Calibri" w:hAnsi="Calibri"/>
+            <w:shd w:fill="F2F2F2" w:val="clear"/>
+            <w:tcMar>
+              <w:top w:type="dxa" w:w="90"/>
+              <w:left w:type="dxa" w:w="130"/>
+              <w:bottom w:type="dxa" w:w="90"/>
+              <w:right w:type="dxa" w:w="130"/>
+            </w:tcMar>
+          </w:tcPr>
+          <w:p>
+            <w:pPr>
+              <w:spacing w:after="0" w:line="250"/>
+            </w:pPr>
+            <w:r>
+              <w:rPr>
+                <w:rFonts w:ascii="Georgia" w:cs="Georgia" w:eastAsia="Georgia" w:hAnsi="Georgia"/>
                 <w:b/>
                 <w:bCs/>
-                <w:color w:val="06302E"/>
+                <w:color w:val="1A1A1A"/>
                 <w:sz w:val="20"/>
                 <w:szCs w:val="20"/>
               </w:rPr>
@@ -378,24 +378,24 @@
         <w:tc>
           <w:tcPr>
             <w:tcW w:type="dxa" w:w="5107"/>
-            <w:shd w:fill="EEF4F2" w:val="clear"/>
-            <w:tcMar>
-              <w:top w:type="dxa" w:w="90"/>
-              <w:left w:type="dxa" w:w="130"/>
-              <w:bottom w:type="dxa" w:w="90"/>
-              <w:right w:type="dxa" w:w="130"/>
-            </w:tcMar>
-          </w:tcPr>
-          <w:p>
-            <w:pPr>
-              <w:spacing w:after="0" w:line="250"/>
-            </w:pPr>
-            <w:r>
-              <w:rPr>
-                <w:rFonts w:ascii="Calibri" w:cs="Calibri" w:eastAsia="Calibri" w:hAnsi="Calibri"/>
+            <w:shd w:fill="F2F2F2" w:val="clear"/>
+            <w:tcMar>
+              <w:top w:type="dxa" w:w="90"/>
+              <w:left w:type="dxa" w:w="130"/>
+              <w:bottom w:type="dxa" w:w="90"/>
+              <w:right w:type="dxa" w:w="130"/>
+            </w:tcMar>
+          </w:tcPr>
+          <w:p>
+            <w:pPr>
+              <w:spacing w:after="0" w:line="250"/>
+            </w:pPr>
+            <w:r>
+              <w:rPr>
+                <w:rFonts w:ascii="Georgia" w:cs="Georgia" w:eastAsia="Georgia" w:hAnsi="Georgia"/>
                 <w:b/>
                 <w:bCs/>
-                <w:color w:val="06302E"/>
+                <w:color w:val="1A1A1A"/>
                 <w:sz w:val="20"/>
                 <w:szCs w:val="20"/>
               </w:rPr>
@@ -424,8 +424,8 @@
             </w:pPr>
             <w:r>
               <w:rPr>
-                <w:rFonts w:ascii="Calibri" w:cs="Calibri" w:eastAsia="Calibri" w:hAnsi="Calibri"/>
-                <w:color w:val="1E2E2C"/>
+                <w:rFonts w:ascii="Georgia" w:cs="Georgia" w:eastAsia="Georgia" w:hAnsi="Georgia"/>
+                <w:color w:val="222222"/>
                 <w:sz w:val="20"/>
                 <w:szCs w:val="20"/>
               </w:rPr>
@@ -449,11 +449,11 @@
             </w:pPr>
             <w:r>
               <w:rPr>
-                <w:rFonts w:ascii="Calibri" w:cs="Calibri" w:eastAsia="Calibri" w:hAnsi="Calibri"/>
-                <w:color w:val="1E2E2C"/>
-                <w:sz w:val="20"/>
-                <w:szCs w:val="20"/>
-                <w:shd w:fill="FFF4D6" w:val="clear"/>
+                <w:rFonts w:ascii="Georgia" w:cs="Georgia" w:eastAsia="Georgia" w:hAnsi="Georgia"/>
+                <w:color w:val="222222"/>
+                <w:sz w:val="20"/>
+                <w:szCs w:val="20"/>
+                <w:shd w:fill="ECECEC" w:val="clear"/>
               </w:rPr>
               <w:t xml:space="preserve">[FULL NAME]</w:t>
             </w:r>
@@ -480,8 +480,8 @@
             </w:pPr>
             <w:r>
               <w:rPr>
-                <w:rFonts w:ascii="Calibri" w:cs="Calibri" w:eastAsia="Calibri" w:hAnsi="Calibri"/>
-                <w:color w:val="1E2E2C"/>
+                <w:rFonts w:ascii="Georgia" w:cs="Georgia" w:eastAsia="Georgia" w:hAnsi="Georgia"/>
+                <w:color w:val="222222"/>
                 <w:sz w:val="20"/>
                 <w:szCs w:val="20"/>
               </w:rPr>
@@ -505,11 +505,11 @@
             </w:pPr>
             <w:r>
               <w:rPr>
-                <w:rFonts w:ascii="Calibri" w:cs="Calibri" w:eastAsia="Calibri" w:hAnsi="Calibri"/>
-                <w:color w:val="1E2E2C"/>
-                <w:sz w:val="20"/>
-                <w:szCs w:val="20"/>
-                <w:shd w:fill="FFF4D6" w:val="clear"/>
+                <w:rFonts w:ascii="Georgia" w:cs="Georgia" w:eastAsia="Georgia" w:hAnsi="Georgia"/>
+                <w:color w:val="222222"/>
+                <w:sz w:val="20"/>
+                <w:szCs w:val="20"/>
+                <w:shd w:fill="ECECEC" w:val="clear"/>
               </w:rPr>
               <w:t xml:space="preserve">[ID NUMBER]</w:t>
             </w:r>
@@ -536,8 +536,8 @@
             </w:pPr>
             <w:r>
               <w:rPr>
-                <w:rFonts w:ascii="Calibri" w:cs="Calibri" w:eastAsia="Calibri" w:hAnsi="Calibri"/>
-                <w:color w:val="1E2E2C"/>
+                <w:rFonts w:ascii="Georgia" w:cs="Georgia" w:eastAsia="Georgia" w:hAnsi="Georgia"/>
+                <w:color w:val="222222"/>
                 <w:sz w:val="20"/>
                 <w:szCs w:val="20"/>
               </w:rPr>
@@ -561,8 +561,8 @@
             </w:pPr>
             <w:r>
               <w:rPr>
-                <w:rFonts w:ascii="Calibri" w:cs="Calibri" w:eastAsia="Calibri" w:hAnsi="Calibri"/>
-                <w:color w:val="1E2E2C"/>
+                <w:rFonts w:ascii="Georgia" w:cs="Georgia" w:eastAsia="Georgia" w:hAnsi="Georgia"/>
+                <w:color w:val="222222"/>
                 <w:sz w:val="20"/>
                 <w:szCs w:val="20"/>
               </w:rPr>
@@ -591,8 +591,8 @@
             </w:pPr>
             <w:r>
               <w:rPr>
-                <w:rFonts w:ascii="Calibri" w:cs="Calibri" w:eastAsia="Calibri" w:hAnsi="Calibri"/>
-                <w:color w:val="1E2E2C"/>
+                <w:rFonts w:ascii="Georgia" w:cs="Georgia" w:eastAsia="Georgia" w:hAnsi="Georgia"/>
+                <w:color w:val="222222"/>
                 <w:sz w:val="20"/>
                 <w:szCs w:val="20"/>
               </w:rPr>
@@ -616,11 +616,11 @@
             </w:pPr>
             <w:r>
               <w:rPr>
-                <w:rFonts w:ascii="Calibri" w:cs="Calibri" w:eastAsia="Calibri" w:hAnsi="Calibri"/>
-                <w:color w:val="1E2E2C"/>
-                <w:sz w:val="20"/>
-                <w:szCs w:val="20"/>
-                <w:shd w:fill="FFF4D6" w:val="clear"/>
+                <w:rFonts w:ascii="Georgia" w:cs="Georgia" w:eastAsia="Georgia" w:hAnsi="Georgia"/>
+                <w:color w:val="222222"/>
+                <w:sz w:val="20"/>
+                <w:szCs w:val="20"/>
+                <w:shd w:fill="ECECEC" w:val="clear"/>
               </w:rPr>
               <w:t xml:space="preserve">[STREET ADDRESS, TOWN]</w:t>
             </w:r>
@@ -647,8 +647,8 @@
             </w:pPr>
             <w:r>
               <w:rPr>
-                <w:rFonts w:ascii="Calibri" w:cs="Calibri" w:eastAsia="Calibri" w:hAnsi="Calibri"/>
-                <w:color w:val="1E2E2C"/>
+                <w:rFonts w:ascii="Georgia" w:cs="Georgia" w:eastAsia="Georgia" w:hAnsi="Georgia"/>
+                <w:color w:val="222222"/>
                 <w:sz w:val="20"/>
                 <w:szCs w:val="20"/>
               </w:rPr>
@@ -672,11 +672,11 @@
             </w:pPr>
             <w:r>
               <w:rPr>
-                <w:rFonts w:ascii="Calibri" w:cs="Calibri" w:eastAsia="Calibri" w:hAnsi="Calibri"/>
-                <w:color w:val="1E2E2C"/>
-                <w:sz w:val="20"/>
-                <w:szCs w:val="20"/>
-                <w:shd w:fill="FFF4D6" w:val="clear"/>
+                <w:rFonts w:ascii="Georgia" w:cs="Georgia" w:eastAsia="Georgia" w:hAnsi="Georgia"/>
+                <w:color w:val="222222"/>
+                <w:sz w:val="20"/>
+                <w:szCs w:val="20"/>
+                <w:shd w:fill="ECECEC" w:val="clear"/>
               </w:rPr>
               <w:t xml:space="preserve">[APPLICATION NO.]</w:t>
             </w:r>
@@ -703,8 +703,8 @@
             </w:pPr>
             <w:r>
               <w:rPr>
-                <w:rFonts w:ascii="Calibri" w:cs="Calibri" w:eastAsia="Calibri" w:hAnsi="Calibri"/>
-                <w:color w:val="1E2E2C"/>
+                <w:rFonts w:ascii="Georgia" w:cs="Georgia" w:eastAsia="Georgia" w:hAnsi="Georgia"/>
+                <w:color w:val="222222"/>
                 <w:sz w:val="20"/>
                 <w:szCs w:val="20"/>
               </w:rPr>
@@ -728,11 +728,11 @@
             </w:pPr>
             <w:r>
               <w:rPr>
-                <w:rFonts w:ascii="Calibri" w:cs="Calibri" w:eastAsia="Calibri" w:hAnsi="Calibri"/>
-                <w:color w:val="1E2E2C"/>
-                <w:sz w:val="20"/>
-                <w:szCs w:val="20"/>
-                <w:shd w:fill="FFF4D6" w:val="clear"/>
+                <w:rFonts w:ascii="Georgia" w:cs="Georgia" w:eastAsia="Georgia" w:hAnsi="Georgia"/>
+                <w:color w:val="222222"/>
+                <w:sz w:val="20"/>
+                <w:szCs w:val="20"/>
+                <w:shd w:fill="ECECEC" w:val="clear"/>
               </w:rPr>
               <w:t xml:space="preserve">[OFFICER FULL NAME]</w:t>
             </w:r>
@@ -748,7 +748,7 @@
     <w:p>
       <w:pPr>
         <w:pBdr>
-          <w:bottom w:val="single" w:color="C9D6D3" w:sz="6"/>
+          <w:bottom w:val="single" w:color="C8C8C8" w:sz="6"/>
         </w:pBdr>
         <w:spacing w:after="200" w:before="200"/>
       </w:pPr>
@@ -757,16 +757,16 @@
       <w:pPr>
         <w:pStyle w:val="Heading2"/>
         <w:pBdr>
-          <w:bottom w:val="single" w:color="12B84F" w:sz="6"/>
+          <w:bottom w:val="single" w:color="8C8C8C" w:sz="6"/>
         </w:pBdr>
         <w:spacing w:after="130" w:before="320"/>
       </w:pPr>
       <w:r>
         <w:rPr>
-          <w:rFonts w:ascii="Calibri" w:cs="Calibri" w:eastAsia="Calibri" w:hAnsi="Calibri"/>
-          <w:b/>
-          <w:bCs/>
-          <w:color w:val="06302E"/>
+          <w:rFonts w:ascii="Georgia" w:cs="Georgia" w:eastAsia="Georgia" w:hAnsi="Georgia"/>
+          <w:b/>
+          <w:bCs/>
+          <w:color w:val="1A1A1A"/>
           <w:sz w:val="23"/>
           <w:szCs w:val="23"/>
         </w:rPr>
@@ -777,12 +777,12 @@
       <w:tblPr>
         <w:tblW w:type="dxa" w:w="9458"/>
         <w:tblBorders>
-          <w:top w:val="single" w:color="C9D6D3" w:sz="2"/>
-          <w:left w:val="single" w:color="C9D6D3" w:sz="2"/>
-          <w:bottom w:val="single" w:color="C9D6D3" w:sz="2"/>
-          <w:right w:val="single" w:color="C9D6D3" w:sz="2"/>
-          <w:insideH w:val="single" w:color="C9D6D3" w:sz="2"/>
-          <w:insideV w:val="single" w:color="C9D6D3" w:sz="2"/>
+          <w:top w:val="single" w:color="C8C8C8" w:sz="2"/>
+          <w:left w:val="single" w:color="C8C8C8" w:sz="2"/>
+          <w:bottom w:val="single" w:color="C8C8C8" w:sz="2"/>
+          <w:right w:val="single" w:color="C8C8C8" w:sz="2"/>
+          <w:insideH w:val="single" w:color="C8C8C8" w:sz="2"/>
+          <w:insideV w:val="single" w:color="C8C8C8" w:sz="2"/>
         </w:tblBorders>
       </w:tblPr>
       <w:tblGrid>
@@ -796,24 +796,24 @@
         <w:tc>
           <w:tcPr>
             <w:tcW w:type="dxa" w:w="4351"/>
-            <w:shd w:fill="EEF4F2" w:val="clear"/>
-            <w:tcMar>
-              <w:top w:type="dxa" w:w="90"/>
-              <w:left w:type="dxa" w:w="130"/>
-              <w:bottom w:type="dxa" w:w="90"/>
-              <w:right w:type="dxa" w:w="130"/>
-            </w:tcMar>
-          </w:tcPr>
-          <w:p>
-            <w:pPr>
-              <w:spacing w:after="0" w:line="250"/>
-            </w:pPr>
-            <w:r>
-              <w:rPr>
-                <w:rFonts w:ascii="Calibri" w:cs="Calibri" w:eastAsia="Calibri" w:hAnsi="Calibri"/>
+            <w:shd w:fill="F2F2F2" w:val="clear"/>
+            <w:tcMar>
+              <w:top w:type="dxa" w:w="90"/>
+              <w:left w:type="dxa" w:w="130"/>
+              <w:bottom w:type="dxa" w:w="90"/>
+              <w:right w:type="dxa" w:w="130"/>
+            </w:tcMar>
+          </w:tcPr>
+          <w:p>
+            <w:pPr>
+              <w:spacing w:after="0" w:line="250"/>
+            </w:pPr>
+            <w:r>
+              <w:rPr>
+                <w:rFonts w:ascii="Georgia" w:cs="Georgia" w:eastAsia="Georgia" w:hAnsi="Georgia"/>
                 <w:b/>
                 <w:bCs/>
-                <w:color w:val="06302E"/>
+                <w:color w:val="1A1A1A"/>
                 <w:sz w:val="20"/>
                 <w:szCs w:val="20"/>
               </w:rPr>
@@ -824,24 +824,24 @@
         <w:tc>
           <w:tcPr>
             <w:tcW w:type="dxa" w:w="5107"/>
-            <w:shd w:fill="EEF4F2" w:val="clear"/>
-            <w:tcMar>
-              <w:top w:type="dxa" w:w="90"/>
-              <w:left w:type="dxa" w:w="130"/>
-              <w:bottom w:type="dxa" w:w="90"/>
-              <w:right w:type="dxa" w:w="130"/>
-            </w:tcMar>
-          </w:tcPr>
-          <w:p>
-            <w:pPr>
-              <w:spacing w:after="0" w:line="250"/>
-            </w:pPr>
-            <w:r>
-              <w:rPr>
-                <w:rFonts w:ascii="Calibri" w:cs="Calibri" w:eastAsia="Calibri" w:hAnsi="Calibri"/>
+            <w:shd w:fill="F2F2F2" w:val="clear"/>
+            <w:tcMar>
+              <w:top w:type="dxa" w:w="90"/>
+              <w:left w:type="dxa" w:w="130"/>
+              <w:bottom w:type="dxa" w:w="90"/>
+              <w:right w:type="dxa" w:w="130"/>
+            </w:tcMar>
+          </w:tcPr>
+          <w:p>
+            <w:pPr>
+              <w:spacing w:after="0" w:line="250"/>
+            </w:pPr>
+            <w:r>
+              <w:rPr>
+                <w:rFonts w:ascii="Georgia" w:cs="Georgia" w:eastAsia="Georgia" w:hAnsi="Georgia"/>
                 <w:b/>
                 <w:bCs/>
-                <w:color w:val="06302E"/>
+                <w:color w:val="1A1A1A"/>
                 <w:sz w:val="20"/>
                 <w:szCs w:val="20"/>
               </w:rPr>
@@ -870,8 +870,8 @@
             </w:pPr>
             <w:r>
               <w:rPr>
-                <w:rFonts w:ascii="Calibri" w:cs="Calibri" w:eastAsia="Calibri" w:hAnsi="Calibri"/>
-                <w:color w:val="1E2E2C"/>
+                <w:rFonts w:ascii="Georgia" w:cs="Georgia" w:eastAsia="Georgia" w:hAnsi="Georgia"/>
+                <w:color w:val="222222"/>
                 <w:sz w:val="20"/>
                 <w:szCs w:val="20"/>
               </w:rPr>
@@ -895,8 +895,8 @@
             </w:pPr>
             <w:r>
               <w:rPr>
-                <w:rFonts w:ascii="Calibri" w:cs="Calibri" w:eastAsia="Calibri" w:hAnsi="Calibri"/>
-                <w:color w:val="1E2E2C"/>
+                <w:rFonts w:ascii="Georgia" w:cs="Georgia" w:eastAsia="Georgia" w:hAnsi="Georgia"/>
+                <w:color w:val="222222"/>
                 <w:sz w:val="20"/>
                 <w:szCs w:val="20"/>
               </w:rPr>
@@ -925,8 +925,8 @@
             </w:pPr>
             <w:r>
               <w:rPr>
-                <w:rFonts w:ascii="Calibri" w:cs="Calibri" w:eastAsia="Calibri" w:hAnsi="Calibri"/>
-                <w:color w:val="1E2E2C"/>
+                <w:rFonts w:ascii="Georgia" w:cs="Georgia" w:eastAsia="Georgia" w:hAnsi="Georgia"/>
+                <w:color w:val="222222"/>
                 <w:sz w:val="20"/>
                 <w:szCs w:val="20"/>
               </w:rPr>
@@ -950,8 +950,8 @@
             </w:pPr>
             <w:r>
               <w:rPr>
-                <w:rFonts w:ascii="Calibri" w:cs="Calibri" w:eastAsia="Calibri" w:hAnsi="Calibri"/>
-                <w:color w:val="1E2E2C"/>
+                <w:rFonts w:ascii="Georgia" w:cs="Georgia" w:eastAsia="Georgia" w:hAnsi="Georgia"/>
+                <w:color w:val="222222"/>
                 <w:sz w:val="20"/>
                 <w:szCs w:val="20"/>
               </w:rPr>
@@ -959,8 +959,8 @@
             </w:r>
             <w:r>
               <w:rPr>
-                <w:rFonts w:ascii="Calibri" w:cs="Calibri" w:eastAsia="Calibri" w:hAnsi="Calibri"/>
-                <w:color w:val="1E2E2C"/>
+                <w:rFonts w:ascii="Georgia" w:cs="Georgia" w:eastAsia="Georgia" w:hAnsi="Georgia"/>
+                <w:color w:val="222222"/>
                 <w:sz w:val="20"/>
                 <w:szCs w:val="20"/>
               </w:rPr>
@@ -989,8 +989,8 @@
             </w:pPr>
             <w:r>
               <w:rPr>
-                <w:rFonts w:ascii="Calibri" w:cs="Calibri" w:eastAsia="Calibri" w:hAnsi="Calibri"/>
-                <w:color w:val="1E2E2C"/>
+                <w:rFonts w:ascii="Georgia" w:cs="Georgia" w:eastAsia="Georgia" w:hAnsi="Georgia"/>
+                <w:color w:val="222222"/>
                 <w:sz w:val="20"/>
                 <w:szCs w:val="20"/>
               </w:rPr>
@@ -1011,12 +1011,11 @@
           <w:p>
             <w:pPr>
               <w:spacing w:after="0" w:line="250"/>
-              <w:jc w:val="right"/>
-            </w:pPr>
-            <w:r>
-              <w:rPr>
-                <w:rFonts w:ascii="Calibri" w:cs="Calibri" w:eastAsia="Calibri" w:hAnsi="Calibri"/>
-                <w:color w:val="1E2E2C"/>
+            </w:pPr>
+            <w:r>
+              <w:rPr>
+                <w:rFonts w:ascii="Georgia" w:cs="Georgia" w:eastAsia="Georgia" w:hAnsi="Georgia"/>
+                <w:color w:val="222222"/>
                 <w:sz w:val="20"/>
                 <w:szCs w:val="20"/>
               </w:rPr>
@@ -1045,8 +1044,8 @@
             </w:pPr>
             <w:r>
               <w:rPr>
-                <w:rFonts w:ascii="Calibri" w:cs="Calibri" w:eastAsia="Calibri" w:hAnsi="Calibri"/>
-                <w:color w:val="1E2E2C"/>
+                <w:rFonts w:ascii="Georgia" w:cs="Georgia" w:eastAsia="Georgia" w:hAnsi="Georgia"/>
+                <w:color w:val="222222"/>
                 <w:sz w:val="20"/>
                 <w:szCs w:val="20"/>
               </w:rPr>
@@ -1070,11 +1069,11 @@
             </w:pPr>
             <w:r>
               <w:rPr>
-                <w:rFonts w:ascii="Calibri" w:cs="Calibri" w:eastAsia="Calibri" w:hAnsi="Calibri"/>
-                <w:color w:val="1E2E2C"/>
-                <w:sz w:val="20"/>
-                <w:szCs w:val="20"/>
-                <w:shd w:fill="FFF4D6" w:val="clear"/>
+                <w:rFonts w:ascii="Georgia" w:cs="Georgia" w:eastAsia="Georgia" w:hAnsi="Georgia"/>
+                <w:color w:val="222222"/>
+                <w:sz w:val="20"/>
+                <w:szCs w:val="20"/>
+                <w:shd w:fill="ECECEC" w:val="clear"/>
               </w:rPr>
               <w:t xml:space="preserve">[DD / MM / YYYY]</w:t>
             </w:r>
@@ -1101,8 +1100,8 @@
             </w:pPr>
             <w:r>
               <w:rPr>
-                <w:rFonts w:ascii="Calibri" w:cs="Calibri" w:eastAsia="Calibri" w:hAnsi="Calibri"/>
-                <w:color w:val="1E2E2C"/>
+                <w:rFonts w:ascii="Georgia" w:cs="Georgia" w:eastAsia="Georgia" w:hAnsi="Georgia"/>
+                <w:color w:val="222222"/>
                 <w:sz w:val="20"/>
                 <w:szCs w:val="20"/>
               </w:rPr>
@@ -1126,11 +1125,11 @@
             </w:pPr>
             <w:r>
               <w:rPr>
-                <w:rFonts w:ascii="Calibri" w:cs="Calibri" w:eastAsia="Calibri" w:hAnsi="Calibri"/>
-                <w:color w:val="1E2E2C"/>
-                <w:sz w:val="20"/>
-                <w:szCs w:val="20"/>
-                <w:shd w:fill="FFF4D6" w:val="clear"/>
+                <w:rFonts w:ascii="Georgia" w:cs="Georgia" w:eastAsia="Georgia" w:hAnsi="Georgia"/>
+                <w:color w:val="222222"/>
+                <w:sz w:val="20"/>
+                <w:szCs w:val="20"/>
+                <w:shd w:fill="ECECEC" w:val="clear"/>
               </w:rPr>
               <w:t xml:space="preserve">[DD / MM / YYYY]</w:t>
             </w:r>
@@ -1157,8 +1156,8 @@
             </w:pPr>
             <w:r>
               <w:rPr>
-                <w:rFonts w:ascii="Calibri" w:cs="Calibri" w:eastAsia="Calibri" w:hAnsi="Calibri"/>
-                <w:color w:val="1E2E2C"/>
+                <w:rFonts w:ascii="Georgia" w:cs="Georgia" w:eastAsia="Georgia" w:hAnsi="Georgia"/>
+                <w:color w:val="222222"/>
                 <w:sz w:val="20"/>
                 <w:szCs w:val="20"/>
               </w:rPr>
@@ -1182,18 +1181,18 @@
             </w:pPr>
             <w:r>
               <w:rPr>
-                <w:rFonts w:ascii="Calibri" w:cs="Calibri" w:eastAsia="Calibri" w:hAnsi="Calibri"/>
-                <w:color w:val="1E2E2C"/>
-                <w:sz w:val="20"/>
-                <w:szCs w:val="20"/>
-                <w:shd w:fill="FFF4D6" w:val="clear"/>
+                <w:rFonts w:ascii="Georgia" w:cs="Georgia" w:eastAsia="Georgia" w:hAnsi="Georgia"/>
+                <w:color w:val="222222"/>
+                <w:sz w:val="20"/>
+                <w:szCs w:val="20"/>
+                <w:shd w:fill="ECECEC" w:val="clear"/>
               </w:rPr>
               <w:t xml:space="preserve">[NUMBER]</w:t>
             </w:r>
             <w:r>
               <w:rPr>
-                <w:rFonts w:ascii="Calibri" w:cs="Calibri" w:eastAsia="Calibri" w:hAnsi="Calibri"/>
-                <w:color w:val="1E2E2C"/>
+                <w:rFonts w:ascii="Georgia" w:cs="Georgia" w:eastAsia="Georgia" w:hAnsi="Georgia"/>
+                <w:color w:val="222222"/>
                 <w:sz w:val="20"/>
                 <w:szCs w:val="20"/>
               </w:rPr>
@@ -1222,8 +1221,8 @@
             </w:pPr>
             <w:r>
               <w:rPr>
-                <w:rFonts w:ascii="Calibri" w:cs="Calibri" w:eastAsia="Calibri" w:hAnsi="Calibri"/>
-                <w:color w:val="1E2E2C"/>
+                <w:rFonts w:ascii="Georgia" w:cs="Georgia" w:eastAsia="Georgia" w:hAnsi="Georgia"/>
+                <w:color w:val="222222"/>
                 <w:sz w:val="20"/>
                 <w:szCs w:val="20"/>
               </w:rPr>
@@ -1247,11 +1246,11 @@
             </w:pPr>
             <w:r>
               <w:rPr>
-                <w:rFonts w:ascii="Calibri" w:cs="Calibri" w:eastAsia="Calibri" w:hAnsi="Calibri"/>
-                <w:color w:val="1E2E2C"/>
-                <w:sz w:val="20"/>
-                <w:szCs w:val="20"/>
-                <w:shd w:fill="FFF4D6" w:val="clear"/>
+                <w:rFonts w:ascii="Georgia" w:cs="Georgia" w:eastAsia="Georgia" w:hAnsi="Georgia"/>
+                <w:color w:val="222222"/>
+                <w:sz w:val="20"/>
+                <w:szCs w:val="20"/>
+                <w:shd w:fill="ECECEC" w:val="clear"/>
               </w:rPr>
               <w:t xml:space="preserve">[CASH / BANK TRANSFER TO YOUR ACCOUNT]</w:t>
             </w:r>
@@ -1278,8 +1277,8 @@
             </w:pPr>
             <w:r>
               <w:rPr>
-                <w:rFonts w:ascii="Calibri" w:cs="Calibri" w:eastAsia="Calibri" w:hAnsi="Calibri"/>
-                <w:color w:val="1E2E2C"/>
+                <w:rFonts w:ascii="Georgia" w:cs="Georgia" w:eastAsia="Georgia" w:hAnsi="Georgia"/>
+                <w:color w:val="222222"/>
                 <w:sz w:val="20"/>
                 <w:szCs w:val="20"/>
               </w:rPr>
@@ -1303,11 +1302,11 @@
             </w:pPr>
             <w:r>
               <w:rPr>
-                <w:rFonts w:ascii="Calibri" w:cs="Calibri" w:eastAsia="Calibri" w:hAnsi="Calibri"/>
-                <w:color w:val="1E2E2C"/>
-                <w:sz w:val="20"/>
-                <w:szCs w:val="20"/>
-                <w:shd w:fill="FFF4D6" w:val="clear"/>
+                <w:rFonts w:ascii="Georgia" w:cs="Georgia" w:eastAsia="Georgia" w:hAnsi="Georgia"/>
+                <w:color w:val="222222"/>
+                <w:sz w:val="20"/>
+                <w:szCs w:val="20"/>
+                <w:shd w:fill="ECECEC" w:val="clear"/>
               </w:rPr>
               <w:t xml:space="preserve">[CASH AT OUR OFFICE / BANK TRANSFER (EFT) / DEBIT ORDER]</w:t>
             </w:r>
@@ -1323,7 +1322,7 @@
     <w:p>
       <w:pPr>
         <w:pBdr>
-          <w:bottom w:val="single" w:color="C9D6D3" w:sz="6"/>
+          <w:bottom w:val="single" w:color="C8C8C8" w:sz="6"/>
         </w:pBdr>
         <w:spacing w:after="200" w:before="200"/>
       </w:pPr>
@@ -1332,16 +1331,16 @@
       <w:pPr>
         <w:pStyle w:val="Heading2"/>
         <w:pBdr>
-          <w:bottom w:val="single" w:color="12B84F" w:sz="6"/>
+          <w:bottom w:val="single" w:color="8C8C8C" w:sz="6"/>
         </w:pBdr>
         <w:spacing w:after="130" w:before="320"/>
       </w:pPr>
       <w:r>
         <w:rPr>
-          <w:rFonts w:ascii="Calibri" w:cs="Calibri" w:eastAsia="Calibri" w:hAnsi="Calibri"/>
-          <w:b/>
-          <w:bCs/>
-          <w:color w:val="06302E"/>
+          <w:rFonts w:ascii="Georgia" w:cs="Georgia" w:eastAsia="Georgia" w:hAnsi="Georgia"/>
+          <w:b/>
+          <w:bCs/>
+          <w:color w:val="1A1A1A"/>
           <w:sz w:val="23"/>
           <w:szCs w:val="23"/>
         </w:rPr>
@@ -1354,8 +1353,8 @@
       </w:pPr>
       <w:r>
         <w:rPr>
-          <w:rFonts w:ascii="Calibri" w:cs="Calibri" w:eastAsia="Calibri" w:hAnsi="Calibri"/>
-          <w:color w:val="1E2E2C"/>
+          <w:rFonts w:ascii="Georgia" w:cs="Georgia" w:eastAsia="Georgia" w:hAnsi="Georgia"/>
+          <w:color w:val="222222"/>
           <w:sz w:val="21"/>
           <w:szCs w:val="21"/>
         </w:rPr>
@@ -1366,12 +1365,12 @@
       <w:tblPr>
         <w:tblW w:type="dxa" w:w="9458"/>
         <w:tblBorders>
-          <w:top w:val="single" w:color="C9D6D3" w:sz="2"/>
-          <w:left w:val="single" w:color="C9D6D3" w:sz="2"/>
-          <w:bottom w:val="single" w:color="C9D6D3" w:sz="2"/>
-          <w:right w:val="single" w:color="C9D6D3" w:sz="2"/>
-          <w:insideH w:val="single" w:color="C9D6D3" w:sz="2"/>
-          <w:insideV w:val="single" w:color="C9D6D3" w:sz="2"/>
+          <w:top w:val="single" w:color="C8C8C8" w:sz="2"/>
+          <w:left w:val="single" w:color="C8C8C8" w:sz="2"/>
+          <w:bottom w:val="single" w:color="C8C8C8" w:sz="2"/>
+          <w:right w:val="single" w:color="C8C8C8" w:sz="2"/>
+          <w:insideH w:val="single" w:color="C8C8C8" w:sz="2"/>
+          <w:insideV w:val="single" w:color="C8C8C8" w:sz="2"/>
         </w:tblBorders>
       </w:tblPr>
       <w:tblGrid>
@@ -1386,24 +1385,24 @@
         <w:tc>
           <w:tcPr>
             <w:tcW w:type="dxa" w:w="3216"/>
-            <w:shd w:fill="EEF4F2" w:val="clear"/>
-            <w:tcMar>
-              <w:top w:type="dxa" w:w="90"/>
-              <w:left w:type="dxa" w:w="130"/>
-              <w:bottom w:type="dxa" w:w="90"/>
-              <w:right w:type="dxa" w:w="130"/>
-            </w:tcMar>
-          </w:tcPr>
-          <w:p>
-            <w:pPr>
-              <w:spacing w:after="0" w:line="250"/>
-            </w:pPr>
-            <w:r>
-              <w:rPr>
-                <w:rFonts w:ascii="Calibri" w:cs="Calibri" w:eastAsia="Calibri" w:hAnsi="Calibri"/>
+            <w:shd w:fill="F2F2F2" w:val="clear"/>
+            <w:tcMar>
+              <w:top w:type="dxa" w:w="90"/>
+              <w:left w:type="dxa" w:w="130"/>
+              <w:bottom w:type="dxa" w:w="90"/>
+              <w:right w:type="dxa" w:w="130"/>
+            </w:tcMar>
+          </w:tcPr>
+          <w:p>
+            <w:pPr>
+              <w:spacing w:after="0" w:line="250"/>
+            </w:pPr>
+            <w:r>
+              <w:rPr>
+                <w:rFonts w:ascii="Georgia" w:cs="Georgia" w:eastAsia="Georgia" w:hAnsi="Georgia"/>
                 <w:b/>
                 <w:bCs/>
-                <w:color w:val="06302E"/>
+                <w:color w:val="1A1A1A"/>
                 <w:sz w:val="20"/>
                 <w:szCs w:val="20"/>
               </w:rPr>
@@ -1414,24 +1413,24 @@
         <w:tc>
           <w:tcPr>
             <w:tcW w:type="dxa" w:w="3121"/>
-            <w:shd w:fill="EEF4F2" w:val="clear"/>
-            <w:tcMar>
-              <w:top w:type="dxa" w:w="90"/>
-              <w:left w:type="dxa" w:w="130"/>
-              <w:bottom w:type="dxa" w:w="90"/>
-              <w:right w:type="dxa" w:w="130"/>
-            </w:tcMar>
-          </w:tcPr>
-          <w:p>
-            <w:pPr>
-              <w:spacing w:after="0" w:line="250"/>
-            </w:pPr>
-            <w:r>
-              <w:rPr>
-                <w:rFonts w:ascii="Calibri" w:cs="Calibri" w:eastAsia="Calibri" w:hAnsi="Calibri"/>
+            <w:shd w:fill="F2F2F2" w:val="clear"/>
+            <w:tcMar>
+              <w:top w:type="dxa" w:w="90"/>
+              <w:left w:type="dxa" w:w="130"/>
+              <w:bottom w:type="dxa" w:w="90"/>
+              <w:right w:type="dxa" w:w="130"/>
+            </w:tcMar>
+          </w:tcPr>
+          <w:p>
+            <w:pPr>
+              <w:spacing w:after="0" w:line="250"/>
+            </w:pPr>
+            <w:r>
+              <w:rPr>
+                <w:rFonts w:ascii="Georgia" w:cs="Georgia" w:eastAsia="Georgia" w:hAnsi="Georgia"/>
                 <w:b/>
                 <w:bCs/>
-                <w:color w:val="06302E"/>
+                <w:color w:val="1A1A1A"/>
                 <w:sz w:val="20"/>
                 <w:szCs w:val="20"/>
               </w:rPr>
@@ -1442,24 +1441,24 @@
         <w:tc>
           <w:tcPr>
             <w:tcW w:type="dxa" w:w="3121"/>
-            <w:shd w:fill="EEF4F2" w:val="clear"/>
-            <w:tcMar>
-              <w:top w:type="dxa" w:w="90"/>
-              <w:left w:type="dxa" w:w="130"/>
-              <w:bottom w:type="dxa" w:w="90"/>
-              <w:right w:type="dxa" w:w="130"/>
-            </w:tcMar>
-          </w:tcPr>
-          <w:p>
-            <w:pPr>
-              <w:spacing w:after="0" w:line="250"/>
-            </w:pPr>
-            <w:r>
-              <w:rPr>
-                <w:rFonts w:ascii="Calibri" w:cs="Calibri" w:eastAsia="Calibri" w:hAnsi="Calibri"/>
+            <w:shd w:fill="F2F2F2" w:val="clear"/>
+            <w:tcMar>
+              <w:top w:type="dxa" w:w="90"/>
+              <w:left w:type="dxa" w:w="130"/>
+              <w:bottom w:type="dxa" w:w="90"/>
+              <w:right w:type="dxa" w:w="130"/>
+            </w:tcMar>
+          </w:tcPr>
+          <w:p>
+            <w:pPr>
+              <w:spacing w:after="0" w:line="250"/>
+            </w:pPr>
+            <w:r>
+              <w:rPr>
+                <w:rFonts w:ascii="Georgia" w:cs="Georgia" w:eastAsia="Georgia" w:hAnsi="Georgia"/>
                 <w:b/>
                 <w:bCs/>
-                <w:color w:val="06302E"/>
+                <w:color w:val="1A1A1A"/>
                 <w:sz w:val="20"/>
                 <w:szCs w:val="20"/>
               </w:rPr>
@@ -1488,8 +1487,8 @@
             </w:pPr>
             <w:r>
               <w:rPr>
-                <w:rFonts w:ascii="Calibri" w:cs="Calibri" w:eastAsia="Calibri" w:hAnsi="Calibri"/>
-                <w:color w:val="1E2E2C"/>
+                <w:rFonts w:ascii="Georgia" w:cs="Georgia" w:eastAsia="Georgia" w:hAnsi="Georgia"/>
+                <w:color w:val="222222"/>
                 <w:sz w:val="20"/>
                 <w:szCs w:val="20"/>
               </w:rPr>
@@ -1513,8 +1512,8 @@
             </w:pPr>
             <w:r>
               <w:rPr>
-                <w:rFonts w:ascii="Calibri" w:cs="Calibri" w:eastAsia="Calibri" w:hAnsi="Calibri"/>
-                <w:color w:val="1E2E2C"/>
+                <w:rFonts w:ascii="Georgia" w:cs="Georgia" w:eastAsia="Georgia" w:hAnsi="Georgia"/>
+                <w:color w:val="222222"/>
                 <w:sz w:val="20"/>
                 <w:szCs w:val="20"/>
               </w:rPr>
@@ -1538,8 +1537,8 @@
             </w:pPr>
             <w:r>
               <w:rPr>
-                <w:rFonts w:ascii="Calibri" w:cs="Calibri" w:eastAsia="Calibri" w:hAnsi="Calibri"/>
-                <w:color w:val="1E2E2C"/>
+                <w:rFonts w:ascii="Georgia" w:cs="Georgia" w:eastAsia="Georgia" w:hAnsi="Georgia"/>
+                <w:color w:val="222222"/>
                 <w:sz w:val="20"/>
                 <w:szCs w:val="20"/>
               </w:rPr>
@@ -1568,8 +1567,8 @@
             </w:pPr>
             <w:r>
               <w:rPr>
-                <w:rFonts w:ascii="Calibri" w:cs="Calibri" w:eastAsia="Calibri" w:hAnsi="Calibri"/>
-                <w:color w:val="1E2E2C"/>
+                <w:rFonts w:ascii="Georgia" w:cs="Georgia" w:eastAsia="Georgia" w:hAnsi="Georgia"/>
+                <w:color w:val="222222"/>
                 <w:sz w:val="20"/>
                 <w:szCs w:val="20"/>
               </w:rPr>
@@ -1593,8 +1592,8 @@
             </w:pPr>
             <w:r>
               <w:rPr>
-                <w:rFonts w:ascii="Calibri" w:cs="Calibri" w:eastAsia="Calibri" w:hAnsi="Calibri"/>
-                <w:color w:val="1E2E2C"/>
+                <w:rFonts w:ascii="Georgia" w:cs="Georgia" w:eastAsia="Georgia" w:hAnsi="Georgia"/>
+                <w:color w:val="222222"/>
                 <w:sz w:val="20"/>
                 <w:szCs w:val="20"/>
               </w:rPr>
@@ -1602,18 +1601,18 @@
             </w:r>
             <w:r>
               <w:rPr>
-                <w:rFonts w:ascii="Calibri" w:cs="Calibri" w:eastAsia="Calibri" w:hAnsi="Calibri"/>
-                <w:color w:val="1E2E2C"/>
-                <w:sz w:val="20"/>
-                <w:szCs w:val="20"/>
-                <w:shd w:fill="FFF4D6" w:val="clear"/>
+                <w:rFonts w:ascii="Georgia" w:cs="Georgia" w:eastAsia="Georgia" w:hAnsi="Georgia"/>
+                <w:color w:val="222222"/>
+                <w:sz w:val="20"/>
+                <w:szCs w:val="20"/>
+                <w:shd w:fill="ECECEC" w:val="clear"/>
               </w:rPr>
               <w:t xml:space="preserve">[RATE]</w:t>
             </w:r>
             <w:r>
               <w:rPr>
-                <w:rFonts w:ascii="Calibri" w:cs="Calibri" w:eastAsia="Calibri" w:hAnsi="Calibri"/>
-                <w:color w:val="1E2E2C"/>
+                <w:rFonts w:ascii="Georgia" w:cs="Georgia" w:eastAsia="Georgia" w:hAnsi="Georgia"/>
+                <w:color w:val="222222"/>
                 <w:sz w:val="20"/>
                 <w:szCs w:val="20"/>
               </w:rPr>
@@ -1637,8 +1636,8 @@
             </w:pPr>
             <w:r>
               <w:rPr>
-                <w:rFonts w:ascii="Calibri" w:cs="Calibri" w:eastAsia="Calibri" w:hAnsi="Calibri"/>
-                <w:color w:val="1E2E2C"/>
+                <w:rFonts w:ascii="Georgia" w:cs="Georgia" w:eastAsia="Georgia" w:hAnsi="Georgia"/>
+                <w:color w:val="222222"/>
                 <w:sz w:val="20"/>
                 <w:szCs w:val="20"/>
               </w:rPr>
@@ -1667,8 +1666,8 @@
             </w:pPr>
             <w:r>
               <w:rPr>
-                <w:rFonts w:ascii="Calibri" w:cs="Calibri" w:eastAsia="Calibri" w:hAnsi="Calibri"/>
-                <w:color w:val="1E2E2C"/>
+                <w:rFonts w:ascii="Georgia" w:cs="Georgia" w:eastAsia="Georgia" w:hAnsi="Georgia"/>
+                <w:color w:val="222222"/>
                 <w:sz w:val="20"/>
                 <w:szCs w:val="20"/>
               </w:rPr>
@@ -1692,8 +1691,8 @@
             </w:pPr>
             <w:r>
               <w:rPr>
-                <w:rFonts w:ascii="Calibri" w:cs="Calibri" w:eastAsia="Calibri" w:hAnsi="Calibri"/>
-                <w:color w:val="1E2E2C"/>
+                <w:rFonts w:ascii="Georgia" w:cs="Georgia" w:eastAsia="Georgia" w:hAnsi="Georgia"/>
+                <w:color w:val="222222"/>
                 <w:sz w:val="20"/>
                 <w:szCs w:val="20"/>
               </w:rPr>
@@ -1717,8 +1716,8 @@
             </w:pPr>
             <w:r>
               <w:rPr>
-                <w:rFonts w:ascii="Calibri" w:cs="Calibri" w:eastAsia="Calibri" w:hAnsi="Calibri"/>
-                <w:color w:val="1E2E2C"/>
+                <w:rFonts w:ascii="Georgia" w:cs="Georgia" w:eastAsia="Georgia" w:hAnsi="Georgia"/>
+                <w:color w:val="222222"/>
                 <w:sz w:val="20"/>
                 <w:szCs w:val="20"/>
               </w:rPr>
@@ -1747,8 +1746,8 @@
             </w:pPr>
             <w:r>
               <w:rPr>
-                <w:rFonts w:ascii="Calibri" w:cs="Calibri" w:eastAsia="Calibri" w:hAnsi="Calibri"/>
-                <w:color w:val="1E2E2C"/>
+                <w:rFonts w:ascii="Georgia" w:cs="Georgia" w:eastAsia="Georgia" w:hAnsi="Georgia"/>
+                <w:color w:val="222222"/>
                 <w:sz w:val="20"/>
                 <w:szCs w:val="20"/>
               </w:rPr>
@@ -1772,8 +1771,8 @@
             </w:pPr>
             <w:r>
               <w:rPr>
-                <w:rFonts w:ascii="Calibri" w:cs="Calibri" w:eastAsia="Calibri" w:hAnsi="Calibri"/>
-                <w:color w:val="1E2E2C"/>
+                <w:rFonts w:ascii="Georgia" w:cs="Georgia" w:eastAsia="Georgia" w:hAnsi="Georgia"/>
+                <w:color w:val="222222"/>
                 <w:sz w:val="20"/>
                 <w:szCs w:val="20"/>
               </w:rPr>
@@ -1797,8 +1796,8 @@
             </w:pPr>
             <w:r>
               <w:rPr>
-                <w:rFonts w:ascii="Calibri" w:cs="Calibri" w:eastAsia="Calibri" w:hAnsi="Calibri"/>
-                <w:color w:val="1E2E2C"/>
+                <w:rFonts w:ascii="Georgia" w:cs="Georgia" w:eastAsia="Georgia" w:hAnsi="Georgia"/>
+                <w:color w:val="222222"/>
                 <w:sz w:val="20"/>
                 <w:szCs w:val="20"/>
               </w:rPr>
@@ -1827,8 +1826,8 @@
             </w:pPr>
             <w:r>
               <w:rPr>
-                <w:rFonts w:ascii="Calibri" w:cs="Calibri" w:eastAsia="Calibri" w:hAnsi="Calibri"/>
-                <w:color w:val="1E2E2C"/>
+                <w:rFonts w:ascii="Georgia" w:cs="Georgia" w:eastAsia="Georgia" w:hAnsi="Georgia"/>
+                <w:color w:val="222222"/>
                 <w:sz w:val="20"/>
                 <w:szCs w:val="20"/>
               </w:rPr>
@@ -1852,8 +1851,8 @@
             </w:pPr>
             <w:r>
               <w:rPr>
-                <w:rFonts w:ascii="Calibri" w:cs="Calibri" w:eastAsia="Calibri" w:hAnsi="Calibri"/>
-                <w:color w:val="1E2E2C"/>
+                <w:rFonts w:ascii="Georgia" w:cs="Georgia" w:eastAsia="Georgia" w:hAnsi="Georgia"/>
+                <w:color w:val="222222"/>
                 <w:sz w:val="20"/>
                 <w:szCs w:val="20"/>
               </w:rPr>
@@ -1877,8 +1876,8 @@
             </w:pPr>
             <w:r>
               <w:rPr>
-                <w:rFonts w:ascii="Calibri" w:cs="Calibri" w:eastAsia="Calibri" w:hAnsi="Calibri"/>
-                <w:color w:val="1E2E2C"/>
+                <w:rFonts w:ascii="Georgia" w:cs="Georgia" w:eastAsia="Georgia" w:hAnsi="Georgia"/>
+                <w:color w:val="222222"/>
                 <w:sz w:val="20"/>
                 <w:szCs w:val="20"/>
               </w:rPr>
@@ -1907,8 +1906,8 @@
             </w:pPr>
             <w:r>
               <w:rPr>
-                <w:rFonts w:ascii="Calibri" w:cs="Calibri" w:eastAsia="Calibri" w:hAnsi="Calibri"/>
-                <w:color w:val="1E2E2C"/>
+                <w:rFonts w:ascii="Georgia" w:cs="Georgia" w:eastAsia="Georgia" w:hAnsi="Georgia"/>
+                <w:color w:val="222222"/>
                 <w:sz w:val="20"/>
                 <w:szCs w:val="20"/>
               </w:rPr>
@@ -1932,8 +1931,8 @@
             </w:pPr>
             <w:r>
               <w:rPr>
-                <w:rFonts w:ascii="Calibri" w:cs="Calibri" w:eastAsia="Calibri" w:hAnsi="Calibri"/>
-                <w:color w:val="1E2E2C"/>
+                <w:rFonts w:ascii="Georgia" w:cs="Georgia" w:eastAsia="Georgia" w:hAnsi="Georgia"/>
+                <w:color w:val="222222"/>
                 <w:sz w:val="20"/>
                 <w:szCs w:val="20"/>
               </w:rPr>
@@ -1957,8 +1956,8 @@
             </w:pPr>
             <w:r>
               <w:rPr>
-                <w:rFonts w:ascii="Calibri" w:cs="Calibri" w:eastAsia="Calibri" w:hAnsi="Calibri"/>
-                <w:color w:val="1E2E2C"/>
+                <w:rFonts w:ascii="Georgia" w:cs="Georgia" w:eastAsia="Georgia" w:hAnsi="Georgia"/>
+                <w:color w:val="222222"/>
                 <w:sz w:val="20"/>
                 <w:szCs w:val="20"/>
               </w:rPr>
@@ -1979,8 +1978,8 @@
       </w:pPr>
       <w:r>
         <w:rPr>
-          <w:rFonts w:ascii="Calibri" w:cs="Calibri" w:eastAsia="Calibri" w:hAnsi="Calibri"/>
-          <w:color w:val="1E2E2C"/>
+          <w:rFonts w:ascii="Georgia" w:cs="Georgia" w:eastAsia="Georgia" w:hAnsi="Georgia"/>
+          <w:color w:val="222222"/>
           <w:sz w:val="21"/>
           <w:szCs w:val="21"/>
         </w:rPr>
@@ -1988,8 +1987,8 @@
       </w:r>
       <w:r>
         <w:rPr>
-          <w:rFonts w:ascii="Calibri" w:cs="Calibri" w:eastAsia="Calibri" w:hAnsi="Calibri"/>
-          <w:color w:val="1E2E2C"/>
+          <w:rFonts w:ascii="Georgia" w:cs="Georgia" w:eastAsia="Georgia" w:hAnsi="Georgia"/>
+          <w:color w:val="222222"/>
           <w:sz w:val="21"/>
           <w:szCs w:val="21"/>
         </w:rPr>
@@ -1997,8 +1996,8 @@
       </w:r>
       <w:r>
         <w:rPr>
-          <w:rFonts w:ascii="Calibri" w:cs="Calibri" w:eastAsia="Calibri" w:hAnsi="Calibri"/>
-          <w:color w:val="1E2E2C"/>
+          <w:rFonts w:ascii="Georgia" w:cs="Georgia" w:eastAsia="Georgia" w:hAnsi="Georgia"/>
+          <w:color w:val="222222"/>
           <w:sz w:val="21"/>
           <w:szCs w:val="21"/>
         </w:rPr>
@@ -2006,8 +2005,8 @@
       </w:r>
       <w:r>
         <w:rPr>
-          <w:rFonts w:ascii="Calibri" w:cs="Calibri" w:eastAsia="Calibri" w:hAnsi="Calibri"/>
-          <w:color w:val="1E2E2C"/>
+          <w:rFonts w:ascii="Georgia" w:cs="Georgia" w:eastAsia="Georgia" w:hAnsi="Georgia"/>
+          <w:color w:val="222222"/>
           <w:sz w:val="21"/>
           <w:szCs w:val="21"/>
         </w:rPr>
@@ -2015,18 +2014,18 @@
       </w:r>
       <w:r>
         <w:rPr>
-          <w:rFonts w:ascii="Calibri" w:cs="Calibri" w:eastAsia="Calibri" w:hAnsi="Calibri"/>
-          <w:color w:val="1E2E2C"/>
-          <w:sz w:val="21"/>
-          <w:szCs w:val="21"/>
-          <w:shd w:fill="FFF4D6" w:val="clear"/>
+          <w:rFonts w:ascii="Georgia" w:cs="Georgia" w:eastAsia="Georgia" w:hAnsi="Georgia"/>
+          <w:color w:val="222222"/>
+          <w:sz w:val="21"/>
+          <w:szCs w:val="21"/>
+          <w:shd w:fill="ECECEC" w:val="clear"/>
         </w:rPr>
         <w:t xml:space="preserve">[DD / MM / YYYY]</w:t>
       </w:r>
       <w:r>
         <w:rPr>
-          <w:rFonts w:ascii="Calibri" w:cs="Calibri" w:eastAsia="Calibri" w:hAnsi="Calibri"/>
-          <w:color w:val="1E2E2C"/>
+          <w:rFonts w:ascii="Georgia" w:cs="Georgia" w:eastAsia="Georgia" w:hAnsi="Georgia"/>
+          <w:color w:val="222222"/>
           <w:sz w:val="21"/>
           <w:szCs w:val="21"/>
         </w:rPr>
@@ -2034,18 +2033,18 @@
       </w:r>
       <w:r>
         <w:rPr>
-          <w:rFonts w:ascii="Calibri" w:cs="Calibri" w:eastAsia="Calibri" w:hAnsi="Calibri"/>
-          <w:color w:val="1E2E2C"/>
-          <w:sz w:val="21"/>
-          <w:szCs w:val="21"/>
-          <w:shd w:fill="FFF4D6" w:val="clear"/>
+          <w:rFonts w:ascii="Georgia" w:cs="Georgia" w:eastAsia="Georgia" w:hAnsi="Georgia"/>
+          <w:color w:val="222222"/>
+          <w:sz w:val="21"/>
+          <w:szCs w:val="21"/>
+          <w:shd w:fill="ECECEC" w:val="clear"/>
         </w:rPr>
         <w:t xml:space="preserve">[DD / MM / YYYY]</w:t>
       </w:r>
       <w:r>
         <w:rPr>
-          <w:rFonts w:ascii="Calibri" w:cs="Calibri" w:eastAsia="Calibri" w:hAnsi="Calibri"/>
-          <w:color w:val="1E2E2C"/>
+          <w:rFonts w:ascii="Georgia" w:cs="Georgia" w:eastAsia="Georgia" w:hAnsi="Georgia"/>
+          <w:color w:val="222222"/>
           <w:sz w:val="21"/>
           <w:szCs w:val="21"/>
         </w:rPr>
@@ -2053,8 +2052,8 @@
       </w:r>
       <w:r>
         <w:rPr>
-          <w:rFonts w:ascii="Calibri" w:cs="Calibri" w:eastAsia="Calibri" w:hAnsi="Calibri"/>
-          <w:color w:val="1E2E2C"/>
+          <w:rFonts w:ascii="Georgia" w:cs="Georgia" w:eastAsia="Georgia" w:hAnsi="Georgia"/>
+          <w:color w:val="222222"/>
           <w:sz w:val="21"/>
           <w:szCs w:val="21"/>
         </w:rPr>
@@ -2062,8 +2061,8 @@
       </w:r>
       <w:r>
         <w:rPr>
-          <w:rFonts w:ascii="Calibri" w:cs="Calibri" w:eastAsia="Calibri" w:hAnsi="Calibri"/>
-          <w:color w:val="1E2E2C"/>
+          <w:rFonts w:ascii="Georgia" w:cs="Georgia" w:eastAsia="Georgia" w:hAnsi="Georgia"/>
+          <w:color w:val="222222"/>
           <w:sz w:val="21"/>
           <w:szCs w:val="21"/>
         </w:rPr>
@@ -2071,8 +2070,8 @@
       </w:r>
       <w:r>
         <w:rPr>
-          <w:rFonts w:ascii="Calibri" w:cs="Calibri" w:eastAsia="Calibri" w:hAnsi="Calibri"/>
-          <w:color w:val="1E2E2C"/>
+          <w:rFonts w:ascii="Georgia" w:cs="Georgia" w:eastAsia="Georgia" w:hAnsi="Georgia"/>
+          <w:color w:val="222222"/>
           <w:sz w:val="21"/>
           <w:szCs w:val="21"/>
         </w:rPr>
@@ -2080,8 +2079,8 @@
       </w:r>
       <w:r>
         <w:rPr>
-          <w:rFonts w:ascii="Calibri" w:cs="Calibri" w:eastAsia="Calibri" w:hAnsi="Calibri"/>
-          <w:color w:val="1E2E2C"/>
+          <w:rFonts w:ascii="Georgia" w:cs="Georgia" w:eastAsia="Georgia" w:hAnsi="Georgia"/>
+          <w:color w:val="222222"/>
           <w:sz w:val="21"/>
           <w:szCs w:val="21"/>
         </w:rPr>
@@ -2091,7 +2090,7 @@
     <w:p>
       <w:pPr>
         <w:pBdr>
-          <w:bottom w:val="single" w:color="C9D6D3" w:sz="6"/>
+          <w:bottom w:val="single" w:color="C8C8C8" w:sz="6"/>
         </w:pBdr>
         <w:spacing w:after="200" w:before="200"/>
       </w:pPr>
@@ -2100,16 +2099,16 @@
       <w:pPr>
         <w:pStyle w:val="Heading2"/>
         <w:pBdr>
-          <w:bottom w:val="single" w:color="12B84F" w:sz="6"/>
+          <w:bottom w:val="single" w:color="8C8C8C" w:sz="6"/>
         </w:pBdr>
         <w:spacing w:after="130" w:before="320"/>
       </w:pPr>
       <w:r>
         <w:rPr>
-          <w:rFonts w:ascii="Calibri" w:cs="Calibri" w:eastAsia="Calibri" w:hAnsi="Calibri"/>
-          <w:b/>
-          <w:bCs/>
-          <w:color w:val="06302E"/>
+          <w:rFonts w:ascii="Georgia" w:cs="Georgia" w:eastAsia="Georgia" w:hAnsi="Georgia"/>
+          <w:b/>
+          <w:bCs/>
+          <w:color w:val="1A1A1A"/>
           <w:sz w:val="23"/>
           <w:szCs w:val="23"/>
         </w:rPr>
@@ -2123,10 +2122,10 @@
       </w:pPr>
       <w:r>
         <w:rPr>
-          <w:rFonts w:ascii="Calibri" w:cs="Calibri" w:eastAsia="Calibri" w:hAnsi="Calibri"/>
-          <w:b/>
-          <w:bCs/>
-          <w:color w:val="06302E"/>
+          <w:rFonts w:ascii="Georgia" w:cs="Georgia" w:eastAsia="Georgia" w:hAnsi="Georgia"/>
+          <w:b/>
+          <w:bCs/>
+          <w:color w:val="1A1A1A"/>
           <w:sz w:val="21"/>
           <w:szCs w:val="21"/>
         </w:rPr>
@@ -2134,8 +2133,8 @@
       </w:r>
       <w:r>
         <w:rPr>
-          <w:rFonts w:ascii="Calibri" w:cs="Calibri" w:eastAsia="Calibri" w:hAnsi="Calibri"/>
-          <w:color w:val="1E2E2C"/>
+          <w:rFonts w:ascii="Georgia" w:cs="Georgia" w:eastAsia="Georgia" w:hAnsi="Georgia"/>
+          <w:color w:val="222222"/>
           <w:sz w:val="21"/>
           <w:szCs w:val="21"/>
         </w:rPr>
@@ -2153,10 +2152,10 @@
       </w:pPr>
       <w:r>
         <w:rPr>
-          <w:rFonts w:ascii="Calibri" w:cs="Calibri" w:eastAsia="Calibri" w:hAnsi="Calibri"/>
-          <w:b/>
-          <w:bCs/>
-          <w:color w:val="1E2E2C"/>
+          <w:rFonts w:ascii="Georgia" w:cs="Georgia" w:eastAsia="Georgia" w:hAnsi="Georgia"/>
+          <w:b/>
+          <w:bCs/>
+          <w:color w:val="222222"/>
           <w:sz w:val="21"/>
           <w:szCs w:val="21"/>
         </w:rPr>
@@ -2164,8 +2163,8 @@
       </w:r>
       <w:r>
         <w:rPr>
-          <w:rFonts w:ascii="Calibri" w:cs="Calibri" w:eastAsia="Calibri" w:hAnsi="Calibri"/>
-          <w:color w:val="1E2E2C"/>
+          <w:rFonts w:ascii="Georgia" w:cs="Georgia" w:eastAsia="Georgia" w:hAnsi="Georgia"/>
+          <w:color w:val="222222"/>
           <w:sz w:val="21"/>
           <w:szCs w:val="21"/>
         </w:rPr>
@@ -2183,10 +2182,10 @@
       </w:pPr>
       <w:r>
         <w:rPr>
-          <w:rFonts w:ascii="Calibri" w:cs="Calibri" w:eastAsia="Calibri" w:hAnsi="Calibri"/>
-          <w:b/>
-          <w:bCs/>
-          <w:color w:val="1E2E2C"/>
+          <w:rFonts w:ascii="Georgia" w:cs="Georgia" w:eastAsia="Georgia" w:hAnsi="Georgia"/>
+          <w:b/>
+          <w:bCs/>
+          <w:color w:val="222222"/>
           <w:sz w:val="21"/>
           <w:szCs w:val="21"/>
         </w:rPr>
@@ -2194,8 +2193,8 @@
       </w:r>
       <w:r>
         <w:rPr>
-          <w:rFonts w:ascii="Calibri" w:cs="Calibri" w:eastAsia="Calibri" w:hAnsi="Calibri"/>
-          <w:color w:val="1E2E2C"/>
+          <w:rFonts w:ascii="Georgia" w:cs="Georgia" w:eastAsia="Georgia" w:hAnsi="Georgia"/>
+          <w:color w:val="222222"/>
           <w:sz w:val="21"/>
           <w:szCs w:val="21"/>
         </w:rPr>
@@ -2209,10 +2208,10 @@
       </w:pPr>
       <w:r>
         <w:rPr>
-          <w:rFonts w:ascii="Calibri" w:cs="Calibri" w:eastAsia="Calibri" w:hAnsi="Calibri"/>
-          <w:b/>
-          <w:bCs/>
-          <w:color w:val="06302E"/>
+          <w:rFonts w:ascii="Georgia" w:cs="Georgia" w:eastAsia="Georgia" w:hAnsi="Georgia"/>
+          <w:b/>
+          <w:bCs/>
+          <w:color w:val="1A1A1A"/>
           <w:sz w:val="21"/>
           <w:szCs w:val="21"/>
         </w:rPr>
@@ -2220,10 +2219,10 @@
       </w:r>
       <w:r>
         <w:rPr>
-          <w:rFonts w:ascii="Calibri" w:cs="Calibri" w:eastAsia="Calibri" w:hAnsi="Calibri"/>
-          <w:b/>
-          <w:bCs/>
-          <w:color w:val="1E2E2C"/>
+          <w:rFonts w:ascii="Georgia" w:cs="Georgia" w:eastAsia="Georgia" w:hAnsi="Georgia"/>
+          <w:b/>
+          <w:bCs/>
+          <w:color w:val="222222"/>
           <w:sz w:val="21"/>
           <w:szCs w:val="21"/>
         </w:rPr>
@@ -2231,8 +2230,8 @@
       </w:r>
       <w:r>
         <w:rPr>
-          <w:rFonts w:ascii="Calibri" w:cs="Calibri" w:eastAsia="Calibri" w:hAnsi="Calibri"/>
-          <w:color w:val="1E2E2C"/>
+          <w:rFonts w:ascii="Georgia" w:cs="Georgia" w:eastAsia="Georgia" w:hAnsi="Georgia"/>
+          <w:color w:val="222222"/>
           <w:sz w:val="21"/>
           <w:szCs w:val="21"/>
         </w:rPr>
@@ -2246,10 +2245,10 @@
       </w:pPr>
       <w:r>
         <w:rPr>
-          <w:rFonts w:ascii="Calibri" w:cs="Calibri" w:eastAsia="Calibri" w:hAnsi="Calibri"/>
-          <w:b/>
-          <w:bCs/>
-          <w:color w:val="06302E"/>
+          <w:rFonts w:ascii="Georgia" w:cs="Georgia" w:eastAsia="Georgia" w:hAnsi="Georgia"/>
+          <w:b/>
+          <w:bCs/>
+          <w:color w:val="1A1A1A"/>
           <w:sz w:val="21"/>
           <w:szCs w:val="21"/>
         </w:rPr>
@@ -2257,10 +2256,10 @@
       </w:r>
       <w:r>
         <w:rPr>
-          <w:rFonts w:ascii="Calibri" w:cs="Calibri" w:eastAsia="Calibri" w:hAnsi="Calibri"/>
-          <w:b/>
-          <w:bCs/>
-          <w:color w:val="1E2E2C"/>
+          <w:rFonts w:ascii="Georgia" w:cs="Georgia" w:eastAsia="Georgia" w:hAnsi="Georgia"/>
+          <w:b/>
+          <w:bCs/>
+          <w:color w:val="222222"/>
           <w:sz w:val="21"/>
           <w:szCs w:val="21"/>
         </w:rPr>
@@ -2268,8 +2267,8 @@
       </w:r>
       <w:r>
         <w:rPr>
-          <w:rFonts w:ascii="Calibri" w:cs="Calibri" w:eastAsia="Calibri" w:hAnsi="Calibri"/>
-          <w:color w:val="1E2E2C"/>
+          <w:rFonts w:ascii="Georgia" w:cs="Georgia" w:eastAsia="Georgia" w:hAnsi="Georgia"/>
+          <w:color w:val="222222"/>
           <w:sz w:val="21"/>
           <w:szCs w:val="21"/>
         </w:rPr>
@@ -2283,10 +2282,10 @@
       </w:pPr>
       <w:r>
         <w:rPr>
-          <w:rFonts w:ascii="Calibri" w:cs="Calibri" w:eastAsia="Calibri" w:hAnsi="Calibri"/>
-          <w:b/>
-          <w:bCs/>
-          <w:color w:val="06302E"/>
+          <w:rFonts w:ascii="Georgia" w:cs="Georgia" w:eastAsia="Georgia" w:hAnsi="Georgia"/>
+          <w:b/>
+          <w:bCs/>
+          <w:color w:val="1A1A1A"/>
           <w:sz w:val="21"/>
           <w:szCs w:val="21"/>
         </w:rPr>
@@ -2294,8 +2293,8 @@
       </w:r>
       <w:r>
         <w:rPr>
-          <w:rFonts w:ascii="Calibri" w:cs="Calibri" w:eastAsia="Calibri" w:hAnsi="Calibri"/>
-          <w:color w:val="1E2E2C"/>
+          <w:rFonts w:ascii="Georgia" w:cs="Georgia" w:eastAsia="Georgia" w:hAnsi="Georgia"/>
+          <w:color w:val="222222"/>
           <w:sz w:val="21"/>
           <w:szCs w:val="21"/>
         </w:rPr>
@@ -2303,10 +2302,10 @@
       </w:r>
       <w:r>
         <w:rPr>
-          <w:rFonts w:ascii="Calibri" w:cs="Calibri" w:eastAsia="Calibri" w:hAnsi="Calibri"/>
-          <w:b/>
-          <w:bCs/>
-          <w:color w:val="1E2E2C"/>
+          <w:rFonts w:ascii="Georgia" w:cs="Georgia" w:eastAsia="Georgia" w:hAnsi="Georgia"/>
+          <w:b/>
+          <w:bCs/>
+          <w:color w:val="222222"/>
           <w:sz w:val="21"/>
           <w:szCs w:val="21"/>
         </w:rPr>
@@ -2314,8 +2313,8 @@
       </w:r>
       <w:r>
         <w:rPr>
-          <w:rFonts w:ascii="Calibri" w:cs="Calibri" w:eastAsia="Calibri" w:hAnsi="Calibri"/>
-          <w:color w:val="1E2E2C"/>
+          <w:rFonts w:ascii="Georgia" w:cs="Georgia" w:eastAsia="Georgia" w:hAnsi="Georgia"/>
+          <w:color w:val="222222"/>
           <w:sz w:val="21"/>
           <w:szCs w:val="21"/>
         </w:rPr>
@@ -2325,7 +2324,7 @@
     <w:p>
       <w:pPr>
         <w:pBdr>
-          <w:bottom w:val="single" w:color="C9D6D3" w:sz="6"/>
+          <w:bottom w:val="single" w:color="C8C8C8" w:sz="6"/>
         </w:pBdr>
         <w:spacing w:after="200" w:before="200"/>
       </w:pPr>
@@ -2334,16 +2333,16 @@
       <w:pPr>
         <w:pStyle w:val="Heading2"/>
         <w:pBdr>
-          <w:bottom w:val="single" w:color="12B84F" w:sz="6"/>
+          <w:bottom w:val="single" w:color="8C8C8C" w:sz="6"/>
         </w:pBdr>
         <w:spacing w:after="130" w:before="320"/>
       </w:pPr>
       <w:r>
         <w:rPr>
-          <w:rFonts w:ascii="Calibri" w:cs="Calibri" w:eastAsia="Calibri" w:hAnsi="Calibri"/>
-          <w:b/>
-          <w:bCs/>
-          <w:color w:val="06302E"/>
+          <w:rFonts w:ascii="Georgia" w:cs="Georgia" w:eastAsia="Georgia" w:hAnsi="Georgia"/>
+          <w:b/>
+          <w:bCs/>
+          <w:color w:val="1A1A1A"/>
           <w:sz w:val="23"/>
           <w:szCs w:val="23"/>
         </w:rPr>
@@ -2357,10 +2356,10 @@
       </w:pPr>
       <w:r>
         <w:rPr>
-          <w:rFonts w:ascii="Calibri" w:cs="Calibri" w:eastAsia="Calibri" w:hAnsi="Calibri"/>
-          <w:b/>
-          <w:bCs/>
-          <w:color w:val="06302E"/>
+          <w:rFonts w:ascii="Georgia" w:cs="Georgia" w:eastAsia="Georgia" w:hAnsi="Georgia"/>
+          <w:b/>
+          <w:bCs/>
+          <w:color w:val="1A1A1A"/>
           <w:sz w:val="21"/>
           <w:szCs w:val="21"/>
         </w:rPr>
@@ -2368,8 +2367,8 @@
       </w:r>
       <w:r>
         <w:rPr>
-          <w:rFonts w:ascii="Calibri" w:cs="Calibri" w:eastAsia="Calibri" w:hAnsi="Calibri"/>
-          <w:color w:val="1E2E2C"/>
+          <w:rFonts w:ascii="Georgia" w:cs="Georgia" w:eastAsia="Georgia" w:hAnsi="Georgia"/>
+          <w:color w:val="222222"/>
           <w:sz w:val="21"/>
           <w:szCs w:val="21"/>
         </w:rPr>
@@ -2377,10 +2376,10 @@
       </w:r>
       <w:r>
         <w:rPr>
-          <w:rFonts w:ascii="Calibri" w:cs="Calibri" w:eastAsia="Calibri" w:hAnsi="Calibri"/>
-          <w:b/>
-          <w:bCs/>
-          <w:color w:val="1E2E2C"/>
+          <w:rFonts w:ascii="Georgia" w:cs="Georgia" w:eastAsia="Georgia" w:hAnsi="Georgia"/>
+          <w:b/>
+          <w:bCs/>
+          <w:color w:val="222222"/>
           <w:sz w:val="21"/>
           <w:szCs w:val="21"/>
         </w:rPr>
@@ -2388,8 +2387,8 @@
       </w:r>
       <w:r>
         <w:rPr>
-          <w:rFonts w:ascii="Calibri" w:cs="Calibri" w:eastAsia="Calibri" w:hAnsi="Calibri"/>
-          <w:color w:val="1E2E2C"/>
+          <w:rFonts w:ascii="Georgia" w:cs="Georgia" w:eastAsia="Georgia" w:hAnsi="Georgia"/>
+          <w:color w:val="222222"/>
           <w:sz w:val="21"/>
           <w:szCs w:val="21"/>
         </w:rPr>
@@ -2397,10 +2396,10 @@
       </w:r>
       <w:r>
         <w:rPr>
-          <w:rFonts w:ascii="Calibri" w:cs="Calibri" w:eastAsia="Calibri" w:hAnsi="Calibri"/>
-          <w:b/>
-          <w:bCs/>
-          <w:color w:val="1E2E2C"/>
+          <w:rFonts w:ascii="Georgia" w:cs="Georgia" w:eastAsia="Georgia" w:hAnsi="Georgia"/>
+          <w:b/>
+          <w:bCs/>
+          <w:color w:val="222222"/>
           <w:sz w:val="21"/>
           <w:szCs w:val="21"/>
         </w:rPr>
@@ -2408,8 +2407,8 @@
       </w:r>
       <w:r>
         <w:rPr>
-          <w:rFonts w:ascii="Calibri" w:cs="Calibri" w:eastAsia="Calibri" w:hAnsi="Calibri"/>
-          <w:color w:val="1E2E2C"/>
+          <w:rFonts w:ascii="Georgia" w:cs="Georgia" w:eastAsia="Georgia" w:hAnsi="Georgia"/>
+          <w:color w:val="222222"/>
           <w:sz w:val="21"/>
           <w:szCs w:val="21"/>
         </w:rPr>
@@ -2417,10 +2416,10 @@
       </w:r>
       <w:r>
         <w:rPr>
-          <w:rFonts w:ascii="Calibri" w:cs="Calibri" w:eastAsia="Calibri" w:hAnsi="Calibri"/>
-          <w:b/>
-          <w:bCs/>
-          <w:color w:val="1E2E2C"/>
+          <w:rFonts w:ascii="Georgia" w:cs="Georgia" w:eastAsia="Georgia" w:hAnsi="Georgia"/>
+          <w:b/>
+          <w:bCs/>
+          <w:color w:val="222222"/>
           <w:sz w:val="21"/>
           <w:szCs w:val="21"/>
         </w:rPr>
@@ -2428,8 +2427,8 @@
       </w:r>
       <w:r>
         <w:rPr>
-          <w:rFonts w:ascii="Calibri" w:cs="Calibri" w:eastAsia="Calibri" w:hAnsi="Calibri"/>
-          <w:color w:val="1E2E2C"/>
+          <w:rFonts w:ascii="Georgia" w:cs="Georgia" w:eastAsia="Georgia" w:hAnsi="Georgia"/>
+          <w:color w:val="222222"/>
           <w:sz w:val="21"/>
           <w:szCs w:val="21"/>
         </w:rPr>
@@ -2443,10 +2442,10 @@
       </w:pPr>
       <w:r>
         <w:rPr>
-          <w:rFonts w:ascii="Calibri" w:cs="Calibri" w:eastAsia="Calibri" w:hAnsi="Calibri"/>
-          <w:b/>
-          <w:bCs/>
-          <w:color w:val="06302E"/>
+          <w:rFonts w:ascii="Georgia" w:cs="Georgia" w:eastAsia="Georgia" w:hAnsi="Georgia"/>
+          <w:b/>
+          <w:bCs/>
+          <w:color w:val="1A1A1A"/>
           <w:sz w:val="21"/>
           <w:szCs w:val="21"/>
         </w:rPr>
@@ -2454,8 +2453,8 @@
       </w:r>
       <w:r>
         <w:rPr>
-          <w:rFonts w:ascii="Calibri" w:cs="Calibri" w:eastAsia="Calibri" w:hAnsi="Calibri"/>
-          <w:color w:val="1E2E2C"/>
+          <w:rFonts w:ascii="Georgia" w:cs="Georgia" w:eastAsia="Georgia" w:hAnsi="Georgia"/>
+          <w:color w:val="222222"/>
           <w:sz w:val="21"/>
           <w:szCs w:val="21"/>
         </w:rPr>
@@ -2463,10 +2462,10 @@
       </w:r>
       <w:r>
         <w:rPr>
-          <w:rFonts w:ascii="Calibri" w:cs="Calibri" w:eastAsia="Calibri" w:hAnsi="Calibri"/>
-          <w:b/>
-          <w:bCs/>
-          <w:color w:val="1E2E2C"/>
+          <w:rFonts w:ascii="Georgia" w:cs="Georgia" w:eastAsia="Georgia" w:hAnsi="Georgia"/>
+          <w:b/>
+          <w:bCs/>
+          <w:color w:val="222222"/>
           <w:sz w:val="21"/>
           <w:szCs w:val="21"/>
         </w:rPr>
@@ -2474,8 +2473,8 @@
       </w:r>
       <w:r>
         <w:rPr>
-          <w:rFonts w:ascii="Calibri" w:cs="Calibri" w:eastAsia="Calibri" w:hAnsi="Calibri"/>
-          <w:color w:val="1E2E2C"/>
+          <w:rFonts w:ascii="Georgia" w:cs="Georgia" w:eastAsia="Georgia" w:hAnsi="Georgia"/>
+          <w:color w:val="222222"/>
           <w:sz w:val="21"/>
           <w:szCs w:val="21"/>
         </w:rPr>
@@ -2489,10 +2488,10 @@
       </w:pPr>
       <w:r>
         <w:rPr>
-          <w:rFonts w:ascii="Calibri" w:cs="Calibri" w:eastAsia="Calibri" w:hAnsi="Calibri"/>
-          <w:b/>
-          <w:bCs/>
-          <w:color w:val="06302E"/>
+          <w:rFonts w:ascii="Georgia" w:cs="Georgia" w:eastAsia="Georgia" w:hAnsi="Georgia"/>
+          <w:b/>
+          <w:bCs/>
+          <w:color w:val="1A1A1A"/>
           <w:sz w:val="21"/>
           <w:szCs w:val="21"/>
         </w:rPr>
@@ -2500,8 +2499,8 @@
       </w:r>
       <w:r>
         <w:rPr>
-          <w:rFonts w:ascii="Calibri" w:cs="Calibri" w:eastAsia="Calibri" w:hAnsi="Calibri"/>
-          <w:color w:val="1E2E2C"/>
+          <w:rFonts w:ascii="Georgia" w:cs="Georgia" w:eastAsia="Georgia" w:hAnsi="Georgia"/>
+          <w:color w:val="222222"/>
           <w:sz w:val="21"/>
           <w:szCs w:val="21"/>
         </w:rPr>
@@ -2512,12 +2511,12 @@
       <w:tblPr>
         <w:tblW w:type="dxa" w:w="9458"/>
         <w:tblBorders>
-          <w:top w:val="single" w:color="C9D6D3" w:sz="2"/>
-          <w:left w:val="single" w:color="C9D6D3" w:sz="2"/>
-          <w:bottom w:val="single" w:color="C9D6D3" w:sz="2"/>
-          <w:right w:val="single" w:color="C9D6D3" w:sz="2"/>
-          <w:insideH w:val="single" w:color="C9D6D3" w:sz="2"/>
-          <w:insideV w:val="single" w:color="C9D6D3" w:sz="2"/>
+          <w:top w:val="single" w:color="C8C8C8" w:sz="2"/>
+          <w:left w:val="single" w:color="C8C8C8" w:sz="2"/>
+          <w:bottom w:val="single" w:color="C8C8C8" w:sz="2"/>
+          <w:right w:val="single" w:color="C8C8C8" w:sz="2"/>
+          <w:insideH w:val="single" w:color="C8C8C8" w:sz="2"/>
+          <w:insideV w:val="single" w:color="C8C8C8" w:sz="2"/>
         </w:tblBorders>
       </w:tblPr>
       <w:tblGrid>
@@ -2531,24 +2530,24 @@
         <w:tc>
           <w:tcPr>
             <w:tcW w:type="dxa" w:w="4351"/>
-            <w:shd w:fill="EEF4F2" w:val="clear"/>
-            <w:tcMar>
-              <w:top w:type="dxa" w:w="90"/>
-              <w:left w:type="dxa" w:w="130"/>
-              <w:bottom w:type="dxa" w:w="90"/>
-              <w:right w:type="dxa" w:w="130"/>
-            </w:tcMar>
-          </w:tcPr>
-          <w:p>
-            <w:pPr>
-              <w:spacing w:after="0" w:line="250"/>
-            </w:pPr>
-            <w:r>
-              <w:rPr>
-                <w:rFonts w:ascii="Calibri" w:cs="Calibri" w:eastAsia="Calibri" w:hAnsi="Calibri"/>
+            <w:shd w:fill="F2F2F2" w:val="clear"/>
+            <w:tcMar>
+              <w:top w:type="dxa" w:w="90"/>
+              <w:left w:type="dxa" w:w="130"/>
+              <w:bottom w:type="dxa" w:w="90"/>
+              <w:right w:type="dxa" w:w="130"/>
+            </w:tcMar>
+          </w:tcPr>
+          <w:p>
+            <w:pPr>
+              <w:spacing w:after="0" w:line="250"/>
+            </w:pPr>
+            <w:r>
+              <w:rPr>
+                <w:rFonts w:ascii="Georgia" w:cs="Georgia" w:eastAsia="Georgia" w:hAnsi="Georgia"/>
                 <w:b/>
                 <w:bCs/>
-                <w:color w:val="06302E"/>
+                <w:color w:val="1A1A1A"/>
                 <w:sz w:val="20"/>
                 <w:szCs w:val="20"/>
               </w:rPr>
@@ -2559,24 +2558,24 @@
         <w:tc>
           <w:tcPr>
             <w:tcW w:type="dxa" w:w="5107"/>
-            <w:shd w:fill="EEF4F2" w:val="clear"/>
-            <w:tcMar>
-              <w:top w:type="dxa" w:w="90"/>
-              <w:left w:type="dxa" w:w="130"/>
-              <w:bottom w:type="dxa" w:w="90"/>
-              <w:right w:type="dxa" w:w="130"/>
-            </w:tcMar>
-          </w:tcPr>
-          <w:p>
-            <w:pPr>
-              <w:spacing w:after="0" w:line="250"/>
-            </w:pPr>
-            <w:r>
-              <w:rPr>
-                <w:rFonts w:ascii="Calibri" w:cs="Calibri" w:eastAsia="Calibri" w:hAnsi="Calibri"/>
+            <w:shd w:fill="F2F2F2" w:val="clear"/>
+            <w:tcMar>
+              <w:top w:type="dxa" w:w="90"/>
+              <w:left w:type="dxa" w:w="130"/>
+              <w:bottom w:type="dxa" w:w="90"/>
+              <w:right w:type="dxa" w:w="130"/>
+            </w:tcMar>
+          </w:tcPr>
+          <w:p>
+            <w:pPr>
+              <w:spacing w:after="0" w:line="250"/>
+            </w:pPr>
+            <w:r>
+              <w:rPr>
+                <w:rFonts w:ascii="Georgia" w:cs="Georgia" w:eastAsia="Georgia" w:hAnsi="Georgia"/>
                 <w:b/>
                 <w:bCs/>
-                <w:color w:val="06302E"/>
+                <w:color w:val="1A1A1A"/>
                 <w:sz w:val="20"/>
                 <w:szCs w:val="20"/>
               </w:rPr>
@@ -2605,8 +2604,8 @@
             </w:pPr>
             <w:r>
               <w:rPr>
-                <w:rFonts w:ascii="Calibri" w:cs="Calibri" w:eastAsia="Calibri" w:hAnsi="Calibri"/>
-                <w:color w:val="1E2E2C"/>
+                <w:rFonts w:ascii="Georgia" w:cs="Georgia" w:eastAsia="Georgia" w:hAnsi="Georgia"/>
+                <w:color w:val="222222"/>
                 <w:sz w:val="20"/>
                 <w:szCs w:val="20"/>
               </w:rPr>
@@ -2630,8 +2629,8 @@
             </w:pPr>
             <w:r>
               <w:rPr>
-                <w:rFonts w:ascii="Calibri" w:cs="Calibri" w:eastAsia="Calibri" w:hAnsi="Calibri"/>
-                <w:color w:val="1E2E2C"/>
+                <w:rFonts w:ascii="Georgia" w:cs="Georgia" w:eastAsia="Georgia" w:hAnsi="Georgia"/>
+                <w:color w:val="222222"/>
                 <w:sz w:val="20"/>
                 <w:szCs w:val="20"/>
               </w:rPr>
@@ -2660,8 +2659,8 @@
             </w:pPr>
             <w:r>
               <w:rPr>
-                <w:rFonts w:ascii="Calibri" w:cs="Calibri" w:eastAsia="Calibri" w:hAnsi="Calibri"/>
-                <w:color w:val="1E2E2C"/>
+                <w:rFonts w:ascii="Georgia" w:cs="Georgia" w:eastAsia="Georgia" w:hAnsi="Georgia"/>
+                <w:color w:val="222222"/>
                 <w:sz w:val="20"/>
                 <w:szCs w:val="20"/>
               </w:rPr>
@@ -2685,8 +2684,8 @@
             </w:pPr>
             <w:r>
               <w:rPr>
-                <w:rFonts w:ascii="Calibri" w:cs="Calibri" w:eastAsia="Calibri" w:hAnsi="Calibri"/>
-                <w:color w:val="1E2E2C"/>
+                <w:rFonts w:ascii="Georgia" w:cs="Georgia" w:eastAsia="Georgia" w:hAnsi="Georgia"/>
+                <w:color w:val="222222"/>
                 <w:sz w:val="20"/>
                 <w:szCs w:val="20"/>
               </w:rPr>
@@ -2715,8 +2714,8 @@
             </w:pPr>
             <w:r>
               <w:rPr>
-                <w:rFonts w:ascii="Calibri" w:cs="Calibri" w:eastAsia="Calibri" w:hAnsi="Calibri"/>
-                <w:color w:val="1E2E2C"/>
+                <w:rFonts w:ascii="Georgia" w:cs="Georgia" w:eastAsia="Georgia" w:hAnsi="Georgia"/>
+                <w:color w:val="222222"/>
                 <w:sz w:val="20"/>
                 <w:szCs w:val="20"/>
               </w:rPr>
@@ -2740,8 +2739,8 @@
             </w:pPr>
             <w:r>
               <w:rPr>
-                <w:rFonts w:ascii="Calibri" w:cs="Calibri" w:eastAsia="Calibri" w:hAnsi="Calibri"/>
-                <w:color w:val="1E2E2C"/>
+                <w:rFonts w:ascii="Georgia" w:cs="Georgia" w:eastAsia="Georgia" w:hAnsi="Georgia"/>
+                <w:color w:val="222222"/>
                 <w:sz w:val="20"/>
                 <w:szCs w:val="20"/>
               </w:rPr>
@@ -2770,8 +2769,8 @@
             </w:pPr>
             <w:r>
               <w:rPr>
-                <w:rFonts w:ascii="Calibri" w:cs="Calibri" w:eastAsia="Calibri" w:hAnsi="Calibri"/>
-                <w:color w:val="1E2E2C"/>
+                <w:rFonts w:ascii="Georgia" w:cs="Georgia" w:eastAsia="Georgia" w:hAnsi="Georgia"/>
+                <w:color w:val="222222"/>
                 <w:sz w:val="20"/>
                 <w:szCs w:val="20"/>
               </w:rPr>
@@ -2792,12 +2791,11 @@
           <w:p>
             <w:pPr>
               <w:spacing w:after="0" w:line="250"/>
-              <w:jc w:val="right"/>
-            </w:pPr>
-            <w:r>
-              <w:rPr>
-                <w:rFonts w:ascii="Calibri" w:cs="Calibri" w:eastAsia="Calibri" w:hAnsi="Calibri"/>
-                <w:color w:val="1E2E2C"/>
+            </w:pPr>
+            <w:r>
+              <w:rPr>
+                <w:rFonts w:ascii="Georgia" w:cs="Georgia" w:eastAsia="Georgia" w:hAnsi="Georgia"/>
+                <w:color w:val="222222"/>
                 <w:sz w:val="20"/>
                 <w:szCs w:val="20"/>
               </w:rPr>
@@ -2826,8 +2824,8 @@
             </w:pPr>
             <w:r>
               <w:rPr>
-                <w:rFonts w:ascii="Calibri" w:cs="Calibri" w:eastAsia="Calibri" w:hAnsi="Calibri"/>
-                <w:color w:val="1E2E2C"/>
+                <w:rFonts w:ascii="Georgia" w:cs="Georgia" w:eastAsia="Georgia" w:hAnsi="Georgia"/>
+                <w:color w:val="222222"/>
                 <w:sz w:val="20"/>
                 <w:szCs w:val="20"/>
               </w:rPr>
@@ -2851,8 +2849,8 @@
             </w:pPr>
             <w:r>
               <w:rPr>
-                <w:rFonts w:ascii="Calibri" w:cs="Calibri" w:eastAsia="Calibri" w:hAnsi="Calibri"/>
-                <w:color w:val="1E2E2C"/>
+                <w:rFonts w:ascii="Georgia" w:cs="Georgia" w:eastAsia="Georgia" w:hAnsi="Georgia"/>
+                <w:color w:val="222222"/>
                 <w:sz w:val="20"/>
                 <w:szCs w:val="20"/>
               </w:rPr>
@@ -2874,10 +2872,10 @@
       </w:pPr>
       <w:r>
         <w:rPr>
-          <w:rFonts w:ascii="Calibri" w:cs="Calibri" w:eastAsia="Calibri" w:hAnsi="Calibri"/>
-          <w:b/>
-          <w:bCs/>
-          <w:color w:val="06302E"/>
+          <w:rFonts w:ascii="Georgia" w:cs="Georgia" w:eastAsia="Georgia" w:hAnsi="Georgia"/>
+          <w:b/>
+          <w:bCs/>
+          <w:color w:val="1A1A1A"/>
           <w:sz w:val="21"/>
           <w:szCs w:val="21"/>
         </w:rPr>
@@ -2885,8 +2883,8 @@
       </w:r>
       <w:r>
         <w:rPr>
-          <w:rFonts w:ascii="Calibri" w:cs="Calibri" w:eastAsia="Calibri" w:hAnsi="Calibri"/>
-          <w:color w:val="1E2E2C"/>
+          <w:rFonts w:ascii="Georgia" w:cs="Georgia" w:eastAsia="Georgia" w:hAnsi="Georgia"/>
+          <w:color w:val="222222"/>
           <w:sz w:val="21"/>
           <w:szCs w:val="21"/>
         </w:rPr>
@@ -2896,7 +2894,7 @@
     <w:p>
       <w:pPr>
         <w:pBdr>
-          <w:bottom w:val="single" w:color="C9D6D3" w:sz="6"/>
+          <w:bottom w:val="single" w:color="C8C8C8" w:sz="6"/>
         </w:pBdr>
         <w:spacing w:after="200" w:before="200"/>
       </w:pPr>
@@ -2905,16 +2903,16 @@
       <w:pPr>
         <w:pStyle w:val="Heading2"/>
         <w:pBdr>
-          <w:bottom w:val="single" w:color="12B84F" w:sz="6"/>
+          <w:bottom w:val="single" w:color="8C8C8C" w:sz="6"/>
         </w:pBdr>
         <w:spacing w:after="130" w:before="320"/>
       </w:pPr>
       <w:r>
         <w:rPr>
-          <w:rFonts w:ascii="Calibri" w:cs="Calibri" w:eastAsia="Calibri" w:hAnsi="Calibri"/>
-          <w:b/>
-          <w:bCs/>
-          <w:color w:val="06302E"/>
+          <w:rFonts w:ascii="Georgia" w:cs="Georgia" w:eastAsia="Georgia" w:hAnsi="Georgia"/>
+          <w:b/>
+          <w:bCs/>
+          <w:color w:val="1A1A1A"/>
           <w:sz w:val="23"/>
           <w:szCs w:val="23"/>
         </w:rPr>
@@ -2927,8 +2925,8 @@
       </w:pPr>
       <w:r>
         <w:rPr>
-          <w:rFonts w:ascii="Calibri" w:cs="Calibri" w:eastAsia="Calibri" w:hAnsi="Calibri"/>
-          <w:color w:val="1E2E2C"/>
+          <w:rFonts w:ascii="Georgia" w:cs="Georgia" w:eastAsia="Georgia" w:hAnsi="Georgia"/>
+          <w:color w:val="222222"/>
           <w:sz w:val="21"/>
           <w:szCs w:val="21"/>
         </w:rPr>
@@ -2939,12 +2937,12 @@
       <w:tblPr>
         <w:tblW w:type="dxa" w:w="9458"/>
         <w:tblBorders>
-          <w:top w:val="single" w:color="C9D6D3" w:sz="2"/>
-          <w:left w:val="single" w:color="C9D6D3" w:sz="2"/>
-          <w:bottom w:val="single" w:color="C9D6D3" w:sz="2"/>
-          <w:right w:val="single" w:color="C9D6D3" w:sz="2"/>
-          <w:insideH w:val="single" w:color="C9D6D3" w:sz="2"/>
-          <w:insideV w:val="single" w:color="C9D6D3" w:sz="2"/>
+          <w:top w:val="single" w:color="C8C8C8" w:sz="2"/>
+          <w:left w:val="single" w:color="C8C8C8" w:sz="2"/>
+          <w:bottom w:val="single" w:color="C8C8C8" w:sz="2"/>
+          <w:right w:val="single" w:color="C8C8C8" w:sz="2"/>
+          <w:insideH w:val="single" w:color="C8C8C8" w:sz="2"/>
+          <w:insideV w:val="single" w:color="C8C8C8" w:sz="2"/>
         </w:tblBorders>
       </w:tblPr>
       <w:tblGrid>
@@ -2958,24 +2956,24 @@
         <w:tc>
           <w:tcPr>
             <w:tcW w:type="dxa" w:w="4351"/>
-            <w:shd w:fill="EEF4F2" w:val="clear"/>
-            <w:tcMar>
-              <w:top w:type="dxa" w:w="90"/>
-              <w:left w:type="dxa" w:w="130"/>
-              <w:bottom w:type="dxa" w:w="90"/>
-              <w:right w:type="dxa" w:w="130"/>
-            </w:tcMar>
-          </w:tcPr>
-          <w:p>
-            <w:pPr>
-              <w:spacing w:after="0" w:line="250"/>
-            </w:pPr>
-            <w:r>
-              <w:rPr>
-                <w:rFonts w:ascii="Calibri" w:cs="Calibri" w:eastAsia="Calibri" w:hAnsi="Calibri"/>
+            <w:shd w:fill="F2F2F2" w:val="clear"/>
+            <w:tcMar>
+              <w:top w:type="dxa" w:w="90"/>
+              <w:left w:type="dxa" w:w="130"/>
+              <w:bottom w:type="dxa" w:w="90"/>
+              <w:right w:type="dxa" w:w="130"/>
+            </w:tcMar>
+          </w:tcPr>
+          <w:p>
+            <w:pPr>
+              <w:spacing w:after="0" w:line="250"/>
+            </w:pPr>
+            <w:r>
+              <w:rPr>
+                <w:rFonts w:ascii="Georgia" w:cs="Georgia" w:eastAsia="Georgia" w:hAnsi="Georgia"/>
                 <w:b/>
                 <w:bCs/>
-                <w:color w:val="06302E"/>
+                <w:color w:val="1A1A1A"/>
                 <w:sz w:val="20"/>
                 <w:szCs w:val="20"/>
               </w:rPr>
@@ -2986,24 +2984,24 @@
         <w:tc>
           <w:tcPr>
             <w:tcW w:type="dxa" w:w="5107"/>
-            <w:shd w:fill="EEF4F2" w:val="clear"/>
-            <w:tcMar>
-              <w:top w:type="dxa" w:w="90"/>
-              <w:left w:type="dxa" w:w="130"/>
-              <w:bottom w:type="dxa" w:w="90"/>
-              <w:right w:type="dxa" w:w="130"/>
-            </w:tcMar>
-          </w:tcPr>
-          <w:p>
-            <w:pPr>
-              <w:spacing w:after="0" w:line="250"/>
-            </w:pPr>
-            <w:r>
-              <w:rPr>
-                <w:rFonts w:ascii="Calibri" w:cs="Calibri" w:eastAsia="Calibri" w:hAnsi="Calibri"/>
+            <w:shd w:fill="F2F2F2" w:val="clear"/>
+            <w:tcMar>
+              <w:top w:type="dxa" w:w="90"/>
+              <w:left w:type="dxa" w:w="130"/>
+              <w:bottom w:type="dxa" w:w="90"/>
+              <w:right w:type="dxa" w:w="130"/>
+            </w:tcMar>
+          </w:tcPr>
+          <w:p>
+            <w:pPr>
+              <w:spacing w:after="0" w:line="250"/>
+            </w:pPr>
+            <w:r>
+              <w:rPr>
+                <w:rFonts w:ascii="Georgia" w:cs="Georgia" w:eastAsia="Georgia" w:hAnsi="Georgia"/>
                 <w:b/>
                 <w:bCs/>
-                <w:color w:val="06302E"/>
+                <w:color w:val="1A1A1A"/>
                 <w:sz w:val="20"/>
                 <w:szCs w:val="20"/>
               </w:rPr>
@@ -3032,8 +3030,8 @@
             </w:pPr>
             <w:r>
               <w:rPr>
-                <w:rFonts w:ascii="Calibri" w:cs="Calibri" w:eastAsia="Calibri" w:hAnsi="Calibri"/>
-                <w:color w:val="1E2E2C"/>
+                <w:rFonts w:ascii="Georgia" w:cs="Georgia" w:eastAsia="Georgia" w:hAnsi="Georgia"/>
+                <w:color w:val="222222"/>
                 <w:sz w:val="20"/>
                 <w:szCs w:val="20"/>
               </w:rPr>
@@ -3057,8 +3055,8 @@
             </w:pPr>
             <w:r>
               <w:rPr>
-                <w:rFonts w:ascii="Calibri" w:cs="Calibri" w:eastAsia="Calibri" w:hAnsi="Calibri"/>
-                <w:color w:val="1E2E2C"/>
+                <w:rFonts w:ascii="Georgia" w:cs="Georgia" w:eastAsia="Georgia" w:hAnsi="Georgia"/>
+                <w:color w:val="222222"/>
                 <w:sz w:val="20"/>
                 <w:szCs w:val="20"/>
               </w:rPr>
@@ -3087,8 +3085,8 @@
             </w:pPr>
             <w:r>
               <w:rPr>
-                <w:rFonts w:ascii="Calibri" w:cs="Calibri" w:eastAsia="Calibri" w:hAnsi="Calibri"/>
-                <w:color w:val="1E2E2C"/>
+                <w:rFonts w:ascii="Georgia" w:cs="Georgia" w:eastAsia="Georgia" w:hAnsi="Georgia"/>
+                <w:color w:val="222222"/>
                 <w:sz w:val="20"/>
                 <w:szCs w:val="20"/>
               </w:rPr>
@@ -3112,8 +3110,8 @@
             </w:pPr>
             <w:r>
               <w:rPr>
-                <w:rFonts w:ascii="Calibri" w:cs="Calibri" w:eastAsia="Calibri" w:hAnsi="Calibri"/>
-                <w:color w:val="1E2E2C"/>
+                <w:rFonts w:ascii="Georgia" w:cs="Georgia" w:eastAsia="Georgia" w:hAnsi="Georgia"/>
+                <w:color w:val="222222"/>
                 <w:sz w:val="20"/>
                 <w:szCs w:val="20"/>
               </w:rPr>
@@ -3121,18 +3119,18 @@
             </w:r>
             <w:r>
               <w:rPr>
-                <w:rFonts w:ascii="Calibri" w:cs="Calibri" w:eastAsia="Calibri" w:hAnsi="Calibri"/>
-                <w:color w:val="1E2E2C"/>
-                <w:sz w:val="20"/>
-                <w:szCs w:val="20"/>
-                <w:shd w:fill="FFF4D6" w:val="clear"/>
+                <w:rFonts w:ascii="Georgia" w:cs="Georgia" w:eastAsia="Georgia" w:hAnsi="Georgia"/>
+                <w:color w:val="222222"/>
+                <w:sz w:val="20"/>
+                <w:szCs w:val="20"/>
+                <w:shd w:fill="ECECEC" w:val="clear"/>
               </w:rPr>
               <w:t xml:space="preserve">[NUMBER]</w:t>
             </w:r>
             <w:r>
               <w:rPr>
-                <w:rFonts w:ascii="Calibri" w:cs="Calibri" w:eastAsia="Calibri" w:hAnsi="Calibri"/>
-                <w:color w:val="1E2E2C"/>
+                <w:rFonts w:ascii="Georgia" w:cs="Georgia" w:eastAsia="Georgia" w:hAnsi="Georgia"/>
+                <w:color w:val="222222"/>
                 <w:sz w:val="20"/>
                 <w:szCs w:val="20"/>
               </w:rPr>
@@ -3161,8 +3159,8 @@
             </w:pPr>
             <w:r>
               <w:rPr>
-                <w:rFonts w:ascii="Calibri" w:cs="Calibri" w:eastAsia="Calibri" w:hAnsi="Calibri"/>
-                <w:color w:val="1E2E2C"/>
+                <w:rFonts w:ascii="Georgia" w:cs="Georgia" w:eastAsia="Georgia" w:hAnsi="Georgia"/>
+                <w:color w:val="222222"/>
                 <w:sz w:val="20"/>
                 <w:szCs w:val="20"/>
               </w:rPr>
@@ -3170,8 +3168,8 @@
             </w:r>
             <w:r>
               <w:rPr>
-                <w:rFonts w:ascii="Calibri" w:cs="Calibri" w:eastAsia="Calibri" w:hAnsi="Calibri"/>
-                <w:color w:val="1E2E2C"/>
+                <w:rFonts w:ascii="Georgia" w:cs="Georgia" w:eastAsia="Georgia" w:hAnsi="Georgia"/>
+                <w:color w:val="222222"/>
                 <w:sz w:val="20"/>
                 <w:szCs w:val="20"/>
               </w:rPr>
@@ -3179,8 +3177,8 @@
             </w:r>
             <w:r>
               <w:rPr>
-                <w:rFonts w:ascii="Calibri" w:cs="Calibri" w:eastAsia="Calibri" w:hAnsi="Calibri"/>
-                <w:color w:val="1E2E2C"/>
+                <w:rFonts w:ascii="Georgia" w:cs="Georgia" w:eastAsia="Georgia" w:hAnsi="Georgia"/>
+                <w:color w:val="222222"/>
                 <w:sz w:val="20"/>
                 <w:szCs w:val="20"/>
               </w:rPr>
@@ -3204,8 +3202,8 @@
             </w:pPr>
             <w:r>
               <w:rPr>
-                <w:rFonts w:ascii="Calibri" w:cs="Calibri" w:eastAsia="Calibri" w:hAnsi="Calibri"/>
-                <w:color w:val="1E2E2C"/>
+                <w:rFonts w:ascii="Georgia" w:cs="Georgia" w:eastAsia="Georgia" w:hAnsi="Georgia"/>
+                <w:color w:val="222222"/>
                 <w:sz w:val="20"/>
                 <w:szCs w:val="20"/>
               </w:rPr>
@@ -3226,8 +3224,8 @@
       </w:pPr>
       <w:r>
         <w:rPr>
-          <w:rFonts w:ascii="Calibri" w:cs="Calibri" w:eastAsia="Calibri" w:hAnsi="Calibri"/>
-          <w:color w:val="1E2E2C"/>
+          <w:rFonts w:ascii="Georgia" w:cs="Georgia" w:eastAsia="Georgia" w:hAnsi="Georgia"/>
+          <w:color w:val="222222"/>
           <w:sz w:val="21"/>
           <w:szCs w:val="21"/>
         </w:rPr>
@@ -3235,8 +3233,8 @@
       </w:r>
       <w:r>
         <w:rPr>
-          <w:rFonts w:ascii="Calibri" w:cs="Calibri" w:eastAsia="Calibri" w:hAnsi="Calibri"/>
-          <w:color w:val="1E2E2C"/>
+          <w:rFonts w:ascii="Georgia" w:cs="Georgia" w:eastAsia="Georgia" w:hAnsi="Georgia"/>
+          <w:color w:val="222222"/>
           <w:sz w:val="21"/>
           <w:szCs w:val="21"/>
         </w:rPr>
@@ -3246,7 +3244,7 @@
     <w:p>
       <w:pPr>
         <w:pBdr>
-          <w:bottom w:val="single" w:color="C9D6D3" w:sz="6"/>
+          <w:bottom w:val="single" w:color="C8C8C8" w:sz="6"/>
         </w:pBdr>
         <w:spacing w:after="200" w:before="200"/>
       </w:pPr>
@@ -3255,16 +3253,16 @@
       <w:pPr>
         <w:pStyle w:val="Heading2"/>
         <w:pBdr>
-          <w:bottom w:val="single" w:color="12B84F" w:sz="6"/>
+          <w:bottom w:val="single" w:color="8C8C8C" w:sz="6"/>
         </w:pBdr>
         <w:spacing w:after="130" w:before="320"/>
       </w:pPr>
       <w:r>
         <w:rPr>
-          <w:rFonts w:ascii="Calibri" w:cs="Calibri" w:eastAsia="Calibri" w:hAnsi="Calibri"/>
-          <w:b/>
-          <w:bCs/>
-          <w:color w:val="06302E"/>
+          <w:rFonts w:ascii="Georgia" w:cs="Georgia" w:eastAsia="Georgia" w:hAnsi="Georgia"/>
+          <w:b/>
+          <w:bCs/>
+          <w:color w:val="1A1A1A"/>
           <w:sz w:val="23"/>
           <w:szCs w:val="23"/>
         </w:rPr>
@@ -3278,10 +3276,10 @@
       </w:pPr>
       <w:r>
         <w:rPr>
-          <w:rFonts w:ascii="Calibri" w:cs="Calibri" w:eastAsia="Calibri" w:hAnsi="Calibri"/>
-          <w:b/>
-          <w:bCs/>
-          <w:color w:val="06302E"/>
+          <w:rFonts w:ascii="Georgia" w:cs="Georgia" w:eastAsia="Georgia" w:hAnsi="Georgia"/>
+          <w:b/>
+          <w:bCs/>
+          <w:color w:val="1A1A1A"/>
           <w:sz w:val="21"/>
           <w:szCs w:val="21"/>
         </w:rPr>
@@ -3289,8 +3287,8 @@
       </w:r>
       <w:r>
         <w:rPr>
-          <w:rFonts w:ascii="Calibri" w:cs="Calibri" w:eastAsia="Calibri" w:hAnsi="Calibri"/>
-          <w:color w:val="1E2E2C"/>
+          <w:rFonts w:ascii="Georgia" w:cs="Georgia" w:eastAsia="Georgia" w:hAnsi="Georgia"/>
+          <w:color w:val="222222"/>
           <w:sz w:val="21"/>
           <w:szCs w:val="21"/>
         </w:rPr>
@@ -3298,10 +3296,10 @@
       </w:r>
       <w:r>
         <w:rPr>
-          <w:rFonts w:ascii="Calibri" w:cs="Calibri" w:eastAsia="Calibri" w:hAnsi="Calibri"/>
-          <w:b/>
-          <w:bCs/>
-          <w:color w:val="1E2E2C"/>
+          <w:rFonts w:ascii="Georgia" w:cs="Georgia" w:eastAsia="Georgia" w:hAnsi="Georgia"/>
+          <w:b/>
+          <w:bCs/>
+          <w:color w:val="222222"/>
           <w:sz w:val="21"/>
           <w:szCs w:val="21"/>
         </w:rPr>
@@ -3309,8 +3307,8 @@
       </w:r>
       <w:r>
         <w:rPr>
-          <w:rFonts w:ascii="Calibri" w:cs="Calibri" w:eastAsia="Calibri" w:hAnsi="Calibri"/>
-          <w:color w:val="1E2E2C"/>
+          <w:rFonts w:ascii="Georgia" w:cs="Georgia" w:eastAsia="Georgia" w:hAnsi="Georgia"/>
+          <w:color w:val="222222"/>
           <w:sz w:val="21"/>
           <w:szCs w:val="21"/>
         </w:rPr>
@@ -3318,10 +3316,10 @@
       </w:r>
       <w:r>
         <w:rPr>
-          <w:rFonts w:ascii="Calibri" w:cs="Calibri" w:eastAsia="Calibri" w:hAnsi="Calibri"/>
-          <w:b/>
-          <w:bCs/>
-          <w:color w:val="1E2E2C"/>
+          <w:rFonts w:ascii="Georgia" w:cs="Georgia" w:eastAsia="Georgia" w:hAnsi="Georgia"/>
+          <w:b/>
+          <w:bCs/>
+          <w:color w:val="222222"/>
           <w:sz w:val="21"/>
           <w:szCs w:val="21"/>
         </w:rPr>
@@ -3329,8 +3327,8 @@
       </w:r>
       <w:r>
         <w:rPr>
-          <w:rFonts w:ascii="Calibri" w:cs="Calibri" w:eastAsia="Calibri" w:hAnsi="Calibri"/>
-          <w:color w:val="1E2E2C"/>
+          <w:rFonts w:ascii="Georgia" w:cs="Georgia" w:eastAsia="Georgia" w:hAnsi="Georgia"/>
+          <w:color w:val="222222"/>
           <w:sz w:val="21"/>
           <w:szCs w:val="21"/>
         </w:rPr>
@@ -3338,10 +3336,10 @@
       </w:r>
       <w:r>
         <w:rPr>
-          <w:rFonts w:ascii="Calibri" w:cs="Calibri" w:eastAsia="Calibri" w:hAnsi="Calibri"/>
-          <w:b/>
-          <w:bCs/>
-          <w:color w:val="1E2E2C"/>
+          <w:rFonts w:ascii="Georgia" w:cs="Georgia" w:eastAsia="Georgia" w:hAnsi="Georgia"/>
+          <w:b/>
+          <w:bCs/>
+          <w:color w:val="222222"/>
           <w:sz w:val="21"/>
           <w:szCs w:val="21"/>
         </w:rPr>
@@ -3349,8 +3347,8 @@
       </w:r>
       <w:r>
         <w:rPr>
-          <w:rFonts w:ascii="Calibri" w:cs="Calibri" w:eastAsia="Calibri" w:hAnsi="Calibri"/>
-          <w:color w:val="1E2E2C"/>
+          <w:rFonts w:ascii="Georgia" w:cs="Georgia" w:eastAsia="Georgia" w:hAnsi="Georgia"/>
+          <w:color w:val="222222"/>
           <w:sz w:val="21"/>
           <w:szCs w:val="21"/>
         </w:rPr>
@@ -3364,10 +3362,10 @@
       </w:pPr>
       <w:r>
         <w:rPr>
-          <w:rFonts w:ascii="Calibri" w:cs="Calibri" w:eastAsia="Calibri" w:hAnsi="Calibri"/>
-          <w:b/>
-          <w:bCs/>
-          <w:color w:val="06302E"/>
+          <w:rFonts w:ascii="Georgia" w:cs="Georgia" w:eastAsia="Georgia" w:hAnsi="Georgia"/>
+          <w:b/>
+          <w:bCs/>
+          <w:color w:val="1A1A1A"/>
           <w:sz w:val="21"/>
           <w:szCs w:val="21"/>
         </w:rPr>
@@ -3375,8 +3373,8 @@
       </w:r>
       <w:r>
         <w:rPr>
-          <w:rFonts w:ascii="Calibri" w:cs="Calibri" w:eastAsia="Calibri" w:hAnsi="Calibri"/>
-          <w:color w:val="1E2E2C"/>
+          <w:rFonts w:ascii="Georgia" w:cs="Georgia" w:eastAsia="Georgia" w:hAnsi="Georgia"/>
+          <w:color w:val="222222"/>
           <w:sz w:val="21"/>
           <w:szCs w:val="21"/>
         </w:rPr>
@@ -3390,10 +3388,10 @@
       </w:pPr>
       <w:r>
         <w:rPr>
-          <w:rFonts w:ascii="Calibri" w:cs="Calibri" w:eastAsia="Calibri" w:hAnsi="Calibri"/>
-          <w:b/>
-          <w:bCs/>
-          <w:color w:val="06302E"/>
+          <w:rFonts w:ascii="Georgia" w:cs="Georgia" w:eastAsia="Georgia" w:hAnsi="Georgia"/>
+          <w:b/>
+          <w:bCs/>
+          <w:color w:val="1A1A1A"/>
           <w:sz w:val="21"/>
           <w:szCs w:val="21"/>
         </w:rPr>
@@ -3401,8 +3399,8 @@
       </w:r>
       <w:r>
         <w:rPr>
-          <w:rFonts w:ascii="Calibri" w:cs="Calibri" w:eastAsia="Calibri" w:hAnsi="Calibri"/>
-          <w:color w:val="1E2E2C"/>
+          <w:rFonts w:ascii="Georgia" w:cs="Georgia" w:eastAsia="Georgia" w:hAnsi="Georgia"/>
+          <w:color w:val="222222"/>
           <w:sz w:val="21"/>
           <w:szCs w:val="21"/>
         </w:rPr>
@@ -3410,20 +3408,20 @@
       </w:r>
       <w:r>
         <w:rPr>
-          <w:rFonts w:ascii="Calibri" w:cs="Calibri" w:eastAsia="Calibri" w:hAnsi="Calibri"/>
-          <w:b/>
-          <w:bCs/>
-          <w:color w:val="1E2E2C"/>
-          <w:sz w:val="21"/>
-          <w:szCs w:val="21"/>
-          <w:shd w:fill="FFF4D6" w:val="clear"/>
+          <w:rFonts w:ascii="Georgia" w:cs="Georgia" w:eastAsia="Georgia" w:hAnsi="Georgia"/>
+          <w:b/>
+          <w:bCs/>
+          <w:color w:val="222222"/>
+          <w:sz w:val="21"/>
+          <w:szCs w:val="21"/>
+          <w:shd w:fill="ECECEC" w:val="clear"/>
         </w:rPr>
         <w:t xml:space="preserve">[BANK NAME]</w:t>
       </w:r>
       <w:r>
         <w:rPr>
-          <w:rFonts w:ascii="Calibri" w:cs="Calibri" w:eastAsia="Calibri" w:hAnsi="Calibri"/>
-          <w:color w:val="1E2E2C"/>
+          <w:rFonts w:ascii="Georgia" w:cs="Georgia" w:eastAsia="Georgia" w:hAnsi="Georgia"/>
+          <w:color w:val="222222"/>
           <w:sz w:val="21"/>
           <w:szCs w:val="21"/>
         </w:rPr>
@@ -3431,20 +3429,20 @@
       </w:r>
       <w:r>
         <w:rPr>
-          <w:rFonts w:ascii="Calibri" w:cs="Calibri" w:eastAsia="Calibri" w:hAnsi="Calibri"/>
-          <w:b/>
-          <w:bCs/>
-          <w:color w:val="1E2E2C"/>
-          <w:sz w:val="21"/>
-          <w:szCs w:val="21"/>
-          <w:shd w:fill="FFF4D6" w:val="clear"/>
+          <w:rFonts w:ascii="Georgia" w:cs="Georgia" w:eastAsia="Georgia" w:hAnsi="Georgia"/>
+          <w:b/>
+          <w:bCs/>
+          <w:color w:val="222222"/>
+          <w:sz w:val="21"/>
+          <w:szCs w:val="21"/>
+          <w:shd w:fill="ECECEC" w:val="clear"/>
         </w:rPr>
         <w:t xml:space="preserve">[ACCOUNT NAME]</w:t>
       </w:r>
       <w:r>
         <w:rPr>
-          <w:rFonts w:ascii="Calibri" w:cs="Calibri" w:eastAsia="Calibri" w:hAnsi="Calibri"/>
-          <w:color w:val="1E2E2C"/>
+          <w:rFonts w:ascii="Georgia" w:cs="Georgia" w:eastAsia="Georgia" w:hAnsi="Georgia"/>
+          <w:color w:val="222222"/>
           <w:sz w:val="21"/>
           <w:szCs w:val="21"/>
         </w:rPr>
@@ -3452,20 +3450,20 @@
       </w:r>
       <w:r>
         <w:rPr>
-          <w:rFonts w:ascii="Calibri" w:cs="Calibri" w:eastAsia="Calibri" w:hAnsi="Calibri"/>
-          <w:b/>
-          <w:bCs/>
-          <w:color w:val="1E2E2C"/>
-          <w:sz w:val="21"/>
-          <w:szCs w:val="21"/>
-          <w:shd w:fill="FFF4D6" w:val="clear"/>
+          <w:rFonts w:ascii="Georgia" w:cs="Georgia" w:eastAsia="Georgia" w:hAnsi="Georgia"/>
+          <w:b/>
+          <w:bCs/>
+          <w:color w:val="222222"/>
+          <w:sz w:val="21"/>
+          <w:szCs w:val="21"/>
+          <w:shd w:fill="ECECEC" w:val="clear"/>
         </w:rPr>
         <w:t xml:space="preserve">[ACCOUNT NUMBER]</w:t>
       </w:r>
       <w:r>
         <w:rPr>
-          <w:rFonts w:ascii="Calibri" w:cs="Calibri" w:eastAsia="Calibri" w:hAnsi="Calibri"/>
-          <w:color w:val="1E2E2C"/>
+          <w:rFonts w:ascii="Georgia" w:cs="Georgia" w:eastAsia="Georgia" w:hAnsi="Georgia"/>
+          <w:color w:val="222222"/>
           <w:sz w:val="21"/>
           <w:szCs w:val="21"/>
         </w:rPr>
@@ -3473,20 +3471,20 @@
       </w:r>
       <w:r>
         <w:rPr>
-          <w:rFonts w:ascii="Calibri" w:cs="Calibri" w:eastAsia="Calibri" w:hAnsi="Calibri"/>
-          <w:b/>
-          <w:bCs/>
-          <w:color w:val="1E2E2C"/>
-          <w:sz w:val="21"/>
-          <w:szCs w:val="21"/>
-          <w:shd w:fill="FFF4D6" w:val="clear"/>
+          <w:rFonts w:ascii="Georgia" w:cs="Georgia" w:eastAsia="Georgia" w:hAnsi="Georgia"/>
+          <w:b/>
+          <w:bCs/>
+          <w:color w:val="222222"/>
+          <w:sz w:val="21"/>
+          <w:szCs w:val="21"/>
+          <w:shd w:fill="ECECEC" w:val="clear"/>
         </w:rPr>
         <w:t xml:space="preserve">[BRANCH CODE]</w:t>
       </w:r>
       <w:r>
         <w:rPr>
-          <w:rFonts w:ascii="Calibri" w:cs="Calibri" w:eastAsia="Calibri" w:hAnsi="Calibri"/>
-          <w:color w:val="1E2E2C"/>
+          <w:rFonts w:ascii="Georgia" w:cs="Georgia" w:eastAsia="Georgia" w:hAnsi="Georgia"/>
+          <w:color w:val="222222"/>
           <w:sz w:val="21"/>
           <w:szCs w:val="21"/>
         </w:rPr>
@@ -3500,10 +3498,10 @@
       </w:pPr>
       <w:r>
         <w:rPr>
-          <w:rFonts w:ascii="Calibri" w:cs="Calibri" w:eastAsia="Calibri" w:hAnsi="Calibri"/>
-          <w:b/>
-          <w:bCs/>
-          <w:color w:val="06302E"/>
+          <w:rFonts w:ascii="Georgia" w:cs="Georgia" w:eastAsia="Georgia" w:hAnsi="Georgia"/>
+          <w:b/>
+          <w:bCs/>
+          <w:color w:val="1A1A1A"/>
           <w:sz w:val="21"/>
           <w:szCs w:val="21"/>
         </w:rPr>
@@ -3511,8 +3509,8 @@
       </w:r>
       <w:r>
         <w:rPr>
-          <w:rFonts w:ascii="Calibri" w:cs="Calibri" w:eastAsia="Calibri" w:hAnsi="Calibri"/>
-          <w:color w:val="1E2E2C"/>
+          <w:rFonts w:ascii="Georgia" w:cs="Georgia" w:eastAsia="Georgia" w:hAnsi="Georgia"/>
+          <w:color w:val="222222"/>
           <w:sz w:val="21"/>
           <w:szCs w:val="21"/>
         </w:rPr>
@@ -3526,10 +3524,10 @@
       </w:pPr>
       <w:r>
         <w:rPr>
-          <w:rFonts w:ascii="Calibri" w:cs="Calibri" w:eastAsia="Calibri" w:hAnsi="Calibri"/>
-          <w:b/>
-          <w:bCs/>
-          <w:color w:val="06302E"/>
+          <w:rFonts w:ascii="Georgia" w:cs="Georgia" w:eastAsia="Georgia" w:hAnsi="Georgia"/>
+          <w:b/>
+          <w:bCs/>
+          <w:color w:val="1A1A1A"/>
           <w:sz w:val="21"/>
           <w:szCs w:val="21"/>
         </w:rPr>
@@ -3537,8 +3535,8 @@
       </w:r>
       <w:r>
         <w:rPr>
-          <w:rFonts w:ascii="Calibri" w:cs="Calibri" w:eastAsia="Calibri" w:hAnsi="Calibri"/>
-          <w:color w:val="1E2E2C"/>
+          <w:rFonts w:ascii="Georgia" w:cs="Georgia" w:eastAsia="Georgia" w:hAnsi="Georgia"/>
+          <w:color w:val="222222"/>
           <w:sz w:val="21"/>
           <w:szCs w:val="21"/>
         </w:rPr>
@@ -3546,10 +3544,10 @@
       </w:r>
       <w:r>
         <w:rPr>
-          <w:rFonts w:ascii="Calibri" w:cs="Calibri" w:eastAsia="Calibri" w:hAnsi="Calibri"/>
-          <w:b/>
-          <w:bCs/>
-          <w:color w:val="1E2E2C"/>
+          <w:rFonts w:ascii="Georgia" w:cs="Georgia" w:eastAsia="Georgia" w:hAnsi="Georgia"/>
+          <w:b/>
+          <w:bCs/>
+          <w:color w:val="222222"/>
           <w:sz w:val="21"/>
           <w:szCs w:val="21"/>
         </w:rPr>
@@ -3557,8 +3555,8 @@
       </w:r>
       <w:r>
         <w:rPr>
-          <w:rFonts w:ascii="Calibri" w:cs="Calibri" w:eastAsia="Calibri" w:hAnsi="Calibri"/>
-          <w:color w:val="1E2E2C"/>
+          <w:rFonts w:ascii="Georgia" w:cs="Georgia" w:eastAsia="Georgia" w:hAnsi="Georgia"/>
+          <w:color w:val="222222"/>
           <w:sz w:val="21"/>
           <w:szCs w:val="21"/>
         </w:rPr>
@@ -3568,7 +3566,7 @@
     <w:p>
       <w:pPr>
         <w:pBdr>
-          <w:bottom w:val="single" w:color="C9D6D3" w:sz="6"/>
+          <w:bottom w:val="single" w:color="C8C8C8" w:sz="6"/>
         </w:pBdr>
         <w:spacing w:after="200" w:before="200"/>
       </w:pPr>
@@ -3577,16 +3575,16 @@
       <w:pPr>
         <w:pStyle w:val="Heading2"/>
         <w:pBdr>
-          <w:bottom w:val="single" w:color="12B84F" w:sz="6"/>
+          <w:bottom w:val="single" w:color="8C8C8C" w:sz="6"/>
         </w:pBdr>
         <w:spacing w:after="130" w:before="320"/>
       </w:pPr>
       <w:r>
         <w:rPr>
-          <w:rFonts w:ascii="Calibri" w:cs="Calibri" w:eastAsia="Calibri" w:hAnsi="Calibri"/>
-          <w:b/>
-          <w:bCs/>
-          <w:color w:val="06302E"/>
+          <w:rFonts w:ascii="Georgia" w:cs="Georgia" w:eastAsia="Georgia" w:hAnsi="Georgia"/>
+          <w:b/>
+          <w:bCs/>
+          <w:color w:val="1A1A1A"/>
           <w:sz w:val="23"/>
           <w:szCs w:val="23"/>
         </w:rPr>
@@ -3599,8 +3597,8 @@
       </w:pPr>
       <w:r>
         <w:rPr>
-          <w:rFonts w:ascii="Calibri" w:cs="Calibri" w:eastAsia="Calibri" w:hAnsi="Calibri"/>
-          <w:color w:val="1E2E2C"/>
+          <w:rFonts w:ascii="Georgia" w:cs="Georgia" w:eastAsia="Georgia" w:hAnsi="Georgia"/>
+          <w:color w:val="222222"/>
           <w:sz w:val="21"/>
           <w:szCs w:val="21"/>
         </w:rPr>
@@ -3614,10 +3612,10 @@
       </w:pPr>
       <w:r>
         <w:rPr>
-          <w:rFonts w:ascii="Calibri" w:cs="Calibri" w:eastAsia="Calibri" w:hAnsi="Calibri"/>
-          <w:b/>
-          <w:bCs/>
-          <w:color w:val="06302E"/>
+          <w:rFonts w:ascii="Georgia" w:cs="Georgia" w:eastAsia="Georgia" w:hAnsi="Georgia"/>
+          <w:b/>
+          <w:bCs/>
+          <w:color w:val="1A1A1A"/>
           <w:sz w:val="21"/>
           <w:szCs w:val="21"/>
         </w:rPr>
@@ -3625,8 +3623,8 @@
       </w:r>
       <w:r>
         <w:rPr>
-          <w:rFonts w:ascii="Calibri" w:cs="Calibri" w:eastAsia="Calibri" w:hAnsi="Calibri"/>
-          <w:color w:val="1E2E2C"/>
+          <w:rFonts w:ascii="Georgia" w:cs="Georgia" w:eastAsia="Georgia" w:hAnsi="Georgia"/>
+          <w:color w:val="222222"/>
           <w:sz w:val="21"/>
           <w:szCs w:val="21"/>
         </w:rPr>
@@ -3644,10 +3642,10 @@
       </w:pPr>
       <w:r>
         <w:rPr>
-          <w:rFonts w:ascii="Calibri" w:cs="Calibri" w:eastAsia="Calibri" w:hAnsi="Calibri"/>
-          <w:b/>
-          <w:bCs/>
-          <w:color w:val="1E2E2C"/>
+          <w:rFonts w:ascii="Georgia" w:cs="Georgia" w:eastAsia="Georgia" w:hAnsi="Georgia"/>
+          <w:b/>
+          <w:bCs/>
+          <w:color w:val="222222"/>
           <w:sz w:val="21"/>
           <w:szCs w:val="21"/>
         </w:rPr>
@@ -3655,8 +3653,8 @@
       </w:r>
       <w:r>
         <w:rPr>
-          <w:rFonts w:ascii="Calibri" w:cs="Calibri" w:eastAsia="Calibri" w:hAnsi="Calibri"/>
-          <w:color w:val="1E2E2C"/>
+          <w:rFonts w:ascii="Georgia" w:cs="Georgia" w:eastAsia="Georgia" w:hAnsi="Georgia"/>
+          <w:color w:val="222222"/>
           <w:sz w:val="21"/>
           <w:szCs w:val="21"/>
         </w:rPr>
@@ -3674,10 +3672,10 @@
       </w:pPr>
       <w:r>
         <w:rPr>
-          <w:rFonts w:ascii="Calibri" w:cs="Calibri" w:eastAsia="Calibri" w:hAnsi="Calibri"/>
-          <w:b/>
-          <w:bCs/>
-          <w:color w:val="1E2E2C"/>
+          <w:rFonts w:ascii="Georgia" w:cs="Georgia" w:eastAsia="Georgia" w:hAnsi="Georgia"/>
+          <w:b/>
+          <w:bCs/>
+          <w:color w:val="222222"/>
           <w:sz w:val="21"/>
           <w:szCs w:val="21"/>
         </w:rPr>
@@ -3685,8 +3683,8 @@
       </w:r>
       <w:r>
         <w:rPr>
-          <w:rFonts w:ascii="Calibri" w:cs="Calibri" w:eastAsia="Calibri" w:hAnsi="Calibri"/>
-          <w:color w:val="1E2E2C"/>
+          <w:rFonts w:ascii="Georgia" w:cs="Georgia" w:eastAsia="Georgia" w:hAnsi="Georgia"/>
+          <w:color w:val="222222"/>
           <w:sz w:val="21"/>
           <w:szCs w:val="21"/>
         </w:rPr>
@@ -3704,10 +3702,10 @@
       </w:pPr>
       <w:r>
         <w:rPr>
-          <w:rFonts w:ascii="Calibri" w:cs="Calibri" w:eastAsia="Calibri" w:hAnsi="Calibri"/>
-          <w:b/>
-          <w:bCs/>
-          <w:color w:val="1E2E2C"/>
+          <w:rFonts w:ascii="Georgia" w:cs="Georgia" w:eastAsia="Georgia" w:hAnsi="Georgia"/>
+          <w:b/>
+          <w:bCs/>
+          <w:color w:val="222222"/>
           <w:sz w:val="21"/>
           <w:szCs w:val="21"/>
         </w:rPr>
@@ -3715,8 +3713,8 @@
       </w:r>
       <w:r>
         <w:rPr>
-          <w:rFonts w:ascii="Calibri" w:cs="Calibri" w:eastAsia="Calibri" w:hAnsi="Calibri"/>
-          <w:color w:val="1E2E2C"/>
+          <w:rFonts w:ascii="Georgia" w:cs="Georgia" w:eastAsia="Georgia" w:hAnsi="Georgia"/>
+          <w:color w:val="222222"/>
           <w:sz w:val="21"/>
           <w:szCs w:val="21"/>
         </w:rPr>
@@ -3734,10 +3732,10 @@
       </w:pPr>
       <w:r>
         <w:rPr>
-          <w:rFonts w:ascii="Calibri" w:cs="Calibri" w:eastAsia="Calibri" w:hAnsi="Calibri"/>
-          <w:b/>
-          <w:bCs/>
-          <w:color w:val="1E2E2C"/>
+          <w:rFonts w:ascii="Georgia" w:cs="Georgia" w:eastAsia="Georgia" w:hAnsi="Georgia"/>
+          <w:b/>
+          <w:bCs/>
+          <w:color w:val="222222"/>
           <w:sz w:val="21"/>
           <w:szCs w:val="21"/>
         </w:rPr>
@@ -3745,8 +3743,8 @@
       </w:r>
       <w:r>
         <w:rPr>
-          <w:rFonts w:ascii="Calibri" w:cs="Calibri" w:eastAsia="Calibri" w:hAnsi="Calibri"/>
-          <w:color w:val="1E2E2C"/>
+          <w:rFonts w:ascii="Georgia" w:cs="Georgia" w:eastAsia="Georgia" w:hAnsi="Georgia"/>
+          <w:color w:val="222222"/>
           <w:sz w:val="21"/>
           <w:szCs w:val="21"/>
         </w:rPr>
@@ -3760,10 +3758,10 @@
       </w:pPr>
       <w:r>
         <w:rPr>
-          <w:rFonts w:ascii="Calibri" w:cs="Calibri" w:eastAsia="Calibri" w:hAnsi="Calibri"/>
-          <w:b/>
-          <w:bCs/>
-          <w:color w:val="06302E"/>
+          <w:rFonts w:ascii="Georgia" w:cs="Georgia" w:eastAsia="Georgia" w:hAnsi="Georgia"/>
+          <w:b/>
+          <w:bCs/>
+          <w:color w:val="1A1A1A"/>
           <w:sz w:val="21"/>
           <w:szCs w:val="21"/>
         </w:rPr>
@@ -3771,8 +3769,8 @@
       </w:r>
       <w:r>
         <w:rPr>
-          <w:rFonts w:ascii="Calibri" w:cs="Calibri" w:eastAsia="Calibri" w:hAnsi="Calibri"/>
-          <w:color w:val="1E2E2C"/>
+          <w:rFonts w:ascii="Georgia" w:cs="Georgia" w:eastAsia="Georgia" w:hAnsi="Georgia"/>
+          <w:color w:val="222222"/>
           <w:sz w:val="21"/>
           <w:szCs w:val="21"/>
         </w:rPr>
@@ -3786,10 +3784,10 @@
       </w:pPr>
       <w:r>
         <w:rPr>
-          <w:rFonts w:ascii="Calibri" w:cs="Calibri" w:eastAsia="Calibri" w:hAnsi="Calibri"/>
-          <w:b/>
-          <w:bCs/>
-          <w:color w:val="06302E"/>
+          <w:rFonts w:ascii="Georgia" w:cs="Georgia" w:eastAsia="Georgia" w:hAnsi="Georgia"/>
+          <w:b/>
+          <w:bCs/>
+          <w:color w:val="1A1A1A"/>
           <w:sz w:val="21"/>
           <w:szCs w:val="21"/>
         </w:rPr>
@@ -3797,10 +3795,10 @@
       </w:r>
       <w:r>
         <w:rPr>
-          <w:rFonts w:ascii="Calibri" w:cs="Calibri" w:eastAsia="Calibri" w:hAnsi="Calibri"/>
-          <w:b/>
-          <w:bCs/>
-          <w:color w:val="1E2E2C"/>
+          <w:rFonts w:ascii="Georgia" w:cs="Georgia" w:eastAsia="Georgia" w:hAnsi="Georgia"/>
+          <w:b/>
+          <w:bCs/>
+          <w:color w:val="222222"/>
           <w:sz w:val="21"/>
           <w:szCs w:val="21"/>
         </w:rPr>
@@ -3811,12 +3809,12 @@
       <w:tblPr>
         <w:tblW w:type="dxa" w:w="9458"/>
         <w:tblBorders>
-          <w:top w:val="single" w:color="C9D6D3" w:sz="2"/>
-          <w:left w:val="single" w:color="C9D6D3" w:sz="2"/>
-          <w:bottom w:val="single" w:color="C9D6D3" w:sz="2"/>
-          <w:right w:val="single" w:color="C9D6D3" w:sz="2"/>
-          <w:insideH w:val="single" w:color="C9D6D3" w:sz="2"/>
-          <w:insideV w:val="single" w:color="C9D6D3" w:sz="2"/>
+          <w:top w:val="single" w:color="C8C8C8" w:sz="2"/>
+          <w:left w:val="single" w:color="C8C8C8" w:sz="2"/>
+          <w:bottom w:val="single" w:color="C8C8C8" w:sz="2"/>
+          <w:right w:val="single" w:color="C8C8C8" w:sz="2"/>
+          <w:insideH w:val="single" w:color="C8C8C8" w:sz="2"/>
+          <w:insideV w:val="single" w:color="C8C8C8" w:sz="2"/>
         </w:tblBorders>
       </w:tblPr>
       <w:tblGrid>
@@ -3830,24 +3828,24 @@
         <w:tc>
           <w:tcPr>
             <w:tcW w:type="dxa" w:w="4351"/>
-            <w:shd w:fill="EEF4F2" w:val="clear"/>
-            <w:tcMar>
-              <w:top w:type="dxa" w:w="90"/>
-              <w:left w:type="dxa" w:w="130"/>
-              <w:bottom w:type="dxa" w:w="90"/>
-              <w:right w:type="dxa" w:w="130"/>
-            </w:tcMar>
-          </w:tcPr>
-          <w:p>
-            <w:pPr>
-              <w:spacing w:after="0" w:line="250"/>
-            </w:pPr>
-            <w:r>
-              <w:rPr>
-                <w:rFonts w:ascii="Calibri" w:cs="Calibri" w:eastAsia="Calibri" w:hAnsi="Calibri"/>
+            <w:shd w:fill="F2F2F2" w:val="clear"/>
+            <w:tcMar>
+              <w:top w:type="dxa" w:w="90"/>
+              <w:left w:type="dxa" w:w="130"/>
+              <w:bottom w:type="dxa" w:w="90"/>
+              <w:right w:type="dxa" w:w="130"/>
+            </w:tcMar>
+          </w:tcPr>
+          <w:p>
+            <w:pPr>
+              <w:spacing w:after="0" w:line="250"/>
+            </w:pPr>
+            <w:r>
+              <w:rPr>
+                <w:rFonts w:ascii="Georgia" w:cs="Georgia" w:eastAsia="Georgia" w:hAnsi="Georgia"/>
                 <w:b/>
                 <w:bCs/>
-                <w:color w:val="06302E"/>
+                <w:color w:val="1A1A1A"/>
                 <w:sz w:val="20"/>
                 <w:szCs w:val="20"/>
               </w:rPr>
@@ -3858,24 +3856,25 @@
         <w:tc>
           <w:tcPr>
             <w:tcW w:type="dxa" w:w="5107"/>
-            <w:shd w:fill="EEF4F2" w:val="clear"/>
-            <w:tcMar>
-              <w:top w:type="dxa" w:w="90"/>
-              <w:left w:type="dxa" w:w="130"/>
-              <w:bottom w:type="dxa" w:w="90"/>
-              <w:right w:type="dxa" w:w="130"/>
-            </w:tcMar>
-          </w:tcPr>
-          <w:p>
-            <w:pPr>
-              <w:spacing w:after="0" w:line="250"/>
-            </w:pPr>
-            <w:r>
-              <w:rPr>
-                <w:rFonts w:ascii="Calibri" w:cs="Calibri" w:eastAsia="Calibri" w:hAnsi="Calibri"/>
+            <w:shd w:fill="F2F2F2" w:val="clear"/>
+            <w:tcMar>
+              <w:top w:type="dxa" w:w="90"/>
+              <w:left w:type="dxa" w:w="130"/>
+              <w:bottom w:type="dxa" w:w="90"/>
+              <w:right w:type="dxa" w:w="130"/>
+            </w:tcMar>
+          </w:tcPr>
+          <w:p>
+            <w:pPr>
+              <w:spacing w:after="0" w:line="250"/>
+              <w:jc w:val="right"/>
+            </w:pPr>
+            <w:r>
+              <w:rPr>
+                <w:rFonts w:ascii="Georgia" w:cs="Georgia" w:eastAsia="Georgia" w:hAnsi="Georgia"/>
                 <w:b/>
                 <w:bCs/>
-                <w:color w:val="06302E"/>
+                <w:color w:val="1A1A1A"/>
                 <w:sz w:val="20"/>
                 <w:szCs w:val="20"/>
               </w:rPr>
@@ -3904,8 +3903,8 @@
             </w:pPr>
             <w:r>
               <w:rPr>
-                <w:rFonts w:ascii="Calibri" w:cs="Calibri" w:eastAsia="Calibri" w:hAnsi="Calibri"/>
-                <w:color w:val="1E2E2C"/>
+                <w:rFonts w:ascii="Georgia" w:cs="Georgia" w:eastAsia="Georgia" w:hAnsi="Georgia"/>
+                <w:color w:val="222222"/>
                 <w:sz w:val="20"/>
                 <w:szCs w:val="20"/>
               </w:rPr>
@@ -3930,8 +3929,8 @@
             </w:pPr>
             <w:r>
               <w:rPr>
-                <w:rFonts w:ascii="Calibri" w:cs="Calibri" w:eastAsia="Calibri" w:hAnsi="Calibri"/>
-                <w:color w:val="1E2E2C"/>
+                <w:rFonts w:ascii="Georgia" w:cs="Georgia" w:eastAsia="Georgia" w:hAnsi="Georgia"/>
+                <w:color w:val="222222"/>
                 <w:sz w:val="20"/>
                 <w:szCs w:val="20"/>
               </w:rPr>
@@ -3960,8 +3959,8 @@
             </w:pPr>
             <w:r>
               <w:rPr>
-                <w:rFonts w:ascii="Calibri" w:cs="Calibri" w:eastAsia="Calibri" w:hAnsi="Calibri"/>
-                <w:color w:val="1E2E2C"/>
+                <w:rFonts w:ascii="Georgia" w:cs="Georgia" w:eastAsia="Georgia" w:hAnsi="Georgia"/>
+                <w:color w:val="222222"/>
                 <w:sz w:val="20"/>
                 <w:szCs w:val="20"/>
               </w:rPr>
@@ -3986,8 +3985,8 @@
             </w:pPr>
             <w:r>
               <w:rPr>
-                <w:rFonts w:ascii="Calibri" w:cs="Calibri" w:eastAsia="Calibri" w:hAnsi="Calibri"/>
-                <w:color w:val="1E2E2C"/>
+                <w:rFonts w:ascii="Georgia" w:cs="Georgia" w:eastAsia="Georgia" w:hAnsi="Georgia"/>
+                <w:color w:val="222222"/>
                 <w:sz w:val="20"/>
                 <w:szCs w:val="20"/>
               </w:rPr>
@@ -4016,8 +4015,8 @@
             </w:pPr>
             <w:r>
               <w:rPr>
-                <w:rFonts w:ascii="Calibri" w:cs="Calibri" w:eastAsia="Calibri" w:hAnsi="Calibri"/>
-                <w:color w:val="1E2E2C"/>
+                <w:rFonts w:ascii="Georgia" w:cs="Georgia" w:eastAsia="Georgia" w:hAnsi="Georgia"/>
+                <w:color w:val="222222"/>
                 <w:sz w:val="20"/>
                 <w:szCs w:val="20"/>
               </w:rPr>
@@ -4042,8 +4041,8 @@
             </w:pPr>
             <w:r>
               <w:rPr>
-                <w:rFonts w:ascii="Calibri" w:cs="Calibri" w:eastAsia="Calibri" w:hAnsi="Calibri"/>
-                <w:color w:val="1E2E2C"/>
+                <w:rFonts w:ascii="Georgia" w:cs="Georgia" w:eastAsia="Georgia" w:hAnsi="Georgia"/>
+                <w:color w:val="222222"/>
                 <w:sz w:val="20"/>
                 <w:szCs w:val="20"/>
               </w:rPr>
@@ -4072,8 +4071,8 @@
             </w:pPr>
             <w:r>
               <w:rPr>
-                <w:rFonts w:ascii="Calibri" w:cs="Calibri" w:eastAsia="Calibri" w:hAnsi="Calibri"/>
-                <w:color w:val="1E2E2C"/>
+                <w:rFonts w:ascii="Georgia" w:cs="Georgia" w:eastAsia="Georgia" w:hAnsi="Georgia"/>
+                <w:color w:val="222222"/>
                 <w:sz w:val="20"/>
                 <w:szCs w:val="20"/>
               </w:rPr>
@@ -4098,8 +4097,8 @@
             </w:pPr>
             <w:r>
               <w:rPr>
-                <w:rFonts w:ascii="Calibri" w:cs="Calibri" w:eastAsia="Calibri" w:hAnsi="Calibri"/>
-                <w:color w:val="1E2E2C"/>
+                <w:rFonts w:ascii="Georgia" w:cs="Georgia" w:eastAsia="Georgia" w:hAnsi="Georgia"/>
+                <w:color w:val="222222"/>
                 <w:sz w:val="20"/>
                 <w:szCs w:val="20"/>
               </w:rPr>
@@ -4128,8 +4127,8 @@
             </w:pPr>
             <w:r>
               <w:rPr>
-                <w:rFonts w:ascii="Calibri" w:cs="Calibri" w:eastAsia="Calibri" w:hAnsi="Calibri"/>
-                <w:color w:val="1E2E2C"/>
+                <w:rFonts w:ascii="Georgia" w:cs="Georgia" w:eastAsia="Georgia" w:hAnsi="Georgia"/>
+                <w:color w:val="222222"/>
                 <w:sz w:val="20"/>
                 <w:szCs w:val="20"/>
               </w:rPr>
@@ -4154,8 +4153,8 @@
             </w:pPr>
             <w:r>
               <w:rPr>
-                <w:rFonts w:ascii="Calibri" w:cs="Calibri" w:eastAsia="Calibri" w:hAnsi="Calibri"/>
-                <w:color w:val="1E2E2C"/>
+                <w:rFonts w:ascii="Georgia" w:cs="Georgia" w:eastAsia="Georgia" w:hAnsi="Georgia"/>
+                <w:color w:val="222222"/>
                 <w:sz w:val="20"/>
                 <w:szCs w:val="20"/>
               </w:rPr>
@@ -4176,8 +4175,8 @@
       </w:pPr>
       <w:r>
         <w:rPr>
-          <w:rFonts w:ascii="Calibri" w:cs="Calibri" w:eastAsia="Calibri" w:hAnsi="Calibri"/>
-          <w:color w:val="1E2E2C"/>
+          <w:rFonts w:ascii="Georgia" w:cs="Georgia" w:eastAsia="Georgia" w:hAnsi="Georgia"/>
+          <w:color w:val="222222"/>
           <w:sz w:val="21"/>
           <w:szCs w:val="21"/>
         </w:rPr>
@@ -4185,8 +4184,8 @@
       </w:r>
       <w:r>
         <w:rPr>
-          <w:rFonts w:ascii="Calibri" w:cs="Calibri" w:eastAsia="Calibri" w:hAnsi="Calibri"/>
-          <w:color w:val="1E2E2C"/>
+          <w:rFonts w:ascii="Georgia" w:cs="Georgia" w:eastAsia="Georgia" w:hAnsi="Georgia"/>
+          <w:color w:val="222222"/>
           <w:sz w:val="21"/>
           <w:szCs w:val="21"/>
         </w:rPr>
@@ -4194,8 +4193,8 @@
       </w:r>
       <w:r>
         <w:rPr>
-          <w:rFonts w:ascii="Calibri" w:cs="Calibri" w:eastAsia="Calibri" w:hAnsi="Calibri"/>
-          <w:color w:val="1E2E2C"/>
+          <w:rFonts w:ascii="Georgia" w:cs="Georgia" w:eastAsia="Georgia" w:hAnsi="Georgia"/>
+          <w:color w:val="222222"/>
           <w:sz w:val="21"/>
           <w:szCs w:val="21"/>
         </w:rPr>
@@ -4206,12 +4205,12 @@
       <w:tblPr>
         <w:tblW w:type="dxa" w:w="9458"/>
         <w:tblBorders>
-          <w:top w:val="single" w:color="C9D6D3" w:sz="2"/>
-          <w:left w:val="single" w:color="C9D6D3" w:sz="2"/>
-          <w:bottom w:val="single" w:color="C9D6D3" w:sz="2"/>
-          <w:right w:val="single" w:color="C9D6D3" w:sz="2"/>
-          <w:insideH w:val="single" w:color="C9D6D3" w:sz="2"/>
-          <w:insideV w:val="single" w:color="C9D6D3" w:sz="2"/>
+          <w:top w:val="single" w:color="C8C8C8" w:sz="2"/>
+          <w:left w:val="single" w:color="C8C8C8" w:sz="2"/>
+          <w:bottom w:val="single" w:color="C8C8C8" w:sz="2"/>
+          <w:right w:val="single" w:color="C8C8C8" w:sz="2"/>
+          <w:insideH w:val="single" w:color="C8C8C8" w:sz="2"/>
+          <w:insideV w:val="single" w:color="C8C8C8" w:sz="2"/>
         </w:tblBorders>
       </w:tblPr>
       <w:tblGrid>
@@ -4226,24 +4225,24 @@
         <w:tc>
           <w:tcPr>
             <w:tcW w:type="dxa" w:w="3216"/>
-            <w:shd w:fill="EEF4F2" w:val="clear"/>
-            <w:tcMar>
-              <w:top w:type="dxa" w:w="90"/>
-              <w:left w:type="dxa" w:w="130"/>
-              <w:bottom w:type="dxa" w:w="90"/>
-              <w:right w:type="dxa" w:w="130"/>
-            </w:tcMar>
-          </w:tcPr>
-          <w:p>
-            <w:pPr>
-              <w:spacing w:after="0" w:line="250"/>
-            </w:pPr>
-            <w:r>
-              <w:rPr>
-                <w:rFonts w:ascii="Calibri" w:cs="Calibri" w:eastAsia="Calibri" w:hAnsi="Calibri"/>
+            <w:shd w:fill="F2F2F2" w:val="clear"/>
+            <w:tcMar>
+              <w:top w:type="dxa" w:w="90"/>
+              <w:left w:type="dxa" w:w="130"/>
+              <w:bottom w:type="dxa" w:w="90"/>
+              <w:right w:type="dxa" w:w="130"/>
+            </w:tcMar>
+          </w:tcPr>
+          <w:p>
+            <w:pPr>
+              <w:spacing w:after="0" w:line="250"/>
+            </w:pPr>
+            <w:r>
+              <w:rPr>
+                <w:rFonts w:ascii="Georgia" w:cs="Georgia" w:eastAsia="Georgia" w:hAnsi="Georgia"/>
                 <w:b/>
                 <w:bCs/>
-                <w:color w:val="06302E"/>
+                <w:color w:val="1A1A1A"/>
                 <w:sz w:val="20"/>
                 <w:szCs w:val="20"/>
               </w:rPr>
@@ -4254,24 +4253,24 @@
         <w:tc>
           <w:tcPr>
             <w:tcW w:type="dxa" w:w="3121"/>
-            <w:shd w:fill="EEF4F2" w:val="clear"/>
-            <w:tcMar>
-              <w:top w:type="dxa" w:w="90"/>
-              <w:left w:type="dxa" w:w="130"/>
-              <w:bottom w:type="dxa" w:w="90"/>
-              <w:right w:type="dxa" w:w="130"/>
-            </w:tcMar>
-          </w:tcPr>
-          <w:p>
-            <w:pPr>
-              <w:spacing w:after="0" w:line="250"/>
-            </w:pPr>
-            <w:r>
-              <w:rPr>
-                <w:rFonts w:ascii="Calibri" w:cs="Calibri" w:eastAsia="Calibri" w:hAnsi="Calibri"/>
+            <w:shd w:fill="F2F2F2" w:val="clear"/>
+            <w:tcMar>
+              <w:top w:type="dxa" w:w="90"/>
+              <w:left w:type="dxa" w:w="130"/>
+              <w:bottom w:type="dxa" w:w="90"/>
+              <w:right w:type="dxa" w:w="130"/>
+            </w:tcMar>
+          </w:tcPr>
+          <w:p>
+            <w:pPr>
+              <w:spacing w:after="0" w:line="250"/>
+            </w:pPr>
+            <w:r>
+              <w:rPr>
+                <w:rFonts w:ascii="Georgia" w:cs="Georgia" w:eastAsia="Georgia" w:hAnsi="Georgia"/>
                 <w:b/>
                 <w:bCs/>
-                <w:color w:val="06302E"/>
+                <w:color w:val="1A1A1A"/>
                 <w:sz w:val="20"/>
                 <w:szCs w:val="20"/>
               </w:rPr>
@@ -4282,24 +4281,24 @@
         <w:tc>
           <w:tcPr>
             <w:tcW w:type="dxa" w:w="3121"/>
-            <w:shd w:fill="EEF4F2" w:val="clear"/>
-            <w:tcMar>
-              <w:top w:type="dxa" w:w="90"/>
-              <w:left w:type="dxa" w:w="130"/>
-              <w:bottom w:type="dxa" w:w="90"/>
-              <w:right w:type="dxa" w:w="130"/>
-            </w:tcMar>
-          </w:tcPr>
-          <w:p>
-            <w:pPr>
-              <w:spacing w:after="0" w:line="250"/>
-            </w:pPr>
-            <w:r>
-              <w:rPr>
-                <w:rFonts w:ascii="Calibri" w:cs="Calibri" w:eastAsia="Calibri" w:hAnsi="Calibri"/>
+            <w:shd w:fill="F2F2F2" w:val="clear"/>
+            <w:tcMar>
+              <w:top w:type="dxa" w:w="90"/>
+              <w:left w:type="dxa" w:w="130"/>
+              <w:bottom w:type="dxa" w:w="90"/>
+              <w:right w:type="dxa" w:w="130"/>
+            </w:tcMar>
+          </w:tcPr>
+          <w:p>
+            <w:pPr>
+              <w:spacing w:after="0" w:line="250"/>
+            </w:pPr>
+            <w:r>
+              <w:rPr>
+                <w:rFonts w:ascii="Georgia" w:cs="Georgia" w:eastAsia="Georgia" w:hAnsi="Georgia"/>
                 <w:b/>
                 <w:bCs/>
-                <w:color w:val="06302E"/>
+                <w:color w:val="1A1A1A"/>
                 <w:sz w:val="20"/>
                 <w:szCs w:val="20"/>
               </w:rPr>
@@ -4328,8 +4327,8 @@
             </w:pPr>
             <w:r>
               <w:rPr>
-                <w:rFonts w:ascii="Calibri" w:cs="Calibri" w:eastAsia="Calibri" w:hAnsi="Calibri"/>
-                <w:color w:val="1E2E2C"/>
+                <w:rFonts w:ascii="Georgia" w:cs="Georgia" w:eastAsia="Georgia" w:hAnsi="Georgia"/>
+                <w:color w:val="222222"/>
                 <w:sz w:val="20"/>
                 <w:szCs w:val="20"/>
               </w:rPr>
@@ -4350,12 +4349,11 @@
           <w:p>
             <w:pPr>
               <w:spacing w:after="0" w:line="250"/>
-              <w:jc w:val="right"/>
-            </w:pPr>
-            <w:r>
-              <w:rPr>
-                <w:rFonts w:ascii="Calibri" w:cs="Calibri" w:eastAsia="Calibri" w:hAnsi="Calibri"/>
-                <w:color w:val="1E2E2C"/>
+            </w:pPr>
+            <w:r>
+              <w:rPr>
+                <w:rFonts w:ascii="Georgia" w:cs="Georgia" w:eastAsia="Georgia" w:hAnsi="Georgia"/>
+                <w:color w:val="222222"/>
                 <w:sz w:val="20"/>
                 <w:szCs w:val="20"/>
               </w:rPr>
@@ -4376,12 +4374,11 @@
           <w:p>
             <w:pPr>
               <w:spacing w:after="0" w:line="250"/>
-              <w:jc w:val="right"/>
-            </w:pPr>
-            <w:r>
-              <w:rPr>
-                <w:rFonts w:ascii="Calibri" w:cs="Calibri" w:eastAsia="Calibri" w:hAnsi="Calibri"/>
-                <w:color w:val="1E2E2C"/>
+            </w:pPr>
+            <w:r>
+              <w:rPr>
+                <w:rFonts w:ascii="Georgia" w:cs="Georgia" w:eastAsia="Georgia" w:hAnsi="Georgia"/>
+                <w:color w:val="222222"/>
                 <w:sz w:val="20"/>
                 <w:szCs w:val="20"/>
               </w:rPr>
@@ -4410,8 +4407,8 @@
             </w:pPr>
             <w:r>
               <w:rPr>
-                <w:rFonts w:ascii="Calibri" w:cs="Calibri" w:eastAsia="Calibri" w:hAnsi="Calibri"/>
-                <w:color w:val="1E2E2C"/>
+                <w:rFonts w:ascii="Georgia" w:cs="Georgia" w:eastAsia="Georgia" w:hAnsi="Georgia"/>
+                <w:color w:val="222222"/>
                 <w:sz w:val="20"/>
                 <w:szCs w:val="20"/>
               </w:rPr>
@@ -4432,12 +4429,11 @@
           <w:p>
             <w:pPr>
               <w:spacing w:after="0" w:line="250"/>
-              <w:jc w:val="right"/>
-            </w:pPr>
-            <w:r>
-              <w:rPr>
-                <w:rFonts w:ascii="Calibri" w:cs="Calibri" w:eastAsia="Calibri" w:hAnsi="Calibri"/>
-                <w:color w:val="1E2E2C"/>
+            </w:pPr>
+            <w:r>
+              <w:rPr>
+                <w:rFonts w:ascii="Georgia" w:cs="Georgia" w:eastAsia="Georgia" w:hAnsi="Georgia"/>
+                <w:color w:val="222222"/>
                 <w:sz w:val="20"/>
                 <w:szCs w:val="20"/>
               </w:rPr>
@@ -4458,12 +4454,11 @@
           <w:p>
             <w:pPr>
               <w:spacing w:after="0" w:line="250"/>
-              <w:jc w:val="right"/>
-            </w:pPr>
-            <w:r>
-              <w:rPr>
-                <w:rFonts w:ascii="Calibri" w:cs="Calibri" w:eastAsia="Calibri" w:hAnsi="Calibri"/>
-                <w:color w:val="1E2E2C"/>
+            </w:pPr>
+            <w:r>
+              <w:rPr>
+                <w:rFonts w:ascii="Georgia" w:cs="Georgia" w:eastAsia="Georgia" w:hAnsi="Georgia"/>
+                <w:color w:val="222222"/>
                 <w:sz w:val="20"/>
                 <w:szCs w:val="20"/>
               </w:rPr>
@@ -4492,8 +4487,8 @@
             </w:pPr>
             <w:r>
               <w:rPr>
-                <w:rFonts w:ascii="Calibri" w:cs="Calibri" w:eastAsia="Calibri" w:hAnsi="Calibri"/>
-                <w:color w:val="1E2E2C"/>
+                <w:rFonts w:ascii="Georgia" w:cs="Georgia" w:eastAsia="Georgia" w:hAnsi="Georgia"/>
+                <w:color w:val="222222"/>
                 <w:sz w:val="20"/>
                 <w:szCs w:val="20"/>
               </w:rPr>
@@ -4514,12 +4509,11 @@
           <w:p>
             <w:pPr>
               <w:spacing w:after="0" w:line="250"/>
-              <w:jc w:val="right"/>
-            </w:pPr>
-            <w:r>
-              <w:rPr>
-                <w:rFonts w:ascii="Calibri" w:cs="Calibri" w:eastAsia="Calibri" w:hAnsi="Calibri"/>
-                <w:color w:val="1E2E2C"/>
+            </w:pPr>
+            <w:r>
+              <w:rPr>
+                <w:rFonts w:ascii="Georgia" w:cs="Georgia" w:eastAsia="Georgia" w:hAnsi="Georgia"/>
+                <w:color w:val="222222"/>
                 <w:sz w:val="20"/>
                 <w:szCs w:val="20"/>
               </w:rPr>
@@ -4540,12 +4534,11 @@
           <w:p>
             <w:pPr>
               <w:spacing w:after="0" w:line="250"/>
-              <w:jc w:val="right"/>
-            </w:pPr>
-            <w:r>
-              <w:rPr>
-                <w:rFonts w:ascii="Calibri" w:cs="Calibri" w:eastAsia="Calibri" w:hAnsi="Calibri"/>
-                <w:color w:val="1E2E2C"/>
+            </w:pPr>
+            <w:r>
+              <w:rPr>
+                <w:rFonts w:ascii="Georgia" w:cs="Georgia" w:eastAsia="Georgia" w:hAnsi="Georgia"/>
+                <w:color w:val="222222"/>
                 <w:sz w:val="20"/>
                 <w:szCs w:val="20"/>
               </w:rPr>
@@ -4574,8 +4567,8 @@
             </w:pPr>
             <w:r>
               <w:rPr>
-                <w:rFonts w:ascii="Calibri" w:cs="Calibri" w:eastAsia="Calibri" w:hAnsi="Calibri"/>
-                <w:color w:val="1E2E2C"/>
+                <w:rFonts w:ascii="Georgia" w:cs="Georgia" w:eastAsia="Georgia" w:hAnsi="Georgia"/>
+                <w:color w:val="222222"/>
                 <w:sz w:val="20"/>
                 <w:szCs w:val="20"/>
               </w:rPr>
@@ -4599,8 +4592,8 @@
             </w:pPr>
             <w:r>
               <w:rPr>
-                <w:rFonts w:ascii="Calibri" w:cs="Calibri" w:eastAsia="Calibri" w:hAnsi="Calibri"/>
-                <w:color w:val="1E2E2C"/>
+                <w:rFonts w:ascii="Georgia" w:cs="Georgia" w:eastAsia="Georgia" w:hAnsi="Georgia"/>
+                <w:color w:val="222222"/>
                 <w:sz w:val="20"/>
                 <w:szCs w:val="20"/>
               </w:rPr>
@@ -4624,8 +4617,8 @@
             </w:pPr>
             <w:r>
               <w:rPr>
-                <w:rFonts w:ascii="Calibri" w:cs="Calibri" w:eastAsia="Calibri" w:hAnsi="Calibri"/>
-                <w:color w:val="1E2E2C"/>
+                <w:rFonts w:ascii="Georgia" w:cs="Georgia" w:eastAsia="Georgia" w:hAnsi="Georgia"/>
+                <w:color w:val="222222"/>
                 <w:sz w:val="20"/>
                 <w:szCs w:val="20"/>
               </w:rPr>
@@ -4646,8 +4639,8 @@
       </w:pPr>
       <w:r>
         <w:rPr>
-          <w:rFonts w:ascii="Calibri" w:cs="Calibri" w:eastAsia="Calibri" w:hAnsi="Calibri"/>
-          <w:color w:val="1E2E2C"/>
+          <w:rFonts w:ascii="Georgia" w:cs="Georgia" w:eastAsia="Georgia" w:hAnsi="Georgia"/>
+          <w:color w:val="222222"/>
           <w:sz w:val="21"/>
           <w:szCs w:val="21"/>
         </w:rPr>
@@ -4655,8 +4648,8 @@
       </w:r>
       <w:r>
         <w:rPr>
-          <w:rFonts w:ascii="Calibri" w:cs="Calibri" w:eastAsia="Calibri" w:hAnsi="Calibri"/>
-          <w:color w:val="1E2E2C"/>
+          <w:rFonts w:ascii="Georgia" w:cs="Georgia" w:eastAsia="Georgia" w:hAnsi="Georgia"/>
+          <w:color w:val="222222"/>
           <w:sz w:val="21"/>
           <w:szCs w:val="21"/>
         </w:rPr>
@@ -4664,8 +4657,8 @@
       </w:r>
       <w:r>
         <w:rPr>
-          <w:rFonts w:ascii="Calibri" w:cs="Calibri" w:eastAsia="Calibri" w:hAnsi="Calibri"/>
-          <w:color w:val="1E2E2C"/>
+          <w:rFonts w:ascii="Georgia" w:cs="Georgia" w:eastAsia="Georgia" w:hAnsi="Georgia"/>
+          <w:color w:val="222222"/>
           <w:sz w:val="21"/>
           <w:szCs w:val="21"/>
         </w:rPr>
@@ -4679,10 +4672,10 @@
       </w:pPr>
       <w:r>
         <w:rPr>
-          <w:rFonts w:ascii="Calibri" w:cs="Calibri" w:eastAsia="Calibri" w:hAnsi="Calibri"/>
-          <w:b/>
-          <w:bCs/>
-          <w:color w:val="06302E"/>
+          <w:rFonts w:ascii="Georgia" w:cs="Georgia" w:eastAsia="Georgia" w:hAnsi="Georgia"/>
+          <w:b/>
+          <w:bCs/>
+          <w:color w:val="1A1A1A"/>
           <w:sz w:val="21"/>
           <w:szCs w:val="21"/>
         </w:rPr>
@@ -4690,8 +4683,8 @@
       </w:r>
       <w:r>
         <w:rPr>
-          <w:rFonts w:ascii="Calibri" w:cs="Calibri" w:eastAsia="Calibri" w:hAnsi="Calibri"/>
-          <w:color w:val="1E2E2C"/>
+          <w:rFonts w:ascii="Georgia" w:cs="Georgia" w:eastAsia="Georgia" w:hAnsi="Georgia"/>
+          <w:color w:val="222222"/>
           <w:sz w:val="21"/>
           <w:szCs w:val="21"/>
         </w:rPr>
@@ -4701,7 +4694,7 @@
     <w:p>
       <w:pPr>
         <w:pBdr>
-          <w:bottom w:val="single" w:color="C9D6D3" w:sz="6"/>
+          <w:bottom w:val="single" w:color="C8C8C8" w:sz="6"/>
         </w:pBdr>
         <w:spacing w:after="200" w:before="200"/>
       </w:pPr>
@@ -4710,16 +4703,16 @@
       <w:pPr>
         <w:pStyle w:val="Heading2"/>
         <w:pBdr>
-          <w:bottom w:val="single" w:color="12B84F" w:sz="6"/>
+          <w:bottom w:val="single" w:color="8C8C8C" w:sz="6"/>
         </w:pBdr>
         <w:spacing w:after="130" w:before="320"/>
       </w:pPr>
       <w:r>
         <w:rPr>
-          <w:rFonts w:ascii="Calibri" w:cs="Calibri" w:eastAsia="Calibri" w:hAnsi="Calibri"/>
-          <w:b/>
-          <w:bCs/>
-          <w:color w:val="06302E"/>
+          <w:rFonts w:ascii="Georgia" w:cs="Georgia" w:eastAsia="Georgia" w:hAnsi="Georgia"/>
+          <w:b/>
+          <w:bCs/>
+          <w:color w:val="1A1A1A"/>
           <w:sz w:val="23"/>
           <w:szCs w:val="23"/>
         </w:rPr>
@@ -4733,10 +4726,10 @@
       </w:pPr>
       <w:r>
         <w:rPr>
-          <w:rFonts w:ascii="Calibri" w:cs="Calibri" w:eastAsia="Calibri" w:hAnsi="Calibri"/>
-          <w:b/>
-          <w:bCs/>
-          <w:color w:val="06302E"/>
+          <w:rFonts w:ascii="Georgia" w:cs="Georgia" w:eastAsia="Georgia" w:hAnsi="Georgia"/>
+          <w:b/>
+          <w:bCs/>
+          <w:color w:val="1A1A1A"/>
           <w:sz w:val="21"/>
           <w:szCs w:val="21"/>
         </w:rPr>
@@ -4744,8 +4737,8 @@
       </w:r>
       <w:r>
         <w:rPr>
-          <w:rFonts w:ascii="Calibri" w:cs="Calibri" w:eastAsia="Calibri" w:hAnsi="Calibri"/>
-          <w:color w:val="1E2E2C"/>
+          <w:rFonts w:ascii="Georgia" w:cs="Georgia" w:eastAsia="Georgia" w:hAnsi="Georgia"/>
+          <w:color w:val="222222"/>
           <w:sz w:val="21"/>
           <w:szCs w:val="21"/>
         </w:rPr>
@@ -4753,10 +4746,10 @@
       </w:r>
       <w:r>
         <w:rPr>
-          <w:rFonts w:ascii="Calibri" w:cs="Calibri" w:eastAsia="Calibri" w:hAnsi="Calibri"/>
-          <w:b/>
-          <w:bCs/>
-          <w:color w:val="1E2E2C"/>
+          <w:rFonts w:ascii="Georgia" w:cs="Georgia" w:eastAsia="Georgia" w:hAnsi="Georgia"/>
+          <w:b/>
+          <w:bCs/>
+          <w:color w:val="222222"/>
           <w:sz w:val="21"/>
           <w:szCs w:val="21"/>
         </w:rPr>
@@ -4764,8 +4757,8 @@
       </w:r>
       <w:r>
         <w:rPr>
-          <w:rFonts w:ascii="Calibri" w:cs="Calibri" w:eastAsia="Calibri" w:hAnsi="Calibri"/>
-          <w:color w:val="1E2E2C"/>
+          <w:rFonts w:ascii="Georgia" w:cs="Georgia" w:eastAsia="Georgia" w:hAnsi="Georgia"/>
+          <w:color w:val="222222"/>
           <w:sz w:val="21"/>
           <w:szCs w:val="21"/>
         </w:rPr>
@@ -4779,10 +4772,10 @@
       </w:pPr>
       <w:r>
         <w:rPr>
-          <w:rFonts w:ascii="Calibri" w:cs="Calibri" w:eastAsia="Calibri" w:hAnsi="Calibri"/>
-          <w:b/>
-          <w:bCs/>
-          <w:color w:val="06302E"/>
+          <w:rFonts w:ascii="Georgia" w:cs="Georgia" w:eastAsia="Georgia" w:hAnsi="Georgia"/>
+          <w:b/>
+          <w:bCs/>
+          <w:color w:val="1A1A1A"/>
           <w:sz w:val="21"/>
           <w:szCs w:val="21"/>
         </w:rPr>
@@ -4790,8 +4783,8 @@
       </w:r>
       <w:r>
         <w:rPr>
-          <w:rFonts w:ascii="Calibri" w:cs="Calibri" w:eastAsia="Calibri" w:hAnsi="Calibri"/>
-          <w:color w:val="1E2E2C"/>
+          <w:rFonts w:ascii="Georgia" w:cs="Georgia" w:eastAsia="Georgia" w:hAnsi="Georgia"/>
+          <w:color w:val="222222"/>
           <w:sz w:val="21"/>
           <w:szCs w:val="21"/>
         </w:rPr>
@@ -4799,10 +4792,10 @@
       </w:r>
       <w:r>
         <w:rPr>
-          <w:rFonts w:ascii="Calibri" w:cs="Calibri" w:eastAsia="Calibri" w:hAnsi="Calibri"/>
-          <w:b/>
-          <w:bCs/>
-          <w:color w:val="1E2E2C"/>
+          <w:rFonts w:ascii="Georgia" w:cs="Georgia" w:eastAsia="Georgia" w:hAnsi="Georgia"/>
+          <w:b/>
+          <w:bCs/>
+          <w:color w:val="222222"/>
           <w:sz w:val="21"/>
           <w:szCs w:val="21"/>
         </w:rPr>
@@ -4810,8 +4803,8 @@
       </w:r>
       <w:r>
         <w:rPr>
-          <w:rFonts w:ascii="Calibri" w:cs="Calibri" w:eastAsia="Calibri" w:hAnsi="Calibri"/>
-          <w:color w:val="1E2E2C"/>
+          <w:rFonts w:ascii="Georgia" w:cs="Georgia" w:eastAsia="Georgia" w:hAnsi="Georgia"/>
+          <w:color w:val="222222"/>
           <w:sz w:val="21"/>
           <w:szCs w:val="21"/>
         </w:rPr>
@@ -4819,10 +4812,10 @@
       </w:r>
       <w:r>
         <w:rPr>
-          <w:rFonts w:ascii="Calibri" w:cs="Calibri" w:eastAsia="Calibri" w:hAnsi="Calibri"/>
-          <w:b/>
-          <w:bCs/>
-          <w:color w:val="1E2E2C"/>
+          <w:rFonts w:ascii="Georgia" w:cs="Georgia" w:eastAsia="Georgia" w:hAnsi="Georgia"/>
+          <w:b/>
+          <w:bCs/>
+          <w:color w:val="222222"/>
           <w:sz w:val="21"/>
           <w:szCs w:val="21"/>
         </w:rPr>
@@ -4830,8 +4823,8 @@
       </w:r>
       <w:r>
         <w:rPr>
-          <w:rFonts w:ascii="Calibri" w:cs="Calibri" w:eastAsia="Calibri" w:hAnsi="Calibri"/>
-          <w:color w:val="1E2E2C"/>
+          <w:rFonts w:ascii="Georgia" w:cs="Georgia" w:eastAsia="Georgia" w:hAnsi="Georgia"/>
+          <w:color w:val="222222"/>
           <w:sz w:val="21"/>
           <w:szCs w:val="21"/>
         </w:rPr>
@@ -4845,10 +4838,10 @@
       </w:pPr>
       <w:r>
         <w:rPr>
-          <w:rFonts w:ascii="Calibri" w:cs="Calibri" w:eastAsia="Calibri" w:hAnsi="Calibri"/>
-          <w:b/>
-          <w:bCs/>
-          <w:color w:val="06302E"/>
+          <w:rFonts w:ascii="Georgia" w:cs="Georgia" w:eastAsia="Georgia" w:hAnsi="Georgia"/>
+          <w:b/>
+          <w:bCs/>
+          <w:color w:val="1A1A1A"/>
           <w:sz w:val="21"/>
           <w:szCs w:val="21"/>
         </w:rPr>
@@ -4856,10 +4849,10 @@
       </w:r>
       <w:r>
         <w:rPr>
-          <w:rFonts w:ascii="Calibri" w:cs="Calibri" w:eastAsia="Calibri" w:hAnsi="Calibri"/>
-          <w:b/>
-          <w:bCs/>
-          <w:color w:val="1E2E2C"/>
+          <w:rFonts w:ascii="Georgia" w:cs="Georgia" w:eastAsia="Georgia" w:hAnsi="Georgia"/>
+          <w:b/>
+          <w:bCs/>
+          <w:color w:val="222222"/>
           <w:sz w:val="21"/>
           <w:szCs w:val="21"/>
         </w:rPr>
@@ -4867,8 +4860,8 @@
       </w:r>
       <w:r>
         <w:rPr>
-          <w:rFonts w:ascii="Calibri" w:cs="Calibri" w:eastAsia="Calibri" w:hAnsi="Calibri"/>
-          <w:color w:val="1E2E2C"/>
+          <w:rFonts w:ascii="Georgia" w:cs="Georgia" w:eastAsia="Georgia" w:hAnsi="Georgia"/>
+          <w:color w:val="222222"/>
           <w:sz w:val="21"/>
           <w:szCs w:val="21"/>
         </w:rPr>
@@ -4882,10 +4875,10 @@
       </w:pPr>
       <w:r>
         <w:rPr>
-          <w:rFonts w:ascii="Calibri" w:cs="Calibri" w:eastAsia="Calibri" w:hAnsi="Calibri"/>
-          <w:b/>
-          <w:bCs/>
-          <w:color w:val="06302E"/>
+          <w:rFonts w:ascii="Georgia" w:cs="Georgia" w:eastAsia="Georgia" w:hAnsi="Georgia"/>
+          <w:b/>
+          <w:bCs/>
+          <w:color w:val="1A1A1A"/>
           <w:sz w:val="21"/>
           <w:szCs w:val="21"/>
         </w:rPr>
@@ -4893,8 +4886,8 @@
       </w:r>
       <w:r>
         <w:rPr>
-          <w:rFonts w:ascii="Calibri" w:cs="Calibri" w:eastAsia="Calibri" w:hAnsi="Calibri"/>
-          <w:color w:val="1E2E2C"/>
+          <w:rFonts w:ascii="Georgia" w:cs="Georgia" w:eastAsia="Georgia" w:hAnsi="Georgia"/>
+          <w:color w:val="222222"/>
           <w:sz w:val="21"/>
           <w:szCs w:val="21"/>
         </w:rPr>
@@ -4904,7 +4897,7 @@
     <w:p>
       <w:pPr>
         <w:pBdr>
-          <w:bottom w:val="single" w:color="C9D6D3" w:sz="6"/>
+          <w:bottom w:val="single" w:color="C8C8C8" w:sz="6"/>
         </w:pBdr>
         <w:spacing w:after="200" w:before="200"/>
       </w:pPr>
@@ -4913,16 +4906,16 @@
       <w:pPr>
         <w:pStyle w:val="Heading2"/>
         <w:pBdr>
-          <w:bottom w:val="single" w:color="12B84F" w:sz="6"/>
+          <w:bottom w:val="single" w:color="8C8C8C" w:sz="6"/>
         </w:pBdr>
         <w:spacing w:after="130" w:before="320"/>
       </w:pPr>
       <w:r>
         <w:rPr>
-          <w:rFonts w:ascii="Calibri" w:cs="Calibri" w:eastAsia="Calibri" w:hAnsi="Calibri"/>
-          <w:b/>
-          <w:bCs/>
-          <w:color w:val="06302E"/>
+          <w:rFonts w:ascii="Georgia" w:cs="Georgia" w:eastAsia="Georgia" w:hAnsi="Georgia"/>
+          <w:b/>
+          <w:bCs/>
+          <w:color w:val="1A1A1A"/>
           <w:sz w:val="23"/>
           <w:szCs w:val="23"/>
         </w:rPr>
@@ -4936,10 +4929,10 @@
       </w:pPr>
       <w:r>
         <w:rPr>
-          <w:rFonts w:ascii="Calibri" w:cs="Calibri" w:eastAsia="Calibri" w:hAnsi="Calibri"/>
-          <w:b/>
-          <w:bCs/>
-          <w:color w:val="06302E"/>
+          <w:rFonts w:ascii="Georgia" w:cs="Georgia" w:eastAsia="Georgia" w:hAnsi="Georgia"/>
+          <w:b/>
+          <w:bCs/>
+          <w:color w:val="1A1A1A"/>
           <w:sz w:val="21"/>
           <w:szCs w:val="21"/>
         </w:rPr>
@@ -4947,8 +4940,8 @@
       </w:r>
       <w:r>
         <w:rPr>
-          <w:rFonts w:ascii="Calibri" w:cs="Calibri" w:eastAsia="Calibri" w:hAnsi="Calibri"/>
-          <w:color w:val="1E2E2C"/>
+          <w:rFonts w:ascii="Georgia" w:cs="Georgia" w:eastAsia="Georgia" w:hAnsi="Georgia"/>
+          <w:color w:val="222222"/>
           <w:sz w:val="21"/>
           <w:szCs w:val="21"/>
         </w:rPr>
@@ -4956,10 +4949,10 @@
       </w:r>
       <w:r>
         <w:rPr>
-          <w:rFonts w:ascii="Calibri" w:cs="Calibri" w:eastAsia="Calibri" w:hAnsi="Calibri"/>
-          <w:b/>
-          <w:bCs/>
-          <w:color w:val="1E2E2C"/>
+          <w:rFonts w:ascii="Georgia" w:cs="Georgia" w:eastAsia="Georgia" w:hAnsi="Georgia"/>
+          <w:b/>
+          <w:bCs/>
+          <w:color w:val="222222"/>
           <w:sz w:val="21"/>
           <w:szCs w:val="21"/>
         </w:rPr>
@@ -4967,8 +4960,8 @@
       </w:r>
       <w:r>
         <w:rPr>
-          <w:rFonts w:ascii="Calibri" w:cs="Calibri" w:eastAsia="Calibri" w:hAnsi="Calibri"/>
-          <w:color w:val="1E2E2C"/>
+          <w:rFonts w:ascii="Georgia" w:cs="Georgia" w:eastAsia="Georgia" w:hAnsi="Georgia"/>
+          <w:color w:val="222222"/>
           <w:sz w:val="21"/>
           <w:szCs w:val="21"/>
         </w:rPr>
@@ -4982,10 +4975,10 @@
       </w:pPr>
       <w:r>
         <w:rPr>
-          <w:rFonts w:ascii="Calibri" w:cs="Calibri" w:eastAsia="Calibri" w:hAnsi="Calibri"/>
-          <w:b/>
-          <w:bCs/>
-          <w:color w:val="06302E"/>
+          <w:rFonts w:ascii="Georgia" w:cs="Georgia" w:eastAsia="Georgia" w:hAnsi="Georgia"/>
+          <w:b/>
+          <w:bCs/>
+          <w:color w:val="1A1A1A"/>
           <w:sz w:val="21"/>
           <w:szCs w:val="21"/>
         </w:rPr>
@@ -4993,8 +4986,8 @@
       </w:r>
       <w:r>
         <w:rPr>
-          <w:rFonts w:ascii="Calibri" w:cs="Calibri" w:eastAsia="Calibri" w:hAnsi="Calibri"/>
-          <w:color w:val="1E2E2C"/>
+          <w:rFonts w:ascii="Georgia" w:cs="Georgia" w:eastAsia="Georgia" w:hAnsi="Georgia"/>
+          <w:color w:val="222222"/>
           <w:sz w:val="21"/>
           <w:szCs w:val="21"/>
         </w:rPr>
@@ -5008,10 +5001,10 @@
       </w:pPr>
       <w:r>
         <w:rPr>
-          <w:rFonts w:ascii="Calibri" w:cs="Calibri" w:eastAsia="Calibri" w:hAnsi="Calibri"/>
-          <w:b/>
-          <w:bCs/>
-          <w:color w:val="06302E"/>
+          <w:rFonts w:ascii="Georgia" w:cs="Georgia" w:eastAsia="Georgia" w:hAnsi="Georgia"/>
+          <w:b/>
+          <w:bCs/>
+          <w:color w:val="1A1A1A"/>
           <w:sz w:val="21"/>
           <w:szCs w:val="21"/>
         </w:rPr>
@@ -5019,8 +5012,8 @@
       </w:r>
       <w:r>
         <w:rPr>
-          <w:rFonts w:ascii="Calibri" w:cs="Calibri" w:eastAsia="Calibri" w:hAnsi="Calibri"/>
-          <w:color w:val="1E2E2C"/>
+          <w:rFonts w:ascii="Georgia" w:cs="Georgia" w:eastAsia="Georgia" w:hAnsi="Georgia"/>
+          <w:color w:val="222222"/>
           <w:sz w:val="21"/>
           <w:szCs w:val="21"/>
         </w:rPr>
@@ -5028,10 +5021,10 @@
       </w:r>
       <w:r>
         <w:rPr>
-          <w:rFonts w:ascii="Calibri" w:cs="Calibri" w:eastAsia="Calibri" w:hAnsi="Calibri"/>
-          <w:b/>
-          <w:bCs/>
-          <w:color w:val="1E2E2C"/>
+          <w:rFonts w:ascii="Georgia" w:cs="Georgia" w:eastAsia="Georgia" w:hAnsi="Georgia"/>
+          <w:b/>
+          <w:bCs/>
+          <w:color w:val="222222"/>
           <w:sz w:val="21"/>
           <w:szCs w:val="21"/>
         </w:rPr>
@@ -5039,8 +5032,8 @@
       </w:r>
       <w:r>
         <w:rPr>
-          <w:rFonts w:ascii="Calibri" w:cs="Calibri" w:eastAsia="Calibri" w:hAnsi="Calibri"/>
-          <w:color w:val="1E2E2C"/>
+          <w:rFonts w:ascii="Georgia" w:cs="Georgia" w:eastAsia="Georgia" w:hAnsi="Georgia"/>
+          <w:color w:val="222222"/>
           <w:sz w:val="21"/>
           <w:szCs w:val="21"/>
         </w:rPr>
@@ -5054,10 +5047,10 @@
       </w:pPr>
       <w:r>
         <w:rPr>
-          <w:rFonts w:ascii="Calibri" w:cs="Calibri" w:eastAsia="Calibri" w:hAnsi="Calibri"/>
-          <w:b/>
-          <w:bCs/>
-          <w:color w:val="06302E"/>
+          <w:rFonts w:ascii="Georgia" w:cs="Georgia" w:eastAsia="Georgia" w:hAnsi="Georgia"/>
+          <w:b/>
+          <w:bCs/>
+          <w:color w:val="1A1A1A"/>
           <w:sz w:val="21"/>
           <w:szCs w:val="21"/>
         </w:rPr>
@@ -5065,8 +5058,8 @@
       </w:r>
       <w:r>
         <w:rPr>
-          <w:rFonts w:ascii="Calibri" w:cs="Calibri" w:eastAsia="Calibri" w:hAnsi="Calibri"/>
-          <w:color w:val="1E2E2C"/>
+          <w:rFonts w:ascii="Georgia" w:cs="Georgia" w:eastAsia="Georgia" w:hAnsi="Georgia"/>
+          <w:color w:val="222222"/>
           <w:sz w:val="21"/>
           <w:szCs w:val="21"/>
         </w:rPr>
@@ -5076,7 +5069,7 @@
     <w:p>
       <w:pPr>
         <w:pBdr>
-          <w:bottom w:val="single" w:color="C9D6D3" w:sz="6"/>
+          <w:bottom w:val="single" w:color="C8C8C8" w:sz="6"/>
         </w:pBdr>
         <w:spacing w:after="200" w:before="200"/>
       </w:pPr>
@@ -5085,16 +5078,16 @@
       <w:pPr>
         <w:pStyle w:val="Heading2"/>
         <w:pBdr>
-          <w:bottom w:val="single" w:color="12B84F" w:sz="6"/>
+          <w:bottom w:val="single" w:color="8C8C8C" w:sz="6"/>
         </w:pBdr>
         <w:spacing w:after="130" w:before="320"/>
       </w:pPr>
       <w:r>
         <w:rPr>
-          <w:rFonts w:ascii="Calibri" w:cs="Calibri" w:eastAsia="Calibri" w:hAnsi="Calibri"/>
-          <w:b/>
-          <w:bCs/>
-          <w:color w:val="06302E"/>
+          <w:rFonts w:ascii="Georgia" w:cs="Georgia" w:eastAsia="Georgia" w:hAnsi="Georgia"/>
+          <w:b/>
+          <w:bCs/>
+          <w:color w:val="1A1A1A"/>
           <w:sz w:val="23"/>
           <w:szCs w:val="23"/>
         </w:rPr>
@@ -5107,8 +5100,8 @@
       </w:pPr>
       <w:r>
         <w:rPr>
-          <w:rFonts w:ascii="Calibri" w:cs="Calibri" w:eastAsia="Calibri" w:hAnsi="Calibri"/>
-          <w:color w:val="1E2E2C"/>
+          <w:rFonts w:ascii="Georgia" w:cs="Georgia" w:eastAsia="Georgia" w:hAnsi="Georgia"/>
+          <w:color w:val="222222"/>
           <w:sz w:val="21"/>
           <w:szCs w:val="21"/>
         </w:rPr>
@@ -5116,8 +5109,8 @@
       </w:r>
       <w:r>
         <w:rPr>
-          <w:rFonts w:ascii="Calibri" w:cs="Calibri" w:eastAsia="Calibri" w:hAnsi="Calibri"/>
-          <w:color w:val="1E2E2C"/>
+          <w:rFonts w:ascii="Georgia" w:cs="Georgia" w:eastAsia="Georgia" w:hAnsi="Georgia"/>
+          <w:color w:val="222222"/>
           <w:sz w:val="21"/>
           <w:szCs w:val="21"/>
         </w:rPr>
@@ -5125,8 +5118,8 @@
       </w:r>
       <w:r>
         <w:rPr>
-          <w:rFonts w:ascii="Calibri" w:cs="Calibri" w:eastAsia="Calibri" w:hAnsi="Calibri"/>
-          <w:color w:val="1E2E2C"/>
+          <w:rFonts w:ascii="Georgia" w:cs="Georgia" w:eastAsia="Georgia" w:hAnsi="Georgia"/>
+          <w:color w:val="222222"/>
           <w:sz w:val="21"/>
           <w:szCs w:val="21"/>
         </w:rPr>
@@ -5140,10 +5133,10 @@
       </w:pPr>
       <w:r>
         <w:rPr>
-          <w:rFonts w:ascii="Calibri" w:cs="Calibri" w:eastAsia="Calibri" w:hAnsi="Calibri"/>
-          <w:b/>
-          <w:bCs/>
-          <w:color w:val="06302E"/>
+          <w:rFonts w:ascii="Georgia" w:cs="Georgia" w:eastAsia="Georgia" w:hAnsi="Georgia"/>
+          <w:b/>
+          <w:bCs/>
+          <w:color w:val="1A1A1A"/>
           <w:sz w:val="21"/>
           <w:szCs w:val="21"/>
         </w:rPr>
@@ -5151,8 +5144,8 @@
       </w:r>
       <w:r>
         <w:rPr>
-          <w:rFonts w:ascii="Calibri" w:cs="Calibri" w:eastAsia="Calibri" w:hAnsi="Calibri"/>
-          <w:color w:val="1E2E2C"/>
+          <w:rFonts w:ascii="Georgia" w:cs="Georgia" w:eastAsia="Georgia" w:hAnsi="Georgia"/>
+          <w:color w:val="222222"/>
           <w:sz w:val="21"/>
           <w:szCs w:val="21"/>
         </w:rPr>
@@ -5160,10 +5153,10 @@
       </w:r>
       <w:r>
         <w:rPr>
-          <w:rFonts w:ascii="Calibri" w:cs="Calibri" w:eastAsia="Calibri" w:hAnsi="Calibri"/>
-          <w:b/>
-          <w:bCs/>
-          <w:color w:val="1E2E2C"/>
+          <w:rFonts w:ascii="Georgia" w:cs="Georgia" w:eastAsia="Georgia" w:hAnsi="Georgia"/>
+          <w:b/>
+          <w:bCs/>
+          <w:color w:val="222222"/>
           <w:sz w:val="21"/>
           <w:szCs w:val="21"/>
         </w:rPr>
@@ -5171,8 +5164,8 @@
       </w:r>
       <w:r>
         <w:rPr>
-          <w:rFonts w:ascii="Calibri" w:cs="Calibri" w:eastAsia="Calibri" w:hAnsi="Calibri"/>
-          <w:color w:val="1E2E2C"/>
+          <w:rFonts w:ascii="Georgia" w:cs="Georgia" w:eastAsia="Georgia" w:hAnsi="Georgia"/>
+          <w:color w:val="222222"/>
           <w:sz w:val="21"/>
           <w:szCs w:val="21"/>
         </w:rPr>
@@ -5186,10 +5179,10 @@
       </w:pPr>
       <w:r>
         <w:rPr>
-          <w:rFonts w:ascii="Calibri" w:cs="Calibri" w:eastAsia="Calibri" w:hAnsi="Calibri"/>
-          <w:b/>
-          <w:bCs/>
-          <w:color w:val="06302E"/>
+          <w:rFonts w:ascii="Georgia" w:cs="Georgia" w:eastAsia="Georgia" w:hAnsi="Georgia"/>
+          <w:b/>
+          <w:bCs/>
+          <w:color w:val="1A1A1A"/>
           <w:sz w:val="21"/>
           <w:szCs w:val="21"/>
         </w:rPr>
@@ -5197,8 +5190,8 @@
       </w:r>
       <w:r>
         <w:rPr>
-          <w:rFonts w:ascii="Calibri" w:cs="Calibri" w:eastAsia="Calibri" w:hAnsi="Calibri"/>
-          <w:color w:val="1E2E2C"/>
+          <w:rFonts w:ascii="Georgia" w:cs="Georgia" w:eastAsia="Georgia" w:hAnsi="Georgia"/>
+          <w:color w:val="222222"/>
           <w:sz w:val="21"/>
           <w:szCs w:val="21"/>
         </w:rPr>
@@ -5206,10 +5199,10 @@
       </w:r>
       <w:r>
         <w:rPr>
-          <w:rFonts w:ascii="Calibri" w:cs="Calibri" w:eastAsia="Calibri" w:hAnsi="Calibri"/>
-          <w:b/>
-          <w:bCs/>
-          <w:color w:val="1E2E2C"/>
+          <w:rFonts w:ascii="Georgia" w:cs="Georgia" w:eastAsia="Georgia" w:hAnsi="Georgia"/>
+          <w:b/>
+          <w:bCs/>
+          <w:color w:val="222222"/>
           <w:sz w:val="21"/>
           <w:szCs w:val="21"/>
         </w:rPr>
@@ -5217,8 +5210,8 @@
       </w:r>
       <w:r>
         <w:rPr>
-          <w:rFonts w:ascii="Calibri" w:cs="Calibri" w:eastAsia="Calibri" w:hAnsi="Calibri"/>
-          <w:color w:val="1E2E2C"/>
+          <w:rFonts w:ascii="Georgia" w:cs="Georgia" w:eastAsia="Georgia" w:hAnsi="Georgia"/>
+          <w:color w:val="222222"/>
           <w:sz w:val="21"/>
           <w:szCs w:val="21"/>
         </w:rPr>
@@ -5232,10 +5225,10 @@
       </w:pPr>
       <w:r>
         <w:rPr>
-          <w:rFonts w:ascii="Calibri" w:cs="Calibri" w:eastAsia="Calibri" w:hAnsi="Calibri"/>
-          <w:b/>
-          <w:bCs/>
-          <w:color w:val="06302E"/>
+          <w:rFonts w:ascii="Georgia" w:cs="Georgia" w:eastAsia="Georgia" w:hAnsi="Georgia"/>
+          <w:b/>
+          <w:bCs/>
+          <w:color w:val="1A1A1A"/>
           <w:sz w:val="21"/>
           <w:szCs w:val="21"/>
         </w:rPr>
@@ -5243,8 +5236,8 @@
       </w:r>
       <w:r>
         <w:rPr>
-          <w:rFonts w:ascii="Calibri" w:cs="Calibri" w:eastAsia="Calibri" w:hAnsi="Calibri"/>
-          <w:color w:val="1E2E2C"/>
+          <w:rFonts w:ascii="Georgia" w:cs="Georgia" w:eastAsia="Georgia" w:hAnsi="Georgia"/>
+          <w:color w:val="222222"/>
           <w:sz w:val="21"/>
           <w:szCs w:val="21"/>
         </w:rPr>
@@ -5252,10 +5245,10 @@
       </w:r>
       <w:r>
         <w:rPr>
-          <w:rFonts w:ascii="Calibri" w:cs="Calibri" w:eastAsia="Calibri" w:hAnsi="Calibri"/>
+          <w:rFonts w:ascii="Georgia" w:cs="Georgia" w:eastAsia="Georgia" w:hAnsi="Georgia"/>
           <w:i/>
           <w:iCs/>
-          <w:color w:val="1E2E2C"/>
+          <w:color w:val="222222"/>
           <w:sz w:val="21"/>
           <w:szCs w:val="21"/>
         </w:rPr>
@@ -5263,8 +5256,8 @@
       </w:r>
       <w:r>
         <w:rPr>
-          <w:rFonts w:ascii="Calibri" w:cs="Calibri" w:eastAsia="Calibri" w:hAnsi="Calibri"/>
-          <w:color w:val="1E2E2C"/>
+          <w:rFonts w:ascii="Georgia" w:cs="Georgia" w:eastAsia="Georgia" w:hAnsi="Georgia"/>
+          <w:color w:val="222222"/>
           <w:sz w:val="21"/>
           <w:szCs w:val="21"/>
         </w:rPr>
@@ -5272,10 +5265,10 @@
       </w:r>
       <w:r>
         <w:rPr>
-          <w:rFonts w:ascii="Calibri" w:cs="Calibri" w:eastAsia="Calibri" w:hAnsi="Calibri"/>
+          <w:rFonts w:ascii="Georgia" w:cs="Georgia" w:eastAsia="Georgia" w:hAnsi="Georgia"/>
           <w:i/>
           <w:iCs/>
-          <w:color w:val="1E2E2C"/>
+          <w:color w:val="222222"/>
           <w:sz w:val="21"/>
           <w:szCs w:val="21"/>
         </w:rPr>
@@ -5283,10 +5276,10 @@
       </w:r>
       <w:r>
         <w:rPr>
-          <w:rFonts w:ascii="Calibri" w:cs="Calibri" w:eastAsia="Calibri" w:hAnsi="Calibri"/>
+          <w:rFonts w:ascii="Georgia" w:cs="Georgia" w:eastAsia="Georgia" w:hAnsi="Georgia"/>
           <w:i/>
           <w:iCs/>
-          <w:color w:val="1E2E2C"/>
+          <w:color w:val="222222"/>
           <w:sz w:val="21"/>
           <w:szCs w:val="21"/>
         </w:rPr>
@@ -5294,8 +5287,8 @@
       </w:r>
       <w:r>
         <w:rPr>
-          <w:rFonts w:ascii="Calibri" w:cs="Calibri" w:eastAsia="Calibri" w:hAnsi="Calibri"/>
-          <w:color w:val="1E2E2C"/>
+          <w:rFonts w:ascii="Georgia" w:cs="Georgia" w:eastAsia="Georgia" w:hAnsi="Georgia"/>
+          <w:color w:val="222222"/>
           <w:sz w:val="21"/>
           <w:szCs w:val="21"/>
         </w:rPr>
@@ -5303,10 +5296,10 @@
       </w:r>
       <w:r>
         <w:rPr>
-          <w:rFonts w:ascii="Calibri" w:cs="Calibri" w:eastAsia="Calibri" w:hAnsi="Calibri"/>
+          <w:rFonts w:ascii="Georgia" w:cs="Georgia" w:eastAsia="Georgia" w:hAnsi="Georgia"/>
           <w:i/>
           <w:iCs/>
-          <w:color w:val="1E2E2C"/>
+          <w:color w:val="222222"/>
           <w:sz w:val="21"/>
           <w:szCs w:val="21"/>
         </w:rPr>
@@ -5314,10 +5307,10 @@
       </w:r>
       <w:r>
         <w:rPr>
-          <w:rFonts w:ascii="Calibri" w:cs="Calibri" w:eastAsia="Calibri" w:hAnsi="Calibri"/>
+          <w:rFonts w:ascii="Georgia" w:cs="Georgia" w:eastAsia="Georgia" w:hAnsi="Georgia"/>
           <w:i/>
           <w:iCs/>
-          <w:color w:val="1E2E2C"/>
+          <w:color w:val="222222"/>
           <w:sz w:val="21"/>
           <w:szCs w:val="21"/>
         </w:rPr>
@@ -5325,8 +5318,8 @@
       </w:r>
       <w:r>
         <w:rPr>
-          <w:rFonts w:ascii="Calibri" w:cs="Calibri" w:eastAsia="Calibri" w:hAnsi="Calibri"/>
-          <w:color w:val="1E2E2C"/>
+          <w:rFonts w:ascii="Georgia" w:cs="Georgia" w:eastAsia="Georgia" w:hAnsi="Georgia"/>
+          <w:color w:val="222222"/>
           <w:sz w:val="21"/>
           <w:szCs w:val="21"/>
         </w:rPr>
@@ -5340,10 +5333,10 @@
       </w:pPr>
       <w:r>
         <w:rPr>
-          <w:rFonts w:ascii="Calibri" w:cs="Calibri" w:eastAsia="Calibri" w:hAnsi="Calibri"/>
-          <w:b/>
-          <w:bCs/>
-          <w:color w:val="06302E"/>
+          <w:rFonts w:ascii="Georgia" w:cs="Georgia" w:eastAsia="Georgia" w:hAnsi="Georgia"/>
+          <w:b/>
+          <w:bCs/>
+          <w:color w:val="1A1A1A"/>
           <w:sz w:val="21"/>
           <w:szCs w:val="21"/>
         </w:rPr>
@@ -5351,8 +5344,8 @@
       </w:r>
       <w:r>
         <w:rPr>
-          <w:rFonts w:ascii="Calibri" w:cs="Calibri" w:eastAsia="Calibri" w:hAnsi="Calibri"/>
-          <w:color w:val="1E2E2C"/>
+          <w:rFonts w:ascii="Georgia" w:cs="Georgia" w:eastAsia="Georgia" w:hAnsi="Georgia"/>
+          <w:color w:val="222222"/>
           <w:sz w:val="21"/>
           <w:szCs w:val="21"/>
         </w:rPr>
@@ -5366,10 +5359,10 @@
       </w:pPr>
       <w:r>
         <w:rPr>
-          <w:rFonts w:ascii="Calibri" w:cs="Calibri" w:eastAsia="Calibri" w:hAnsi="Calibri"/>
-          <w:b/>
-          <w:bCs/>
-          <w:color w:val="06302E"/>
+          <w:rFonts w:ascii="Georgia" w:cs="Georgia" w:eastAsia="Georgia" w:hAnsi="Georgia"/>
+          <w:b/>
+          <w:bCs/>
+          <w:color w:val="1A1A1A"/>
           <w:sz w:val="21"/>
           <w:szCs w:val="21"/>
         </w:rPr>
@@ -5377,8 +5370,8 @@
       </w:r>
       <w:r>
         <w:rPr>
-          <w:rFonts w:ascii="Calibri" w:cs="Calibri" w:eastAsia="Calibri" w:hAnsi="Calibri"/>
-          <w:color w:val="1E2E2C"/>
+          <w:rFonts w:ascii="Georgia" w:cs="Georgia" w:eastAsia="Georgia" w:hAnsi="Georgia"/>
+          <w:color w:val="222222"/>
           <w:sz w:val="21"/>
           <w:szCs w:val="21"/>
         </w:rPr>
@@ -5392,10 +5385,10 @@
       </w:pPr>
       <w:r>
         <w:rPr>
-          <w:rFonts w:ascii="Calibri" w:cs="Calibri" w:eastAsia="Calibri" w:hAnsi="Calibri"/>
-          <w:b/>
-          <w:bCs/>
-          <w:color w:val="06302E"/>
+          <w:rFonts w:ascii="Georgia" w:cs="Georgia" w:eastAsia="Georgia" w:hAnsi="Georgia"/>
+          <w:b/>
+          <w:bCs/>
+          <w:color w:val="1A1A1A"/>
           <w:sz w:val="21"/>
           <w:szCs w:val="21"/>
         </w:rPr>
@@ -5403,8 +5396,8 @@
       </w:r>
       <w:r>
         <w:rPr>
-          <w:rFonts w:ascii="Calibri" w:cs="Calibri" w:eastAsia="Calibri" w:hAnsi="Calibri"/>
-          <w:color w:val="1E2E2C"/>
+          <w:rFonts w:ascii="Georgia" w:cs="Georgia" w:eastAsia="Georgia" w:hAnsi="Georgia"/>
+          <w:color w:val="222222"/>
           <w:sz w:val="21"/>
           <w:szCs w:val="21"/>
         </w:rPr>
@@ -5418,10 +5411,10 @@
       </w:pPr>
       <w:r>
         <w:rPr>
-          <w:rFonts w:ascii="Calibri" w:cs="Calibri" w:eastAsia="Calibri" w:hAnsi="Calibri"/>
-          <w:b/>
-          <w:bCs/>
-          <w:color w:val="06302E"/>
+          <w:rFonts w:ascii="Georgia" w:cs="Georgia" w:eastAsia="Georgia" w:hAnsi="Georgia"/>
+          <w:b/>
+          <w:bCs/>
+          <w:color w:val="1A1A1A"/>
           <w:sz w:val="21"/>
           <w:szCs w:val="21"/>
         </w:rPr>
@@ -5429,12 +5422,12 @@
       </w:r>
       <w:r>
         <w:rPr>
-          <w:rFonts w:ascii="Calibri" w:cs="Calibri" w:eastAsia="Calibri" w:hAnsi="Calibri"/>
-          <w:color w:val="1E2E2C"/>
-          <w:sz w:val="21"/>
-          <w:szCs w:val="21"/>
-        </w:rPr>
-        <w:t xml:space="preserve">We will report your payment record, good or bad, to a registered credit bureau.</w:t>
+          <w:rFonts w:ascii="Georgia" w:cs="Georgia" w:eastAsia="Georgia" w:hAnsi="Georgia"/>
+          <w:color w:val="222222"/>
+          <w:sz w:val="21"/>
+          <w:szCs w:val="21"/>
+        </w:rPr>
+        <w:t xml:space="preserve">Where we report to a credit bureau, we report your payment record — the good as well as the bad.</w:t>
       </w:r>
     </w:p>
     <w:p>
@@ -5444,10 +5437,10 @@
       </w:pPr>
       <w:r>
         <w:rPr>
-          <w:rFonts w:ascii="Calibri" w:cs="Calibri" w:eastAsia="Calibri" w:hAnsi="Calibri"/>
-          <w:b/>
-          <w:bCs/>
-          <w:color w:val="06302E"/>
+          <w:rFonts w:ascii="Georgia" w:cs="Georgia" w:eastAsia="Georgia" w:hAnsi="Georgia"/>
+          <w:b/>
+          <w:bCs/>
+          <w:color w:val="1A1A1A"/>
           <w:sz w:val="21"/>
           <w:szCs w:val="21"/>
         </w:rPr>
@@ -5455,8 +5448,8 @@
       </w:r>
       <w:r>
         <w:rPr>
-          <w:rFonts w:ascii="Calibri" w:cs="Calibri" w:eastAsia="Calibri" w:hAnsi="Calibri"/>
-          <w:color w:val="1E2E2C"/>
+          <w:rFonts w:ascii="Georgia" w:cs="Georgia" w:eastAsia="Georgia" w:hAnsi="Georgia"/>
+          <w:color w:val="222222"/>
           <w:sz w:val="21"/>
           <w:szCs w:val="21"/>
         </w:rPr>
@@ -5466,7 +5459,7 @@
     <w:p>
       <w:pPr>
         <w:pBdr>
-          <w:bottom w:val="single" w:color="C9D6D3" w:sz="6"/>
+          <w:bottom w:val="single" w:color="C8C8C8" w:sz="6"/>
         </w:pBdr>
         <w:spacing w:after="200" w:before="200"/>
       </w:pPr>
@@ -5475,16 +5468,16 @@
       <w:pPr>
         <w:pStyle w:val="Heading2"/>
         <w:pBdr>
-          <w:bottom w:val="single" w:color="12B84F" w:sz="6"/>
+          <w:bottom w:val="single" w:color="8C8C8C" w:sz="6"/>
         </w:pBdr>
         <w:spacing w:after="130" w:before="320"/>
       </w:pPr>
       <w:r>
         <w:rPr>
-          <w:rFonts w:ascii="Calibri" w:cs="Calibri" w:eastAsia="Calibri" w:hAnsi="Calibri"/>
-          <w:b/>
-          <w:bCs/>
-          <w:color w:val="06302E"/>
+          <w:rFonts w:ascii="Georgia" w:cs="Georgia" w:eastAsia="Georgia" w:hAnsi="Georgia"/>
+          <w:b/>
+          <w:bCs/>
+          <w:color w:val="1A1A1A"/>
           <w:sz w:val="23"/>
           <w:szCs w:val="23"/>
         </w:rPr>
@@ -5498,10 +5491,10 @@
       </w:pPr>
       <w:r>
         <w:rPr>
-          <w:rFonts w:ascii="Calibri" w:cs="Calibri" w:eastAsia="Calibri" w:hAnsi="Calibri"/>
-          <w:b/>
-          <w:bCs/>
-          <w:color w:val="06302E"/>
+          <w:rFonts w:ascii="Georgia" w:cs="Georgia" w:eastAsia="Georgia" w:hAnsi="Georgia"/>
+          <w:b/>
+          <w:bCs/>
+          <w:color w:val="1A1A1A"/>
           <w:sz w:val="21"/>
           <w:szCs w:val="21"/>
         </w:rPr>
@@ -5509,8 +5502,8 @@
       </w:r>
       <w:r>
         <w:rPr>
-          <w:rFonts w:ascii="Calibri" w:cs="Calibri" w:eastAsia="Calibri" w:hAnsi="Calibri"/>
-          <w:color w:val="1E2E2C"/>
+          <w:rFonts w:ascii="Georgia" w:cs="Georgia" w:eastAsia="Georgia" w:hAnsi="Georgia"/>
+          <w:color w:val="222222"/>
           <w:sz w:val="21"/>
           <w:szCs w:val="21"/>
         </w:rPr>
@@ -5524,10 +5517,10 @@
       </w:pPr>
       <w:r>
         <w:rPr>
-          <w:rFonts w:ascii="Calibri" w:cs="Calibri" w:eastAsia="Calibri" w:hAnsi="Calibri"/>
-          <w:b/>
-          <w:bCs/>
-          <w:color w:val="06302E"/>
+          <w:rFonts w:ascii="Georgia" w:cs="Georgia" w:eastAsia="Georgia" w:hAnsi="Georgia"/>
+          <w:b/>
+          <w:bCs/>
+          <w:color w:val="1A1A1A"/>
           <w:sz w:val="21"/>
           <w:szCs w:val="21"/>
         </w:rPr>
@@ -5535,8 +5528,8 @@
       </w:r>
       <w:r>
         <w:rPr>
-          <w:rFonts w:ascii="Calibri" w:cs="Calibri" w:eastAsia="Calibri" w:hAnsi="Calibri"/>
-          <w:color w:val="1E2E2C"/>
+          <w:rFonts w:ascii="Georgia" w:cs="Georgia" w:eastAsia="Georgia" w:hAnsi="Georgia"/>
+          <w:color w:val="222222"/>
           <w:sz w:val="21"/>
           <w:szCs w:val="21"/>
         </w:rPr>
@@ -5544,10 +5537,10 @@
       </w:r>
       <w:r>
         <w:rPr>
-          <w:rFonts w:ascii="Calibri" w:cs="Calibri" w:eastAsia="Calibri" w:hAnsi="Calibri"/>
-          <w:b/>
-          <w:bCs/>
-          <w:color w:val="1E2E2C"/>
+          <w:rFonts w:ascii="Georgia" w:cs="Georgia" w:eastAsia="Georgia" w:hAnsi="Georgia"/>
+          <w:b/>
+          <w:bCs/>
+          <w:color w:val="222222"/>
           <w:sz w:val="21"/>
           <w:szCs w:val="21"/>
         </w:rPr>
@@ -5555,8 +5548,8 @@
       </w:r>
       <w:r>
         <w:rPr>
-          <w:rFonts w:ascii="Calibri" w:cs="Calibri" w:eastAsia="Calibri" w:hAnsi="Calibri"/>
-          <w:color w:val="1E2E2C"/>
+          <w:rFonts w:ascii="Georgia" w:cs="Georgia" w:eastAsia="Georgia" w:hAnsi="Georgia"/>
+          <w:color w:val="222222"/>
           <w:sz w:val="21"/>
           <w:szCs w:val="21"/>
         </w:rPr>
@@ -5570,10 +5563,10 @@
       </w:pPr>
       <w:r>
         <w:rPr>
-          <w:rFonts w:ascii="Calibri" w:cs="Calibri" w:eastAsia="Calibri" w:hAnsi="Calibri"/>
-          <w:b/>
-          <w:bCs/>
-          <w:color w:val="06302E"/>
+          <w:rFonts w:ascii="Georgia" w:cs="Georgia" w:eastAsia="Georgia" w:hAnsi="Georgia"/>
+          <w:b/>
+          <w:bCs/>
+          <w:color w:val="1A1A1A"/>
           <w:sz w:val="21"/>
           <w:szCs w:val="21"/>
         </w:rPr>
@@ -5581,8 +5574,8 @@
       </w:r>
       <w:r>
         <w:rPr>
-          <w:rFonts w:ascii="Calibri" w:cs="Calibri" w:eastAsia="Calibri" w:hAnsi="Calibri"/>
-          <w:color w:val="1E2E2C"/>
+          <w:rFonts w:ascii="Georgia" w:cs="Georgia" w:eastAsia="Georgia" w:hAnsi="Georgia"/>
+          <w:color w:val="222222"/>
           <w:sz w:val="21"/>
           <w:szCs w:val="21"/>
         </w:rPr>
@@ -5596,10 +5589,10 @@
       </w:pPr>
       <w:r>
         <w:rPr>
-          <w:rFonts w:ascii="Calibri" w:cs="Calibri" w:eastAsia="Calibri" w:hAnsi="Calibri"/>
-          <w:b/>
-          <w:bCs/>
-          <w:color w:val="06302E"/>
+          <w:rFonts w:ascii="Georgia" w:cs="Georgia" w:eastAsia="Georgia" w:hAnsi="Georgia"/>
+          <w:b/>
+          <w:bCs/>
+          <w:color w:val="1A1A1A"/>
           <w:sz w:val="21"/>
           <w:szCs w:val="21"/>
         </w:rPr>
@@ -5607,10 +5600,10 @@
       </w:r>
       <w:r>
         <w:rPr>
-          <w:rFonts w:ascii="Calibri" w:cs="Calibri" w:eastAsia="Calibri" w:hAnsi="Calibri"/>
-          <w:b/>
-          <w:bCs/>
-          <w:color w:val="1E2E2C"/>
+          <w:rFonts w:ascii="Georgia" w:cs="Georgia" w:eastAsia="Georgia" w:hAnsi="Georgia"/>
+          <w:b/>
+          <w:bCs/>
+          <w:color w:val="222222"/>
           <w:sz w:val="21"/>
           <w:szCs w:val="21"/>
         </w:rPr>
@@ -5618,8 +5611,8 @@
       </w:r>
       <w:r>
         <w:rPr>
-          <w:rFonts w:ascii="Calibri" w:cs="Calibri" w:eastAsia="Calibri" w:hAnsi="Calibri"/>
-          <w:color w:val="1E2E2C"/>
+          <w:rFonts w:ascii="Georgia" w:cs="Georgia" w:eastAsia="Georgia" w:hAnsi="Georgia"/>
+          <w:color w:val="222222"/>
           <w:sz w:val="21"/>
           <w:szCs w:val="21"/>
         </w:rPr>
@@ -5629,7 +5622,7 @@
     <w:p>
       <w:pPr>
         <w:pBdr>
-          <w:bottom w:val="single" w:color="C9D6D3" w:sz="6"/>
+          <w:bottom w:val="single" w:color="C8C8C8" w:sz="6"/>
         </w:pBdr>
         <w:spacing w:after="200" w:before="200"/>
       </w:pPr>
@@ -5638,16 +5631,16 @@
       <w:pPr>
         <w:pStyle w:val="Heading2"/>
         <w:pBdr>
-          <w:bottom w:val="single" w:color="12B84F" w:sz="6"/>
+          <w:bottom w:val="single" w:color="8C8C8C" w:sz="6"/>
         </w:pBdr>
         <w:spacing w:after="130" w:before="320"/>
       </w:pPr>
       <w:r>
         <w:rPr>
-          <w:rFonts w:ascii="Calibri" w:cs="Calibri" w:eastAsia="Calibri" w:hAnsi="Calibri"/>
-          <w:b/>
-          <w:bCs/>
-          <w:color w:val="06302E"/>
+          <w:rFonts w:ascii="Georgia" w:cs="Georgia" w:eastAsia="Georgia" w:hAnsi="Georgia"/>
+          <w:b/>
+          <w:bCs/>
+          <w:color w:val="1A1A1A"/>
           <w:sz w:val="23"/>
           <w:szCs w:val="23"/>
         </w:rPr>
@@ -5661,10 +5654,10 @@
       </w:pPr>
       <w:r>
         <w:rPr>
-          <w:rFonts w:ascii="Calibri" w:cs="Calibri" w:eastAsia="Calibri" w:hAnsi="Calibri"/>
-          <w:b/>
-          <w:bCs/>
-          <w:color w:val="06302E"/>
+          <w:rFonts w:ascii="Georgia" w:cs="Georgia" w:eastAsia="Georgia" w:hAnsi="Georgia"/>
+          <w:b/>
+          <w:bCs/>
+          <w:color w:val="1A1A1A"/>
           <w:sz w:val="21"/>
           <w:szCs w:val="21"/>
         </w:rPr>
@@ -5672,10 +5665,10 @@
       </w:r>
       <w:r>
         <w:rPr>
-          <w:rFonts w:ascii="Calibri" w:cs="Calibri" w:eastAsia="Calibri" w:hAnsi="Calibri"/>
-          <w:b/>
-          <w:bCs/>
-          <w:color w:val="1E2E2C"/>
+          <w:rFonts w:ascii="Georgia" w:cs="Georgia" w:eastAsia="Georgia" w:hAnsi="Georgia"/>
+          <w:b/>
+          <w:bCs/>
+          <w:color w:val="222222"/>
           <w:sz w:val="21"/>
           <w:szCs w:val="21"/>
         </w:rPr>
@@ -5683,8 +5676,8 @@
       </w:r>
       <w:r>
         <w:rPr>
-          <w:rFonts w:ascii="Calibri" w:cs="Calibri" w:eastAsia="Calibri" w:hAnsi="Calibri"/>
-          <w:color w:val="1E2E2C"/>
+          <w:rFonts w:ascii="Georgia" w:cs="Georgia" w:eastAsia="Georgia" w:hAnsi="Georgia"/>
+          <w:color w:val="222222"/>
           <w:sz w:val="21"/>
           <w:szCs w:val="21"/>
         </w:rPr>
@@ -5698,10 +5691,10 @@
       </w:pPr>
       <w:r>
         <w:rPr>
-          <w:rFonts w:ascii="Calibri" w:cs="Calibri" w:eastAsia="Calibri" w:hAnsi="Calibri"/>
-          <w:b/>
-          <w:bCs/>
-          <w:color w:val="06302E"/>
+          <w:rFonts w:ascii="Georgia" w:cs="Georgia" w:eastAsia="Georgia" w:hAnsi="Georgia"/>
+          <w:b/>
+          <w:bCs/>
+          <w:color w:val="1A1A1A"/>
           <w:sz w:val="21"/>
           <w:szCs w:val="21"/>
         </w:rPr>
@@ -5709,10 +5702,10 @@
       </w:r>
       <w:r>
         <w:rPr>
-          <w:rFonts w:ascii="Calibri" w:cs="Calibri" w:eastAsia="Calibri" w:hAnsi="Calibri"/>
-          <w:b/>
-          <w:bCs/>
-          <w:color w:val="1E2E2C"/>
+          <w:rFonts w:ascii="Georgia" w:cs="Georgia" w:eastAsia="Georgia" w:hAnsi="Georgia"/>
+          <w:b/>
+          <w:bCs/>
+          <w:color w:val="222222"/>
           <w:sz w:val="21"/>
           <w:szCs w:val="21"/>
         </w:rPr>
@@ -5720,8 +5713,8 @@
       </w:r>
       <w:r>
         <w:rPr>
-          <w:rFonts w:ascii="Calibri" w:cs="Calibri" w:eastAsia="Calibri" w:hAnsi="Calibri"/>
-          <w:color w:val="1E2E2C"/>
+          <w:rFonts w:ascii="Georgia" w:cs="Georgia" w:eastAsia="Georgia" w:hAnsi="Georgia"/>
+          <w:color w:val="222222"/>
           <w:sz w:val="21"/>
           <w:szCs w:val="21"/>
         </w:rPr>
@@ -5735,10 +5728,10 @@
       </w:pPr>
       <w:r>
         <w:rPr>
-          <w:rFonts w:ascii="Calibri" w:cs="Calibri" w:eastAsia="Calibri" w:hAnsi="Calibri"/>
-          <w:b/>
-          <w:bCs/>
-          <w:color w:val="06302E"/>
+          <w:rFonts w:ascii="Georgia" w:cs="Georgia" w:eastAsia="Georgia" w:hAnsi="Georgia"/>
+          <w:b/>
+          <w:bCs/>
+          <w:color w:val="1A1A1A"/>
           <w:sz w:val="21"/>
           <w:szCs w:val="21"/>
         </w:rPr>
@@ -5746,10 +5739,10 @@
       </w:r>
       <w:r>
         <w:rPr>
-          <w:rFonts w:ascii="Calibri" w:cs="Calibri" w:eastAsia="Calibri" w:hAnsi="Calibri"/>
-          <w:b/>
-          <w:bCs/>
-          <w:color w:val="1E2E2C"/>
+          <w:rFonts w:ascii="Georgia" w:cs="Georgia" w:eastAsia="Georgia" w:hAnsi="Georgia"/>
+          <w:b/>
+          <w:bCs/>
+          <w:color w:val="222222"/>
           <w:sz w:val="21"/>
           <w:szCs w:val="21"/>
         </w:rPr>
@@ -5757,8 +5750,8 @@
       </w:r>
       <w:r>
         <w:rPr>
-          <w:rFonts w:ascii="Calibri" w:cs="Calibri" w:eastAsia="Calibri" w:hAnsi="Calibri"/>
-          <w:color w:val="1E2E2C"/>
+          <w:rFonts w:ascii="Georgia" w:cs="Georgia" w:eastAsia="Georgia" w:hAnsi="Georgia"/>
+          <w:color w:val="222222"/>
           <w:sz w:val="21"/>
           <w:szCs w:val="21"/>
         </w:rPr>
@@ -5772,10 +5765,10 @@
       </w:pPr>
       <w:r>
         <w:rPr>
-          <w:rFonts w:ascii="Calibri" w:cs="Calibri" w:eastAsia="Calibri" w:hAnsi="Calibri"/>
-          <w:b/>
-          <w:bCs/>
-          <w:color w:val="06302E"/>
+          <w:rFonts w:ascii="Georgia" w:cs="Georgia" w:eastAsia="Georgia" w:hAnsi="Georgia"/>
+          <w:b/>
+          <w:bCs/>
+          <w:color w:val="1A1A1A"/>
           <w:sz w:val="21"/>
           <w:szCs w:val="21"/>
         </w:rPr>
@@ -5783,10 +5776,10 @@
       </w:r>
       <w:r>
         <w:rPr>
-          <w:rFonts w:ascii="Calibri" w:cs="Calibri" w:eastAsia="Calibri" w:hAnsi="Calibri"/>
-          <w:b/>
-          <w:bCs/>
-          <w:color w:val="1E2E2C"/>
+          <w:rFonts w:ascii="Georgia" w:cs="Georgia" w:eastAsia="Georgia" w:hAnsi="Georgia"/>
+          <w:b/>
+          <w:bCs/>
+          <w:color w:val="222222"/>
           <w:sz w:val="21"/>
           <w:szCs w:val="21"/>
         </w:rPr>
@@ -5794,8 +5787,8 @@
       </w:r>
       <w:r>
         <w:rPr>
-          <w:rFonts w:ascii="Calibri" w:cs="Calibri" w:eastAsia="Calibri" w:hAnsi="Calibri"/>
-          <w:color w:val="1E2E2C"/>
+          <w:rFonts w:ascii="Georgia" w:cs="Georgia" w:eastAsia="Georgia" w:hAnsi="Georgia"/>
+          <w:color w:val="222222"/>
           <w:sz w:val="21"/>
           <w:szCs w:val="21"/>
         </w:rPr>
@@ -5805,7 +5798,7 @@
     <w:p>
       <w:pPr>
         <w:pBdr>
-          <w:bottom w:val="single" w:color="C9D6D3" w:sz="6"/>
+          <w:bottom w:val="single" w:color="C8C8C8" w:sz="6"/>
         </w:pBdr>
         <w:spacing w:after="200" w:before="200"/>
       </w:pPr>
@@ -5814,16 +5807,16 @@
       <w:pPr>
         <w:pStyle w:val="Heading2"/>
         <w:pBdr>
-          <w:bottom w:val="single" w:color="12B84F" w:sz="6"/>
+          <w:bottom w:val="single" w:color="8C8C8C" w:sz="6"/>
         </w:pBdr>
         <w:spacing w:after="130" w:before="320"/>
       </w:pPr>
       <w:r>
         <w:rPr>
-          <w:rFonts w:ascii="Calibri" w:cs="Calibri" w:eastAsia="Calibri" w:hAnsi="Calibri"/>
-          <w:b/>
-          <w:bCs/>
-          <w:color w:val="06302E"/>
+          <w:rFonts w:ascii="Georgia" w:cs="Georgia" w:eastAsia="Georgia" w:hAnsi="Georgia"/>
+          <w:b/>
+          <w:bCs/>
+          <w:color w:val="1A1A1A"/>
           <w:sz w:val="23"/>
           <w:szCs w:val="23"/>
         </w:rPr>
@@ -5837,10 +5830,10 @@
       </w:pPr>
       <w:r>
         <w:rPr>
-          <w:rFonts w:ascii="Calibri" w:cs="Calibri" w:eastAsia="Calibri" w:hAnsi="Calibri"/>
-          <w:b/>
-          <w:bCs/>
-          <w:color w:val="06302E"/>
+          <w:rFonts w:ascii="Georgia" w:cs="Georgia" w:eastAsia="Georgia" w:hAnsi="Georgia"/>
+          <w:b/>
+          <w:bCs/>
+          <w:color w:val="1A1A1A"/>
           <w:sz w:val="21"/>
           <w:szCs w:val="21"/>
         </w:rPr>
@@ -5848,8 +5841,8 @@
       </w:r>
       <w:r>
         <w:rPr>
-          <w:rFonts w:ascii="Calibri" w:cs="Calibri" w:eastAsia="Calibri" w:hAnsi="Calibri"/>
-          <w:color w:val="1E2E2C"/>
+          <w:rFonts w:ascii="Georgia" w:cs="Georgia" w:eastAsia="Georgia" w:hAnsi="Georgia"/>
+          <w:color w:val="222222"/>
           <w:sz w:val="21"/>
           <w:szCs w:val="21"/>
         </w:rPr>
@@ -5857,10 +5850,10 @@
       </w:r>
       <w:r>
         <w:rPr>
-          <w:rFonts w:ascii="Calibri" w:cs="Calibri" w:eastAsia="Calibri" w:hAnsi="Calibri"/>
-          <w:b/>
-          <w:bCs/>
-          <w:color w:val="1E2E2C"/>
+          <w:rFonts w:ascii="Georgia" w:cs="Georgia" w:eastAsia="Georgia" w:hAnsi="Georgia"/>
+          <w:b/>
+          <w:bCs/>
+          <w:color w:val="222222"/>
           <w:sz w:val="21"/>
           <w:szCs w:val="21"/>
         </w:rPr>
@@ -5868,8 +5861,8 @@
       </w:r>
       <w:r>
         <w:rPr>
-          <w:rFonts w:ascii="Calibri" w:cs="Calibri" w:eastAsia="Calibri" w:hAnsi="Calibri"/>
-          <w:color w:val="1E2E2C"/>
+          <w:rFonts w:ascii="Georgia" w:cs="Georgia" w:eastAsia="Georgia" w:hAnsi="Georgia"/>
+          <w:color w:val="222222"/>
           <w:sz w:val="21"/>
           <w:szCs w:val="21"/>
         </w:rPr>
@@ -5877,20 +5870,20 @@
       </w:r>
       <w:r>
         <w:rPr>
-          <w:rFonts w:ascii="Calibri" w:cs="Calibri" w:eastAsia="Calibri" w:hAnsi="Calibri"/>
-          <w:b/>
-          <w:bCs/>
-          <w:color w:val="1E2E2C"/>
-          <w:sz w:val="21"/>
-          <w:szCs w:val="21"/>
-          <w:shd w:fill="FFF4D6" w:val="clear"/>
+          <w:rFonts w:ascii="Georgia" w:cs="Georgia" w:eastAsia="Georgia" w:hAnsi="Georgia"/>
+          <w:b/>
+          <w:bCs/>
+          <w:color w:val="222222"/>
+          <w:sz w:val="21"/>
+          <w:szCs w:val="21"/>
+          <w:shd w:fill="ECECEC" w:val="clear"/>
         </w:rPr>
         <w:t xml:space="preserve">[NUMBER]</w:t>
       </w:r>
       <w:r>
         <w:rPr>
-          <w:rFonts w:ascii="Calibri" w:cs="Calibri" w:eastAsia="Calibri" w:hAnsi="Calibri"/>
-          <w:color w:val="1E2E2C"/>
+          <w:rFonts w:ascii="Georgia" w:cs="Georgia" w:eastAsia="Georgia" w:hAnsi="Georgia"/>
+          <w:color w:val="222222"/>
           <w:sz w:val="21"/>
           <w:szCs w:val="21"/>
         </w:rPr>
@@ -5904,10 +5897,10 @@
       </w:pPr>
       <w:r>
         <w:rPr>
-          <w:rFonts w:ascii="Calibri" w:cs="Calibri" w:eastAsia="Calibri" w:hAnsi="Calibri"/>
-          <w:b/>
-          <w:bCs/>
-          <w:color w:val="06302E"/>
+          <w:rFonts w:ascii="Georgia" w:cs="Georgia" w:eastAsia="Georgia" w:hAnsi="Georgia"/>
+          <w:b/>
+          <w:bCs/>
+          <w:color w:val="1A1A1A"/>
           <w:sz w:val="21"/>
           <w:szCs w:val="21"/>
         </w:rPr>
@@ -5915,8 +5908,8 @@
       </w:r>
       <w:r>
         <w:rPr>
-          <w:rFonts w:ascii="Calibri" w:cs="Calibri" w:eastAsia="Calibri" w:hAnsi="Calibri"/>
-          <w:color w:val="1E2E2C"/>
+          <w:rFonts w:ascii="Georgia" w:cs="Georgia" w:eastAsia="Georgia" w:hAnsi="Georgia"/>
+          <w:color w:val="222222"/>
           <w:sz w:val="21"/>
           <w:szCs w:val="21"/>
         </w:rPr>
@@ -5930,10 +5923,10 @@
       </w:pPr>
       <w:r>
         <w:rPr>
-          <w:rFonts w:ascii="Calibri" w:cs="Calibri" w:eastAsia="Calibri" w:hAnsi="Calibri"/>
-          <w:b/>
-          <w:bCs/>
-          <w:color w:val="06302E"/>
+          <w:rFonts w:ascii="Georgia" w:cs="Georgia" w:eastAsia="Georgia" w:hAnsi="Georgia"/>
+          <w:b/>
+          <w:bCs/>
+          <w:color w:val="1A1A1A"/>
           <w:sz w:val="21"/>
           <w:szCs w:val="21"/>
         </w:rPr>
@@ -5941,8 +5934,8 @@
       </w:r>
       <w:r>
         <w:rPr>
-          <w:rFonts w:ascii="Calibri" w:cs="Calibri" w:eastAsia="Calibri" w:hAnsi="Calibri"/>
-          <w:color w:val="1E2E2C"/>
+          <w:rFonts w:ascii="Georgia" w:cs="Georgia" w:eastAsia="Georgia" w:hAnsi="Georgia"/>
+          <w:color w:val="222222"/>
           <w:sz w:val="21"/>
           <w:szCs w:val="21"/>
         </w:rPr>
@@ -5956,10 +5949,10 @@
       </w:pPr>
       <w:r>
         <w:rPr>
-          <w:rFonts w:ascii="Calibri" w:cs="Calibri" w:eastAsia="Calibri" w:hAnsi="Calibri"/>
-          <w:b/>
-          <w:bCs/>
-          <w:color w:val="06302E"/>
+          <w:rFonts w:ascii="Georgia" w:cs="Georgia" w:eastAsia="Georgia" w:hAnsi="Georgia"/>
+          <w:b/>
+          <w:bCs/>
+          <w:color w:val="1A1A1A"/>
           <w:sz w:val="21"/>
           <w:szCs w:val="21"/>
         </w:rPr>
@@ -5967,8 +5960,8 @@
       </w:r>
       <w:r>
         <w:rPr>
-          <w:rFonts w:ascii="Calibri" w:cs="Calibri" w:eastAsia="Calibri" w:hAnsi="Calibri"/>
-          <w:color w:val="1E2E2C"/>
+          <w:rFonts w:ascii="Georgia" w:cs="Georgia" w:eastAsia="Georgia" w:hAnsi="Georgia"/>
+          <w:color w:val="222222"/>
           <w:sz w:val="21"/>
           <w:szCs w:val="21"/>
         </w:rPr>
@@ -5982,10 +5975,10 @@
       </w:pPr>
       <w:r>
         <w:rPr>
-          <w:rFonts w:ascii="Calibri" w:cs="Calibri" w:eastAsia="Calibri" w:hAnsi="Calibri"/>
-          <w:b/>
-          <w:bCs/>
-          <w:color w:val="06302E"/>
+          <w:rFonts w:ascii="Georgia" w:cs="Georgia" w:eastAsia="Georgia" w:hAnsi="Georgia"/>
+          <w:b/>
+          <w:bCs/>
+          <w:color w:val="1A1A1A"/>
           <w:sz w:val="21"/>
           <w:szCs w:val="21"/>
         </w:rPr>
@@ -5993,10 +5986,10 @@
       </w:r>
       <w:r>
         <w:rPr>
-          <w:rFonts w:ascii="Calibri" w:cs="Calibri" w:eastAsia="Calibri" w:hAnsi="Calibri"/>
-          <w:b/>
-          <w:bCs/>
-          <w:color w:val="1E2E2C"/>
+          <w:rFonts w:ascii="Georgia" w:cs="Georgia" w:eastAsia="Georgia" w:hAnsi="Georgia"/>
+          <w:b/>
+          <w:bCs/>
+          <w:color w:val="222222"/>
           <w:sz w:val="21"/>
           <w:szCs w:val="21"/>
         </w:rPr>
@@ -6006,7 +5999,7 @@
     <w:p>
       <w:pPr>
         <w:pBdr>
-          <w:bottom w:val="single" w:color="C9D6D3" w:sz="6"/>
+          <w:bottom w:val="single" w:color="C8C8C8" w:sz="6"/>
         </w:pBdr>
         <w:spacing w:after="200" w:before="200"/>
       </w:pPr>
@@ -6015,16 +6008,16 @@
       <w:pPr>
         <w:pStyle w:val="Heading2"/>
         <w:pBdr>
-          <w:bottom w:val="single" w:color="12B84F" w:sz="6"/>
+          <w:bottom w:val="single" w:color="8C8C8C" w:sz="6"/>
         </w:pBdr>
         <w:spacing w:after="130" w:before="320"/>
       </w:pPr>
       <w:r>
         <w:rPr>
-          <w:rFonts w:ascii="Calibri" w:cs="Calibri" w:eastAsia="Calibri" w:hAnsi="Calibri"/>
-          <w:b/>
-          <w:bCs/>
-          <w:color w:val="06302E"/>
+          <w:rFonts w:ascii="Georgia" w:cs="Georgia" w:eastAsia="Georgia" w:hAnsi="Georgia"/>
+          <w:b/>
+          <w:bCs/>
+          <w:color w:val="1A1A1A"/>
           <w:sz w:val="23"/>
           <w:szCs w:val="23"/>
         </w:rPr>
@@ -6038,10 +6031,10 @@
       </w:pPr>
       <w:r>
         <w:rPr>
-          <w:rFonts w:ascii="Calibri" w:cs="Calibri" w:eastAsia="Calibri" w:hAnsi="Calibri"/>
-          <w:b/>
-          <w:bCs/>
-          <w:color w:val="06302E"/>
+          <w:rFonts w:ascii="Georgia" w:cs="Georgia" w:eastAsia="Georgia" w:hAnsi="Georgia"/>
+          <w:b/>
+          <w:bCs/>
+          <w:color w:val="1A1A1A"/>
           <w:sz w:val="21"/>
           <w:szCs w:val="21"/>
         </w:rPr>
@@ -6049,8 +6042,8 @@
       </w:r>
       <w:r>
         <w:rPr>
-          <w:rFonts w:ascii="Calibri" w:cs="Calibri" w:eastAsia="Calibri" w:hAnsi="Calibri"/>
-          <w:color w:val="1E2E2C"/>
+          <w:rFonts w:ascii="Georgia" w:cs="Georgia" w:eastAsia="Georgia" w:hAnsi="Georgia"/>
+          <w:color w:val="222222"/>
           <w:sz w:val="21"/>
           <w:szCs w:val="21"/>
         </w:rPr>
@@ -6064,10 +6057,10 @@
       </w:pPr>
       <w:r>
         <w:rPr>
-          <w:rFonts w:ascii="Calibri" w:cs="Calibri" w:eastAsia="Calibri" w:hAnsi="Calibri"/>
-          <w:b/>
-          <w:bCs/>
-          <w:color w:val="06302E"/>
+          <w:rFonts w:ascii="Georgia" w:cs="Georgia" w:eastAsia="Georgia" w:hAnsi="Georgia"/>
+          <w:b/>
+          <w:bCs/>
+          <w:color w:val="1A1A1A"/>
           <w:sz w:val="21"/>
           <w:szCs w:val="21"/>
         </w:rPr>
@@ -6075,8 +6068,8 @@
       </w:r>
       <w:r>
         <w:rPr>
-          <w:rFonts w:ascii="Calibri" w:cs="Calibri" w:eastAsia="Calibri" w:hAnsi="Calibri"/>
-          <w:color w:val="1E2E2C"/>
+          <w:rFonts w:ascii="Georgia" w:cs="Georgia" w:eastAsia="Georgia" w:hAnsi="Georgia"/>
+          <w:color w:val="222222"/>
           <w:sz w:val="21"/>
           <w:szCs w:val="21"/>
         </w:rPr>
@@ -6090,10 +6083,10 @@
       </w:pPr>
       <w:r>
         <w:rPr>
-          <w:rFonts w:ascii="Calibri" w:cs="Calibri" w:eastAsia="Calibri" w:hAnsi="Calibri"/>
-          <w:b/>
-          <w:bCs/>
-          <w:color w:val="06302E"/>
+          <w:rFonts w:ascii="Georgia" w:cs="Georgia" w:eastAsia="Georgia" w:hAnsi="Georgia"/>
+          <w:b/>
+          <w:bCs/>
+          <w:color w:val="1A1A1A"/>
           <w:sz w:val="21"/>
           <w:szCs w:val="21"/>
         </w:rPr>
@@ -6101,8 +6094,8 @@
       </w:r>
       <w:r>
         <w:rPr>
-          <w:rFonts w:ascii="Calibri" w:cs="Calibri" w:eastAsia="Calibri" w:hAnsi="Calibri"/>
-          <w:color w:val="1E2E2C"/>
+          <w:rFonts w:ascii="Georgia" w:cs="Georgia" w:eastAsia="Georgia" w:hAnsi="Georgia"/>
+          <w:color w:val="222222"/>
           <w:sz w:val="21"/>
           <w:szCs w:val="21"/>
         </w:rPr>
@@ -6110,10 +6103,10 @@
       </w:r>
       <w:r>
         <w:rPr>
-          <w:rFonts w:ascii="Calibri" w:cs="Calibri" w:eastAsia="Calibri" w:hAnsi="Calibri"/>
-          <w:b/>
-          <w:bCs/>
-          <w:color w:val="1E2E2C"/>
+          <w:rFonts w:ascii="Georgia" w:cs="Georgia" w:eastAsia="Georgia" w:hAnsi="Georgia"/>
+          <w:b/>
+          <w:bCs/>
+          <w:color w:val="222222"/>
           <w:sz w:val="21"/>
           <w:szCs w:val="21"/>
         </w:rPr>
@@ -6121,8 +6114,8 @@
       </w:r>
       <w:r>
         <w:rPr>
-          <w:rFonts w:ascii="Calibri" w:cs="Calibri" w:eastAsia="Calibri" w:hAnsi="Calibri"/>
-          <w:color w:val="1E2E2C"/>
+          <w:rFonts w:ascii="Georgia" w:cs="Georgia" w:eastAsia="Georgia" w:hAnsi="Georgia"/>
+          <w:color w:val="222222"/>
           <w:sz w:val="21"/>
           <w:szCs w:val="21"/>
         </w:rPr>
@@ -6133,12 +6126,12 @@
       <w:tblPr>
         <w:tblW w:type="dxa" w:w="9458"/>
         <w:tblBorders>
-          <w:top w:val="single" w:color="C9D6D3" w:sz="2"/>
-          <w:left w:val="single" w:color="C9D6D3" w:sz="2"/>
-          <w:bottom w:val="single" w:color="C9D6D3" w:sz="2"/>
-          <w:right w:val="single" w:color="C9D6D3" w:sz="2"/>
-          <w:insideH w:val="single" w:color="C9D6D3" w:sz="2"/>
-          <w:insideV w:val="single" w:color="C9D6D3" w:sz="2"/>
+          <w:top w:val="single" w:color="C8C8C8" w:sz="2"/>
+          <w:left w:val="single" w:color="C8C8C8" w:sz="2"/>
+          <w:bottom w:val="single" w:color="C8C8C8" w:sz="2"/>
+          <w:right w:val="single" w:color="C8C8C8" w:sz="2"/>
+          <w:insideH w:val="single" w:color="C8C8C8" w:sz="2"/>
+          <w:insideV w:val="single" w:color="C8C8C8" w:sz="2"/>
         </w:tblBorders>
       </w:tblPr>
       <w:tblGrid>
@@ -6152,24 +6145,24 @@
         <w:tc>
           <w:tcPr>
             <w:tcW w:type="dxa" w:w="4351"/>
-            <w:shd w:fill="EEF4F2" w:val="clear"/>
-            <w:tcMar>
-              <w:top w:type="dxa" w:w="90"/>
-              <w:left w:type="dxa" w:w="130"/>
-              <w:bottom w:type="dxa" w:w="90"/>
-              <w:right w:type="dxa" w:w="130"/>
-            </w:tcMar>
-          </w:tcPr>
-          <w:p>
-            <w:pPr>
-              <w:spacing w:after="0" w:line="250"/>
-            </w:pPr>
-            <w:r>
-              <w:rPr>
-                <w:rFonts w:ascii="Calibri" w:cs="Calibri" w:eastAsia="Calibri" w:hAnsi="Calibri"/>
+            <w:shd w:fill="F2F2F2" w:val="clear"/>
+            <w:tcMar>
+              <w:top w:type="dxa" w:w="90"/>
+              <w:left w:type="dxa" w:w="130"/>
+              <w:bottom w:type="dxa" w:w="90"/>
+              <w:right w:type="dxa" w:w="130"/>
+            </w:tcMar>
+          </w:tcPr>
+          <w:p>
+            <w:pPr>
+              <w:spacing w:after="0" w:line="250"/>
+            </w:pPr>
+            <w:r>
+              <w:rPr>
+                <w:rFonts w:ascii="Georgia" w:cs="Georgia" w:eastAsia="Georgia" w:hAnsi="Georgia"/>
                 <w:b/>
                 <w:bCs/>
-                <w:color w:val="06302E"/>
+                <w:color w:val="1A1A1A"/>
                 <w:sz w:val="20"/>
                 <w:szCs w:val="20"/>
               </w:rPr>
@@ -6180,24 +6173,24 @@
         <w:tc>
           <w:tcPr>
             <w:tcW w:type="dxa" w:w="5107"/>
-            <w:shd w:fill="EEF4F2" w:val="clear"/>
-            <w:tcMar>
-              <w:top w:type="dxa" w:w="90"/>
-              <w:left w:type="dxa" w:w="130"/>
-              <w:bottom w:type="dxa" w:w="90"/>
-              <w:right w:type="dxa" w:w="130"/>
-            </w:tcMar>
-          </w:tcPr>
-          <w:p>
-            <w:pPr>
-              <w:spacing w:after="0" w:line="250"/>
-            </w:pPr>
-            <w:r>
-              <w:rPr>
-                <w:rFonts w:ascii="Calibri" w:cs="Calibri" w:eastAsia="Calibri" w:hAnsi="Calibri"/>
+            <w:shd w:fill="F2F2F2" w:val="clear"/>
+            <w:tcMar>
+              <w:top w:type="dxa" w:w="90"/>
+              <w:left w:type="dxa" w:w="130"/>
+              <w:bottom w:type="dxa" w:w="90"/>
+              <w:right w:type="dxa" w:w="130"/>
+            </w:tcMar>
+          </w:tcPr>
+          <w:p>
+            <w:pPr>
+              <w:spacing w:after="0" w:line="250"/>
+            </w:pPr>
+            <w:r>
+              <w:rPr>
+                <w:rFonts w:ascii="Georgia" w:cs="Georgia" w:eastAsia="Georgia" w:hAnsi="Georgia"/>
                 <w:b/>
                 <w:bCs/>
-                <w:color w:val="06302E"/>
+                <w:color w:val="1A1A1A"/>
                 <w:sz w:val="20"/>
                 <w:szCs w:val="20"/>
               </w:rPr>
@@ -6226,8 +6219,8 @@
             </w:pPr>
             <w:r>
               <w:rPr>
-                <w:rFonts w:ascii="Calibri" w:cs="Calibri" w:eastAsia="Calibri" w:hAnsi="Calibri"/>
-                <w:color w:val="1E2E2C"/>
+                <w:rFonts w:ascii="Georgia" w:cs="Georgia" w:eastAsia="Georgia" w:hAnsi="Georgia"/>
+                <w:color w:val="222222"/>
                 <w:sz w:val="20"/>
                 <w:szCs w:val="20"/>
               </w:rPr>
@@ -6251,8 +6244,8 @@
             </w:pPr>
             <w:r>
               <w:rPr>
-                <w:rFonts w:ascii="Calibri" w:cs="Calibri" w:eastAsia="Calibri" w:hAnsi="Calibri"/>
-                <w:color w:val="1E2E2C"/>
+                <w:rFonts w:ascii="Georgia" w:cs="Georgia" w:eastAsia="Georgia" w:hAnsi="Georgia"/>
+                <w:color w:val="222222"/>
                 <w:sz w:val="20"/>
                 <w:szCs w:val="20"/>
               </w:rPr>
@@ -6281,8 +6274,8 @@
             </w:pPr>
             <w:r>
               <w:rPr>
-                <w:rFonts w:ascii="Calibri" w:cs="Calibri" w:eastAsia="Calibri" w:hAnsi="Calibri"/>
-                <w:color w:val="1E2E2C"/>
+                <w:rFonts w:ascii="Georgia" w:cs="Georgia" w:eastAsia="Georgia" w:hAnsi="Georgia"/>
+                <w:color w:val="222222"/>
                 <w:sz w:val="20"/>
                 <w:szCs w:val="20"/>
               </w:rPr>
@@ -6306,8 +6299,8 @@
             </w:pPr>
             <w:r>
               <w:rPr>
-                <w:rFonts w:ascii="Calibri" w:cs="Calibri" w:eastAsia="Calibri" w:hAnsi="Calibri"/>
-                <w:color w:val="1E2E2C"/>
+                <w:rFonts w:ascii="Georgia" w:cs="Georgia" w:eastAsia="Georgia" w:hAnsi="Georgia"/>
+                <w:color w:val="222222"/>
                 <w:sz w:val="20"/>
                 <w:szCs w:val="20"/>
               </w:rPr>
@@ -6336,8 +6329,8 @@
             </w:pPr>
             <w:r>
               <w:rPr>
-                <w:rFonts w:ascii="Calibri" w:cs="Calibri" w:eastAsia="Calibri" w:hAnsi="Calibri"/>
-                <w:color w:val="1E2E2C"/>
+                <w:rFonts w:ascii="Georgia" w:cs="Georgia" w:eastAsia="Georgia" w:hAnsi="Georgia"/>
+                <w:color w:val="222222"/>
                 <w:sz w:val="20"/>
                 <w:szCs w:val="20"/>
               </w:rPr>
@@ -6358,12 +6351,11 @@
           <w:p>
             <w:pPr>
               <w:spacing w:after="0" w:line="250"/>
-              <w:jc w:val="right"/>
-            </w:pPr>
-            <w:r>
-              <w:rPr>
-                <w:rFonts w:ascii="Calibri" w:cs="Calibri" w:eastAsia="Calibri" w:hAnsi="Calibri"/>
-                <w:color w:val="1E2E2C"/>
+            </w:pPr>
+            <w:r>
+              <w:rPr>
+                <w:rFonts w:ascii="Georgia" w:cs="Georgia" w:eastAsia="Georgia" w:hAnsi="Georgia"/>
+                <w:color w:val="222222"/>
                 <w:sz w:val="20"/>
                 <w:szCs w:val="20"/>
               </w:rPr>
@@ -6392,8 +6384,8 @@
             </w:pPr>
             <w:r>
               <w:rPr>
-                <w:rFonts w:ascii="Calibri" w:cs="Calibri" w:eastAsia="Calibri" w:hAnsi="Calibri"/>
-                <w:color w:val="1E2E2C"/>
+                <w:rFonts w:ascii="Georgia" w:cs="Georgia" w:eastAsia="Georgia" w:hAnsi="Georgia"/>
+                <w:color w:val="222222"/>
                 <w:sz w:val="20"/>
                 <w:szCs w:val="20"/>
               </w:rPr>
@@ -6417,8 +6409,8 @@
             </w:pPr>
             <w:r>
               <w:rPr>
-                <w:rFonts w:ascii="Calibri" w:cs="Calibri" w:eastAsia="Calibri" w:hAnsi="Calibri"/>
-                <w:color w:val="1E2E2C"/>
+                <w:rFonts w:ascii="Georgia" w:cs="Georgia" w:eastAsia="Georgia" w:hAnsi="Georgia"/>
+                <w:color w:val="222222"/>
                 <w:sz w:val="20"/>
                 <w:szCs w:val="20"/>
               </w:rPr>
@@ -6440,10 +6432,10 @@
       </w:pPr>
       <w:r>
         <w:rPr>
-          <w:rFonts w:ascii="Calibri" w:cs="Calibri" w:eastAsia="Calibri" w:hAnsi="Calibri"/>
-          <w:b/>
-          <w:bCs/>
-          <w:color w:val="06302E"/>
+          <w:rFonts w:ascii="Georgia" w:cs="Georgia" w:eastAsia="Georgia" w:hAnsi="Georgia"/>
+          <w:b/>
+          <w:bCs/>
+          <w:color w:val="1A1A1A"/>
           <w:sz w:val="21"/>
           <w:szCs w:val="21"/>
         </w:rPr>
@@ -6451,8 +6443,8 @@
       </w:r>
       <w:r>
         <w:rPr>
-          <w:rFonts w:ascii="Calibri" w:cs="Calibri" w:eastAsia="Calibri" w:hAnsi="Calibri"/>
-          <w:color w:val="1E2E2C"/>
+          <w:rFonts w:ascii="Georgia" w:cs="Georgia" w:eastAsia="Georgia" w:hAnsi="Georgia"/>
+          <w:color w:val="222222"/>
           <w:sz w:val="21"/>
           <w:szCs w:val="21"/>
         </w:rPr>
@@ -6462,7 +6454,7 @@
     <w:p>
       <w:pPr>
         <w:pBdr>
-          <w:bottom w:val="single" w:color="C9D6D3" w:sz="6"/>
+          <w:bottom w:val="single" w:color="C8C8C8" w:sz="6"/>
         </w:pBdr>
         <w:spacing w:after="200" w:before="200"/>
       </w:pPr>
@@ -6471,16 +6463,16 @@
       <w:pPr>
         <w:pStyle w:val="Heading2"/>
         <w:pBdr>
-          <w:bottom w:val="single" w:color="12B84F" w:sz="6"/>
+          <w:bottom w:val="single" w:color="8C8C8C" w:sz="6"/>
         </w:pBdr>
         <w:spacing w:after="130" w:before="320"/>
       </w:pPr>
       <w:r>
         <w:rPr>
-          <w:rFonts w:ascii="Calibri" w:cs="Calibri" w:eastAsia="Calibri" w:hAnsi="Calibri"/>
-          <w:b/>
-          <w:bCs/>
-          <w:color w:val="06302E"/>
+          <w:rFonts w:ascii="Georgia" w:cs="Georgia" w:eastAsia="Georgia" w:hAnsi="Georgia"/>
+          <w:b/>
+          <w:bCs/>
+          <w:color w:val="1A1A1A"/>
           <w:sz w:val="23"/>
           <w:szCs w:val="23"/>
         </w:rPr>
@@ -6493,8 +6485,8 @@
       </w:pPr>
       <w:r>
         <w:rPr>
-          <w:rFonts w:ascii="Calibri" w:cs="Calibri" w:eastAsia="Calibri" w:hAnsi="Calibri"/>
-          <w:color w:val="1E2E2C"/>
+          <w:rFonts w:ascii="Georgia" w:cs="Georgia" w:eastAsia="Georgia" w:hAnsi="Georgia"/>
+          <w:color w:val="222222"/>
           <w:sz w:val="21"/>
           <w:szCs w:val="21"/>
         </w:rPr>
@@ -6508,10 +6500,10 @@
       </w:pPr>
       <w:r>
         <w:rPr>
-          <w:rFonts w:ascii="Calibri" w:cs="Calibri" w:eastAsia="Calibri" w:hAnsi="Calibri"/>
-          <w:b/>
-          <w:bCs/>
-          <w:color w:val="06302E"/>
+          <w:rFonts w:ascii="Georgia" w:cs="Georgia" w:eastAsia="Georgia" w:hAnsi="Georgia"/>
+          <w:b/>
+          <w:bCs/>
+          <w:color w:val="1A1A1A"/>
           <w:sz w:val="21"/>
           <w:szCs w:val="21"/>
         </w:rPr>
@@ -6519,8 +6511,8 @@
       </w:r>
       <w:r>
         <w:rPr>
-          <w:rFonts w:ascii="Calibri" w:cs="Calibri" w:eastAsia="Calibri" w:hAnsi="Calibri"/>
-          <w:color w:val="1E2E2C"/>
+          <w:rFonts w:ascii="Georgia" w:cs="Georgia" w:eastAsia="Georgia" w:hAnsi="Georgia"/>
+          <w:color w:val="222222"/>
           <w:sz w:val="21"/>
           <w:szCs w:val="21"/>
         </w:rPr>
@@ -6528,10 +6520,10 @@
       </w:r>
       <w:r>
         <w:rPr>
-          <w:rFonts w:ascii="Calibri" w:cs="Calibri" w:eastAsia="Calibri" w:hAnsi="Calibri"/>
-          <w:b/>
-          <w:bCs/>
-          <w:color w:val="1E2E2C"/>
+          <w:rFonts w:ascii="Georgia" w:cs="Georgia" w:eastAsia="Georgia" w:hAnsi="Georgia"/>
+          <w:b/>
+          <w:bCs/>
+          <w:color w:val="222222"/>
           <w:sz w:val="21"/>
           <w:szCs w:val="21"/>
         </w:rPr>
@@ -6539,8 +6531,8 @@
       </w:r>
       <w:r>
         <w:rPr>
-          <w:rFonts w:ascii="Calibri" w:cs="Calibri" w:eastAsia="Calibri" w:hAnsi="Calibri"/>
-          <w:color w:val="1E2E2C"/>
+          <w:rFonts w:ascii="Georgia" w:cs="Georgia" w:eastAsia="Georgia" w:hAnsi="Georgia"/>
+          <w:color w:val="222222"/>
           <w:sz w:val="21"/>
           <w:szCs w:val="21"/>
         </w:rPr>
@@ -6554,10 +6546,10 @@
       </w:pPr>
       <w:r>
         <w:rPr>
-          <w:rFonts w:ascii="Calibri" w:cs="Calibri" w:eastAsia="Calibri" w:hAnsi="Calibri"/>
-          <w:b/>
-          <w:bCs/>
-          <w:color w:val="06302E"/>
+          <w:rFonts w:ascii="Georgia" w:cs="Georgia" w:eastAsia="Georgia" w:hAnsi="Georgia"/>
+          <w:b/>
+          <w:bCs/>
+          <w:color w:val="1A1A1A"/>
           <w:sz w:val="21"/>
           <w:szCs w:val="21"/>
         </w:rPr>
@@ -6565,8 +6557,8 @@
       </w:r>
       <w:r>
         <w:rPr>
-          <w:rFonts w:ascii="Calibri" w:cs="Calibri" w:eastAsia="Calibri" w:hAnsi="Calibri"/>
-          <w:color w:val="1E2E2C"/>
+          <w:rFonts w:ascii="Georgia" w:cs="Georgia" w:eastAsia="Georgia" w:hAnsi="Georgia"/>
+          <w:color w:val="222222"/>
           <w:sz w:val="21"/>
           <w:szCs w:val="21"/>
         </w:rPr>
@@ -6580,10 +6572,10 @@
       </w:pPr>
       <w:r>
         <w:rPr>
-          <w:rFonts w:ascii="Calibri" w:cs="Calibri" w:eastAsia="Calibri" w:hAnsi="Calibri"/>
-          <w:b/>
-          <w:bCs/>
-          <w:color w:val="06302E"/>
+          <w:rFonts w:ascii="Georgia" w:cs="Georgia" w:eastAsia="Georgia" w:hAnsi="Georgia"/>
+          <w:b/>
+          <w:bCs/>
+          <w:color w:val="1A1A1A"/>
           <w:sz w:val="21"/>
           <w:szCs w:val="21"/>
         </w:rPr>
@@ -6591,8 +6583,8 @@
       </w:r>
       <w:r>
         <w:rPr>
-          <w:rFonts w:ascii="Calibri" w:cs="Calibri" w:eastAsia="Calibri" w:hAnsi="Calibri"/>
-          <w:color w:val="1E2E2C"/>
+          <w:rFonts w:ascii="Georgia" w:cs="Georgia" w:eastAsia="Georgia" w:hAnsi="Georgia"/>
+          <w:color w:val="222222"/>
           <w:sz w:val="21"/>
           <w:szCs w:val="21"/>
         </w:rPr>
@@ -6600,20 +6592,20 @@
       </w:r>
       <w:r>
         <w:rPr>
-          <w:rFonts w:ascii="Calibri" w:cs="Calibri" w:eastAsia="Calibri" w:hAnsi="Calibri"/>
-          <w:b/>
-          <w:bCs/>
-          <w:color w:val="1E2E2C"/>
-          <w:sz w:val="21"/>
-          <w:szCs w:val="21"/>
-          <w:shd w:fill="FFF4D6" w:val="clear"/>
+          <w:rFonts w:ascii="Georgia" w:cs="Georgia" w:eastAsia="Georgia" w:hAnsi="Georgia"/>
+          <w:b/>
+          <w:bCs/>
+          <w:color w:val="222222"/>
+          <w:sz w:val="21"/>
+          <w:szCs w:val="21"/>
+          <w:shd w:fill="ECECEC" w:val="clear"/>
         </w:rPr>
         <w:t xml:space="preserve">[LANGUAGE]</w:t>
       </w:r>
       <w:r>
         <w:rPr>
-          <w:rFonts w:ascii="Calibri" w:cs="Calibri" w:eastAsia="Calibri" w:hAnsi="Calibri"/>
-          <w:color w:val="1E2E2C"/>
+          <w:rFonts w:ascii="Georgia" w:cs="Georgia" w:eastAsia="Georgia" w:hAnsi="Georgia"/>
+          <w:color w:val="222222"/>
           <w:sz w:val="21"/>
           <w:szCs w:val="21"/>
         </w:rPr>
@@ -6627,10 +6619,10 @@
       </w:pPr>
       <w:r>
         <w:rPr>
-          <w:rFonts w:ascii="Calibri" w:cs="Calibri" w:eastAsia="Calibri" w:hAnsi="Calibri"/>
-          <w:b/>
-          <w:bCs/>
-          <w:color w:val="06302E"/>
+          <w:rFonts w:ascii="Georgia" w:cs="Georgia" w:eastAsia="Georgia" w:hAnsi="Georgia"/>
+          <w:b/>
+          <w:bCs/>
+          <w:color w:val="1A1A1A"/>
           <w:sz w:val="21"/>
           <w:szCs w:val="21"/>
         </w:rPr>
@@ -6638,8 +6630,8 @@
       </w:r>
       <w:r>
         <w:rPr>
-          <w:rFonts w:ascii="Calibri" w:cs="Calibri" w:eastAsia="Calibri" w:hAnsi="Calibri"/>
-          <w:color w:val="1E2E2C"/>
+          <w:rFonts w:ascii="Georgia" w:cs="Georgia" w:eastAsia="Georgia" w:hAnsi="Georgia"/>
+          <w:color w:val="222222"/>
           <w:sz w:val="21"/>
           <w:szCs w:val="21"/>
         </w:rPr>
@@ -6653,10 +6645,10 @@
       </w:pPr>
       <w:r>
         <w:rPr>
-          <w:rFonts w:ascii="Calibri" w:cs="Calibri" w:eastAsia="Calibri" w:hAnsi="Calibri"/>
-          <w:b/>
-          <w:bCs/>
-          <w:color w:val="06302E"/>
+          <w:rFonts w:ascii="Georgia" w:cs="Georgia" w:eastAsia="Georgia" w:hAnsi="Georgia"/>
+          <w:b/>
+          <w:bCs/>
+          <w:color w:val="1A1A1A"/>
           <w:sz w:val="21"/>
           <w:szCs w:val="21"/>
         </w:rPr>
@@ -6664,8 +6656,8 @@
       </w:r>
       <w:r>
         <w:rPr>
-          <w:rFonts w:ascii="Calibri" w:cs="Calibri" w:eastAsia="Calibri" w:hAnsi="Calibri"/>
-          <w:color w:val="1E2E2C"/>
+          <w:rFonts w:ascii="Georgia" w:cs="Georgia" w:eastAsia="Georgia" w:hAnsi="Georgia"/>
+          <w:color w:val="222222"/>
           <w:sz w:val="21"/>
           <w:szCs w:val="21"/>
         </w:rPr>
@@ -6679,10 +6671,10 @@
       </w:pPr>
       <w:r>
         <w:rPr>
-          <w:rFonts w:ascii="Calibri" w:cs="Calibri" w:eastAsia="Calibri" w:hAnsi="Calibri"/>
-          <w:b/>
-          <w:bCs/>
-          <w:color w:val="06302E"/>
+          <w:rFonts w:ascii="Georgia" w:cs="Georgia" w:eastAsia="Georgia" w:hAnsi="Georgia"/>
+          <w:b/>
+          <w:bCs/>
+          <w:color w:val="1A1A1A"/>
           <w:sz w:val="21"/>
           <w:szCs w:val="21"/>
         </w:rPr>
@@ -6690,8 +6682,8 @@
       </w:r>
       <w:r>
         <w:rPr>
-          <w:rFonts w:ascii="Calibri" w:cs="Calibri" w:eastAsia="Calibri" w:hAnsi="Calibri"/>
-          <w:color w:val="1E2E2C"/>
+          <w:rFonts w:ascii="Georgia" w:cs="Georgia" w:eastAsia="Georgia" w:hAnsi="Georgia"/>
+          <w:color w:val="222222"/>
           <w:sz w:val="21"/>
           <w:szCs w:val="21"/>
         </w:rPr>
@@ -6701,7 +6693,7 @@
     <w:p>
       <w:pPr>
         <w:pBdr>
-          <w:bottom w:val="single" w:color="C9D6D3" w:sz="6"/>
+          <w:bottom w:val="single" w:color="C8C8C8" w:sz="6"/>
         </w:pBdr>
         <w:spacing w:after="200" w:before="200"/>
       </w:pPr>
@@ -6712,8 +6704,8 @@
       </w:pPr>
       <w:r>
         <w:rPr>
-          <w:rFonts w:ascii="Calibri" w:cs="Calibri" w:eastAsia="Calibri" w:hAnsi="Calibri"/>
-          <w:color w:val="1E2E2C"/>
+          <w:rFonts w:ascii="Georgia" w:cs="Georgia" w:eastAsia="Georgia" w:hAnsi="Georgia"/>
+          <w:color w:val="222222"/>
           <w:sz w:val="21"/>
           <w:szCs w:val="21"/>
         </w:rPr>
@@ -6726,8 +6718,8 @@
       </w:pPr>
       <w:r>
         <w:rPr>
-          <w:rFonts w:ascii="Calibri" w:cs="Calibri" w:eastAsia="Calibri" w:hAnsi="Calibri"/>
-          <w:color w:val="1E2E2C"/>
+          <w:rFonts w:ascii="Georgia" w:cs="Georgia" w:eastAsia="Georgia" w:hAnsi="Georgia"/>
+          <w:color w:val="222222"/>
           <w:sz w:val="21"/>
           <w:szCs w:val="21"/>
         </w:rPr>
@@ -6735,11 +6727,11 @@
       </w:r>
       <w:r>
         <w:rPr>
-          <w:rFonts w:ascii="Calibri" w:cs="Calibri" w:eastAsia="Calibri" w:hAnsi="Calibri"/>
-          <w:color w:val="1E2E2C"/>
-          <w:sz w:val="21"/>
-          <w:szCs w:val="21"/>
-          <w:shd w:fill="FFF4D6" w:val="clear"/>
+          <w:rFonts w:ascii="Georgia" w:cs="Georgia" w:eastAsia="Georgia" w:hAnsi="Georgia"/>
+          <w:color w:val="222222"/>
+          <w:sz w:val="21"/>
+          <w:szCs w:val="21"/>
+          <w:shd w:fill="ECECEC" w:val="clear"/>
         </w:rPr>
         <w:t xml:space="preserve">[FULL NAME]</w:t>
       </w:r>
@@ -6750,8 +6742,8 @@
       </w:pPr>
       <w:r>
         <w:rPr>
-          <w:rFonts w:ascii="Calibri" w:cs="Calibri" w:eastAsia="Calibri" w:hAnsi="Calibri"/>
-          <w:color w:val="1E2E2C"/>
+          <w:rFonts w:ascii="Georgia" w:cs="Georgia" w:eastAsia="Georgia" w:hAnsi="Georgia"/>
+          <w:color w:val="222222"/>
           <w:sz w:val="21"/>
           <w:szCs w:val="21"/>
         </w:rPr>
@@ -6759,11 +6751,11 @@
       </w:r>
       <w:r>
         <w:rPr>
-          <w:rFonts w:ascii="Calibri" w:cs="Calibri" w:eastAsia="Calibri" w:hAnsi="Calibri"/>
-          <w:color w:val="1E2E2C"/>
-          <w:sz w:val="21"/>
-          <w:szCs w:val="21"/>
-          <w:shd w:fill="FFF4D6" w:val="clear"/>
+          <w:rFonts w:ascii="Georgia" w:cs="Georgia" w:eastAsia="Georgia" w:hAnsi="Georgia"/>
+          <w:color w:val="222222"/>
+          <w:sz w:val="21"/>
+          <w:szCs w:val="21"/>
+          <w:shd w:fill="ECECEC" w:val="clear"/>
         </w:rPr>
         <w:t xml:space="preserve">[ID NUMBER]</w:t>
       </w:r>
@@ -6774,8 +6766,8 @@
       </w:pPr>
       <w:r>
         <w:rPr>
-          <w:rFonts w:ascii="Calibri" w:cs="Calibri" w:eastAsia="Calibri" w:hAnsi="Calibri"/>
-          <w:color w:val="1E2E2C"/>
+          <w:rFonts w:ascii="Georgia" w:cs="Georgia" w:eastAsia="Georgia" w:hAnsi="Georgia"/>
+          <w:color w:val="222222"/>
           <w:sz w:val="21"/>
           <w:szCs w:val="21"/>
         </w:rPr>
@@ -6788,8 +6780,8 @@
       </w:pPr>
       <w:r>
         <w:rPr>
-          <w:rFonts w:ascii="Calibri" w:cs="Calibri" w:eastAsia="Calibri" w:hAnsi="Calibri"/>
-          <w:color w:val="1E2E2C"/>
+          <w:rFonts w:ascii="Georgia" w:cs="Georgia" w:eastAsia="Georgia" w:hAnsi="Georgia"/>
+          <w:color w:val="222222"/>
           <w:sz w:val="21"/>
           <w:szCs w:val="21"/>
         </w:rPr>
@@ -6797,11 +6789,11 @@
       </w:r>
       <w:r>
         <w:rPr>
-          <w:rFonts w:ascii="Calibri" w:cs="Calibri" w:eastAsia="Calibri" w:hAnsi="Calibri"/>
-          <w:color w:val="1E2E2C"/>
-          <w:sz w:val="21"/>
-          <w:szCs w:val="21"/>
-          <w:shd w:fill="FFF4D6" w:val="clear"/>
+          <w:rFonts w:ascii="Georgia" w:cs="Georgia" w:eastAsia="Georgia" w:hAnsi="Georgia"/>
+          <w:color w:val="222222"/>
+          <w:sz w:val="21"/>
+          <w:szCs w:val="21"/>
+          <w:shd w:fill="ECECEC" w:val="clear"/>
         </w:rPr>
         <w:t xml:space="preserve">[DD / MM / YYYY]</w:t>
       </w:r>
@@ -6812,8 +6804,8 @@
       </w:pPr>
       <w:r>
         <w:rPr>
-          <w:rFonts w:ascii="Calibri" w:cs="Calibri" w:eastAsia="Calibri" w:hAnsi="Calibri"/>
-          <w:color w:val="1E2E2C"/>
+          <w:rFonts w:ascii="Georgia" w:cs="Georgia" w:eastAsia="Georgia" w:hAnsi="Georgia"/>
+          <w:color w:val="222222"/>
           <w:sz w:val="21"/>
           <w:szCs w:val="21"/>
         </w:rPr>
@@ -6826,8 +6818,8 @@
       </w:pPr>
       <w:r>
         <w:rPr>
-          <w:rFonts w:ascii="Calibri" w:cs="Calibri" w:eastAsia="Calibri" w:hAnsi="Calibri"/>
-          <w:color w:val="1E2E2C"/>
+          <w:rFonts w:ascii="Georgia" w:cs="Georgia" w:eastAsia="Georgia" w:hAnsi="Georgia"/>
+          <w:color w:val="222222"/>
           <w:sz w:val="21"/>
           <w:szCs w:val="21"/>
         </w:rPr>
@@ -6835,11 +6827,11 @@
       </w:r>
       <w:r>
         <w:rPr>
-          <w:rFonts w:ascii="Calibri" w:cs="Calibri" w:eastAsia="Calibri" w:hAnsi="Calibri"/>
-          <w:color w:val="1E2E2C"/>
-          <w:sz w:val="21"/>
-          <w:szCs w:val="21"/>
-          <w:shd w:fill="FFF4D6" w:val="clear"/>
+          <w:rFonts w:ascii="Georgia" w:cs="Georgia" w:eastAsia="Georgia" w:hAnsi="Georgia"/>
+          <w:color w:val="222222"/>
+          <w:sz w:val="21"/>
+          <w:szCs w:val="21"/>
+          <w:shd w:fill="ECECEC" w:val="clear"/>
         </w:rPr>
         <w:t xml:space="preserve">[TOWN]</w:t>
       </w:r>
@@ -6850,8 +6842,8 @@
       </w:pPr>
       <w:r>
         <w:rPr>
-          <w:rFonts w:ascii="Calibri" w:cs="Calibri" w:eastAsia="Calibri" w:hAnsi="Calibri"/>
-          <w:color w:val="1E2E2C"/>
+          <w:rFonts w:ascii="Georgia" w:cs="Georgia" w:eastAsia="Georgia" w:hAnsi="Georgia"/>
+          <w:color w:val="222222"/>
           <w:sz w:val="21"/>
           <w:szCs w:val="21"/>
         </w:rPr>
@@ -6864,8 +6856,8 @@
       </w:pPr>
       <w:r>
         <w:rPr>
-          <w:rFonts w:ascii="Calibri" w:cs="Calibri" w:eastAsia="Calibri" w:hAnsi="Calibri"/>
-          <w:color w:val="1E2E2C"/>
+          <w:rFonts w:ascii="Georgia" w:cs="Georgia" w:eastAsia="Georgia" w:hAnsi="Georgia"/>
+          <w:color w:val="222222"/>
           <w:sz w:val="21"/>
           <w:szCs w:val="21"/>
         </w:rPr>
@@ -6873,11 +6865,11 @@
       </w:r>
       <w:r>
         <w:rPr>
-          <w:rFonts w:ascii="Calibri" w:cs="Calibri" w:eastAsia="Calibri" w:hAnsi="Calibri"/>
-          <w:color w:val="1E2E2C"/>
-          <w:sz w:val="21"/>
-          <w:szCs w:val="21"/>
-          <w:shd w:fill="FFF4D6" w:val="clear"/>
+          <w:rFonts w:ascii="Georgia" w:cs="Georgia" w:eastAsia="Georgia" w:hAnsi="Georgia"/>
+          <w:color w:val="222222"/>
+          <w:sz w:val="21"/>
+          <w:szCs w:val="21"/>
+          <w:shd w:fill="ECECEC" w:val="clear"/>
         </w:rPr>
         <w:t xml:space="preserve">[OFFICER FULL NAME]</w:t>
       </w:r>
@@ -6888,8 +6880,8 @@
       </w:pPr>
       <w:r>
         <w:rPr>
-          <w:rFonts w:ascii="Calibri" w:cs="Calibri" w:eastAsia="Calibri" w:hAnsi="Calibri"/>
-          <w:color w:val="1E2E2C"/>
+          <w:rFonts w:ascii="Georgia" w:cs="Georgia" w:eastAsia="Georgia" w:hAnsi="Georgia"/>
+          <w:color w:val="222222"/>
           <w:sz w:val="21"/>
           <w:szCs w:val="21"/>
         </w:rPr>
@@ -6897,11 +6889,11 @@
       </w:r>
       <w:r>
         <w:rPr>
-          <w:rFonts w:ascii="Calibri" w:cs="Calibri" w:eastAsia="Calibri" w:hAnsi="Calibri"/>
-          <w:color w:val="1E2E2C"/>
-          <w:sz w:val="21"/>
-          <w:szCs w:val="21"/>
-          <w:shd w:fill="FFF4D6" w:val="clear"/>
+          <w:rFonts w:ascii="Georgia" w:cs="Georgia" w:eastAsia="Georgia" w:hAnsi="Georgia"/>
+          <w:color w:val="222222"/>
+          <w:sz w:val="21"/>
+          <w:szCs w:val="21"/>
+          <w:shd w:fill="ECECEC" w:val="clear"/>
         </w:rPr>
         <w:t xml:space="preserve">[POSITION]</w:t>
       </w:r>
@@ -6912,8 +6904,8 @@
       </w:pPr>
       <w:r>
         <w:rPr>
-          <w:rFonts w:ascii="Calibri" w:cs="Calibri" w:eastAsia="Calibri" w:hAnsi="Calibri"/>
-          <w:color w:val="1E2E2C"/>
+          <w:rFonts w:ascii="Georgia" w:cs="Georgia" w:eastAsia="Georgia" w:hAnsi="Georgia"/>
+          <w:color w:val="222222"/>
           <w:sz w:val="21"/>
           <w:szCs w:val="21"/>
         </w:rPr>
@@ -6926,8 +6918,8 @@
       </w:pPr>
       <w:r>
         <w:rPr>
-          <w:rFonts w:ascii="Calibri" w:cs="Calibri" w:eastAsia="Calibri" w:hAnsi="Calibri"/>
-          <w:color w:val="1E2E2C"/>
+          <w:rFonts w:ascii="Georgia" w:cs="Georgia" w:eastAsia="Georgia" w:hAnsi="Georgia"/>
+          <w:color w:val="222222"/>
           <w:sz w:val="21"/>
           <w:szCs w:val="21"/>
         </w:rPr>
@@ -6935,11 +6927,11 @@
       </w:r>
       <w:r>
         <w:rPr>
-          <w:rFonts w:ascii="Calibri" w:cs="Calibri" w:eastAsia="Calibri" w:hAnsi="Calibri"/>
-          <w:color w:val="1E2E2C"/>
-          <w:sz w:val="21"/>
-          <w:szCs w:val="21"/>
-          <w:shd w:fill="FFF4D6" w:val="clear"/>
+          <w:rFonts w:ascii="Georgia" w:cs="Georgia" w:eastAsia="Georgia" w:hAnsi="Georgia"/>
+          <w:color w:val="222222"/>
+          <w:sz w:val="21"/>
+          <w:szCs w:val="21"/>
+          <w:shd w:fill="ECECEC" w:val="clear"/>
         </w:rPr>
         <w:t xml:space="preserve">[DD / MM / YYYY]</w:t>
       </w:r>
@@ -6950,8 +6942,8 @@
       </w:pPr>
       <w:r>
         <w:rPr>
-          <w:rFonts w:ascii="Calibri" w:cs="Calibri" w:eastAsia="Calibri" w:hAnsi="Calibri"/>
-          <w:color w:val="1E2E2C"/>
+          <w:rFonts w:ascii="Georgia" w:cs="Georgia" w:eastAsia="Georgia" w:hAnsi="Georgia"/>
+          <w:color w:val="222222"/>
           <w:sz w:val="21"/>
           <w:szCs w:val="21"/>
         </w:rPr>
@@ -6959,11 +6951,11 @@
       </w:r>
       <w:r>
         <w:rPr>
-          <w:rFonts w:ascii="Calibri" w:cs="Calibri" w:eastAsia="Calibri" w:hAnsi="Calibri"/>
-          <w:color w:val="1E2E2C"/>
-          <w:sz w:val="21"/>
-          <w:szCs w:val="21"/>
-          <w:shd w:fill="FFF4D6" w:val="clear"/>
+          <w:rFonts w:ascii="Georgia" w:cs="Georgia" w:eastAsia="Georgia" w:hAnsi="Georgia"/>
+          <w:color w:val="222222"/>
+          <w:sz w:val="21"/>
+          <w:szCs w:val="21"/>
+          <w:shd w:fill="ECECEC" w:val="clear"/>
         </w:rPr>
         <w:t xml:space="preserve">[TOWN]</w:t>
       </w:r>
@@ -6974,8 +6966,8 @@
       </w:pPr>
       <w:r>
         <w:rPr>
-          <w:rFonts w:ascii="Calibri" w:cs="Calibri" w:eastAsia="Calibri" w:hAnsi="Calibri"/>
-          <w:color w:val="1E2E2C"/>
+          <w:rFonts w:ascii="Georgia" w:cs="Georgia" w:eastAsia="Georgia" w:hAnsi="Georgia"/>
+          <w:color w:val="222222"/>
           <w:sz w:val="21"/>
           <w:szCs w:val="21"/>
         </w:rPr>
@@ -6988,8 +6980,8 @@
       </w:pPr>
       <w:r>
         <w:rPr>
-          <w:rFonts w:ascii="Calibri" w:cs="Calibri" w:eastAsia="Calibri" w:hAnsi="Calibri"/>
-          <w:color w:val="1E2E2C"/>
+          <w:rFonts w:ascii="Georgia" w:cs="Georgia" w:eastAsia="Georgia" w:hAnsi="Georgia"/>
+          <w:color w:val="222222"/>
           <w:sz w:val="21"/>
           <w:szCs w:val="21"/>
         </w:rPr>
@@ -6997,18 +6989,18 @@
       </w:r>
       <w:r>
         <w:rPr>
-          <w:rFonts w:ascii="Calibri" w:cs="Calibri" w:eastAsia="Calibri" w:hAnsi="Calibri"/>
-          <w:color w:val="1E2E2C"/>
-          <w:sz w:val="21"/>
-          <w:szCs w:val="21"/>
-          <w:shd w:fill="FFF4D6" w:val="clear"/>
+          <w:rFonts w:ascii="Georgia" w:cs="Georgia" w:eastAsia="Georgia" w:hAnsi="Georgia"/>
+          <w:color w:val="222222"/>
+          <w:sz w:val="21"/>
+          <w:szCs w:val="21"/>
+          <w:shd w:fill="ECECEC" w:val="clear"/>
         </w:rPr>
         <w:t xml:space="preserve">[LANGUAGE]</w:t>
       </w:r>
       <w:r>
         <w:rPr>
-          <w:rFonts w:ascii="Calibri" w:cs="Calibri" w:eastAsia="Calibri" w:hAnsi="Calibri"/>
-          <w:color w:val="1E2E2C"/>
+          <w:rFonts w:ascii="Georgia" w:cs="Georgia" w:eastAsia="Georgia" w:hAnsi="Georgia"/>
+          <w:color w:val="222222"/>
           <w:sz w:val="21"/>
           <w:szCs w:val="21"/>
         </w:rPr>
@@ -7021,8 +7013,8 @@
       </w:pPr>
       <w:r>
         <w:rPr>
-          <w:rFonts w:ascii="Calibri" w:cs="Calibri" w:eastAsia="Calibri" w:hAnsi="Calibri"/>
-          <w:color w:val="1E2E2C"/>
+          <w:rFonts w:ascii="Georgia" w:cs="Georgia" w:eastAsia="Georgia" w:hAnsi="Georgia"/>
+          <w:color w:val="222222"/>
           <w:sz w:val="21"/>
           <w:szCs w:val="21"/>
         </w:rPr>
@@ -7030,11 +7022,11 @@
       </w:r>
       <w:r>
         <w:rPr>
-          <w:rFonts w:ascii="Calibri" w:cs="Calibri" w:eastAsia="Calibri" w:hAnsi="Calibri"/>
-          <w:color w:val="1E2E2C"/>
-          <w:sz w:val="21"/>
-          <w:szCs w:val="21"/>
-          <w:shd w:fill="FFF4D6" w:val="clear"/>
+          <w:rFonts w:ascii="Georgia" w:cs="Georgia" w:eastAsia="Georgia" w:hAnsi="Georgia"/>
+          <w:color w:val="222222"/>
+          <w:sz w:val="21"/>
+          <w:szCs w:val="21"/>
+          <w:shd w:fill="ECECEC" w:val="clear"/>
         </w:rPr>
         <w:t xml:space="preserve">[READER / INTERPRETER FULL NAME]</w:t>
       </w:r>
@@ -7045,8 +7037,8 @@
       </w:pPr>
       <w:r>
         <w:rPr>
-          <w:rFonts w:ascii="Calibri" w:cs="Calibri" w:eastAsia="Calibri" w:hAnsi="Calibri"/>
-          <w:color w:val="1E2E2C"/>
+          <w:rFonts w:ascii="Georgia" w:cs="Georgia" w:eastAsia="Georgia" w:hAnsi="Georgia"/>
+          <w:color w:val="222222"/>
           <w:sz w:val="21"/>
           <w:szCs w:val="21"/>
         </w:rPr>
@@ -7059,8 +7051,8 @@
       </w:pPr>
       <w:r>
         <w:rPr>
-          <w:rFonts w:ascii="Calibri" w:cs="Calibri" w:eastAsia="Calibri" w:hAnsi="Calibri"/>
-          <w:color w:val="1E2E2C"/>
+          <w:rFonts w:ascii="Georgia" w:cs="Georgia" w:eastAsia="Georgia" w:hAnsi="Georgia"/>
+          <w:color w:val="222222"/>
           <w:sz w:val="21"/>
           <w:szCs w:val="21"/>
         </w:rPr>
@@ -7068,11 +7060,11 @@
       </w:r>
       <w:r>
         <w:rPr>
-          <w:rFonts w:ascii="Calibri" w:cs="Calibri" w:eastAsia="Calibri" w:hAnsi="Calibri"/>
-          <w:color w:val="1E2E2C"/>
-          <w:sz w:val="21"/>
-          <w:szCs w:val="21"/>
-          <w:shd w:fill="FFF4D6" w:val="clear"/>
+          <w:rFonts w:ascii="Georgia" w:cs="Georgia" w:eastAsia="Georgia" w:hAnsi="Georgia"/>
+          <w:color w:val="222222"/>
+          <w:sz w:val="21"/>
+          <w:szCs w:val="21"/>
+          <w:shd w:fill="ECECEC" w:val="clear"/>
         </w:rPr>
         <w:t xml:space="preserve">[DD / MM / YYYY]</w:t>
       </w:r>
@@ -7080,7 +7072,7 @@
     <w:p>
       <w:pPr>
         <w:pBdr>
-          <w:bottom w:val="single" w:color="C9D6D3" w:sz="6"/>
+          <w:bottom w:val="single" w:color="C8C8C8" w:sz="6"/>
         </w:pBdr>
         <w:spacing w:after="200" w:before="200"/>
       </w:pPr>
@@ -7091,8 +7083,8 @@
       </w:pPr>
       <w:r>
         <w:rPr>
-          <w:rFonts w:ascii="Calibri" w:cs="Calibri" w:eastAsia="Calibri" w:hAnsi="Calibri"/>
-          <w:color w:val="1E2E2C"/>
+          <w:rFonts w:ascii="Georgia" w:cs="Georgia" w:eastAsia="Georgia" w:hAnsi="Georgia"/>
+          <w:color w:val="222222"/>
           <w:sz w:val="21"/>
           <w:szCs w:val="21"/>
         </w:rPr>
@@ -7100,8 +7092,8 @@
       </w:r>
       <w:r>
         <w:rPr>
-          <w:rFonts w:ascii="Calibri" w:cs="Calibri" w:eastAsia="Calibri" w:hAnsi="Calibri"/>
-          <w:color w:val="1E2E2C"/>
+          <w:rFonts w:ascii="Georgia" w:cs="Georgia" w:eastAsia="Georgia" w:hAnsi="Georgia"/>
+          <w:color w:val="222222"/>
           <w:sz w:val="21"/>
           <w:szCs w:val="21"/>
         </w:rPr>
@@ -7109,18 +7101,18 @@
       </w:r>
       <w:r>
         <w:rPr>
-          <w:rFonts w:ascii="Calibri" w:cs="Calibri" w:eastAsia="Calibri" w:hAnsi="Calibri"/>
-          <w:color w:val="1E2E2C"/>
-          <w:sz w:val="21"/>
-          <w:szCs w:val="21"/>
-          <w:shd w:fill="FFF4D6" w:val="clear"/>
+          <w:rFonts w:ascii="Georgia" w:cs="Georgia" w:eastAsia="Georgia" w:hAnsi="Georgia"/>
+          <w:color w:val="222222"/>
+          <w:sz w:val="21"/>
+          <w:szCs w:val="21"/>
+          <w:shd w:fill="ECECEC" w:val="clear"/>
         </w:rPr>
         <w:t xml:space="preserve">[YES]</w:t>
       </w:r>
       <w:r>
         <w:rPr>
-          <w:rFonts w:ascii="Calibri" w:cs="Calibri" w:eastAsia="Calibri" w:hAnsi="Calibri"/>
-          <w:color w:val="1E2E2C"/>
+          <w:rFonts w:ascii="Georgia" w:cs="Georgia" w:eastAsia="Georgia" w:hAnsi="Georgia"/>
+          <w:color w:val="222222"/>
           <w:sz w:val="21"/>
           <w:szCs w:val="21"/>
         </w:rPr>
@@ -7128,18 +7120,18 @@
       </w:r>
       <w:r>
         <w:rPr>
-          <w:rFonts w:ascii="Calibri" w:cs="Calibri" w:eastAsia="Calibri" w:hAnsi="Calibri"/>
-          <w:color w:val="1E2E2C"/>
-          <w:sz w:val="21"/>
-          <w:szCs w:val="21"/>
-          <w:shd w:fill="FFF4D6" w:val="clear"/>
+          <w:rFonts w:ascii="Georgia" w:cs="Georgia" w:eastAsia="Georgia" w:hAnsi="Georgia"/>
+          <w:color w:val="222222"/>
+          <w:sz w:val="21"/>
+          <w:szCs w:val="21"/>
+          <w:shd w:fill="ECECEC" w:val="clear"/>
         </w:rPr>
         <w:t xml:space="preserve">[DD / MM / YYYY]</w:t>
       </w:r>
       <w:r>
         <w:rPr>
-          <w:rFonts w:ascii="Calibri" w:cs="Calibri" w:eastAsia="Calibri" w:hAnsi="Calibri"/>
-          <w:color w:val="1E2E2C"/>
+          <w:rFonts w:ascii="Georgia" w:cs="Georgia" w:eastAsia="Georgia" w:hAnsi="Georgia"/>
+          <w:color w:val="222222"/>
           <w:sz w:val="21"/>
           <w:szCs w:val="21"/>
         </w:rPr>
@@ -7147,11 +7139,11 @@
       </w:r>
       <w:r>
         <w:rPr>
-          <w:rFonts w:ascii="Calibri" w:cs="Calibri" w:eastAsia="Calibri" w:hAnsi="Calibri"/>
-          <w:color w:val="1E2E2C"/>
-          <w:sz w:val="21"/>
-          <w:szCs w:val="21"/>
-          <w:shd w:fill="FFF4D6" w:val="clear"/>
+          <w:rFonts w:ascii="Georgia" w:cs="Georgia" w:eastAsia="Georgia" w:hAnsi="Georgia"/>
+          <w:color w:val="222222"/>
+          <w:sz w:val="21"/>
+          <w:szCs w:val="21"/>
+          <w:shd w:fill="ECECEC" w:val="clear"/>
         </w:rPr>
         <w:t xml:space="preserve">[HANDED OVER / WHATSAPP / EMAIL]</w:t>
       </w:r>
@@ -7162,8 +7154,8 @@
       </w:pPr>
       <w:r>
         <w:rPr>
-          <w:rFonts w:ascii="Calibri" w:cs="Calibri" w:eastAsia="Calibri" w:hAnsi="Calibri"/>
-          <w:color w:val="1E2E2C"/>
+          <w:rFonts w:ascii="Georgia" w:cs="Georgia" w:eastAsia="Georgia" w:hAnsi="Georgia"/>
+          <w:color w:val="222222"/>
           <w:sz w:val="21"/>
           <w:szCs w:val="21"/>
         </w:rPr>
@@ -7171,8 +7163,8 @@
       </w:r>
       <w:r>
         <w:rPr>
-          <w:rFonts w:ascii="Calibri" w:cs="Calibri" w:eastAsia="Calibri" w:hAnsi="Calibri"/>
-          <w:color w:val="1E2E2C"/>
+          <w:rFonts w:ascii="Georgia" w:cs="Georgia" w:eastAsia="Georgia" w:hAnsi="Georgia"/>
+          <w:color w:val="222222"/>
           <w:sz w:val="21"/>
           <w:szCs w:val="21"/>
         </w:rPr>
@@ -7180,11 +7172,11 @@
       </w:r>
       <w:r>
         <w:rPr>
-          <w:rFonts w:ascii="Calibri" w:cs="Calibri" w:eastAsia="Calibri" w:hAnsi="Calibri"/>
-          <w:color w:val="1E2E2C"/>
-          <w:sz w:val="21"/>
-          <w:szCs w:val="21"/>
-          <w:shd w:fill="FFF4D6" w:val="clear"/>
+          <w:rFonts w:ascii="Georgia" w:cs="Georgia" w:eastAsia="Georgia" w:hAnsi="Georgia"/>
+          <w:color w:val="222222"/>
+          <w:sz w:val="21"/>
+          <w:szCs w:val="21"/>
+          <w:shd w:fill="ECECEC" w:val="clear"/>
         </w:rPr>
         <w:t xml:space="preserve">[APPLICATION NO.]</w:t>
       </w:r>
@@ -7247,7 +7239,7 @@
   <w:p>
     <w:pPr>
       <w:pBdr>
-        <w:top w:val="single" w:color="C9D6D3" w:sz="4"/>
+        <w:top w:val="single" w:color="C8C8C8" w:sz="4"/>
       </w:pBdr>
       <w:tabs>
         <w:tab w:val="right" w:pos="9026"/>
@@ -7256,8 +7248,8 @@
     </w:pPr>
     <w:r>
       <w:rPr>
-        <w:rFonts w:ascii="Calibri" w:cs="Calibri" w:eastAsia="Calibri" w:hAnsi="Calibri"/>
-        <w:color w:val="5A6B69"/>
+        <w:rFonts w:ascii="Georgia" w:cs="Georgia" w:eastAsia="Georgia" w:hAnsi="Georgia"/>
+        <w:color w:val="666666"/>
         <w:sz w:val="15"/>
         <w:szCs w:val="15"/>
       </w:rPr>
@@ -7272,8 +7264,8 @@
     </w:r>
     <w:r>
       <w:rPr>
-        <w:rFonts w:ascii="Calibri" w:cs="Calibri" w:eastAsia="Calibri" w:hAnsi="Calibri"/>
-        <w:color w:val="5A6B69"/>
+        <w:rFonts w:ascii="Georgia" w:cs="Georgia" w:eastAsia="Georgia" w:hAnsi="Georgia"/>
+        <w:color w:val="666666"/>
         <w:sz w:val="15"/>
         <w:szCs w:val="15"/>
       </w:rPr>
@@ -7281,8 +7273,8 @@
     </w:r>
     <w:r>
       <w:rPr>
-        <w:rFonts w:ascii="Calibri" w:cs="Calibri" w:eastAsia="Calibri" w:hAnsi="Calibri"/>
-        <w:color w:val="5A6B69"/>
+        <w:rFonts w:ascii="Georgia" w:cs="Georgia" w:eastAsia="Georgia" w:hAnsi="Georgia"/>
+        <w:color w:val="666666"/>
         <w:sz w:val="15"/>
         <w:szCs w:val="15"/>
       </w:rPr>
@@ -7293,8 +7285,8 @@
     </w:r>
     <w:r>
       <w:rPr>
-        <w:rFonts w:ascii="Calibri" w:cs="Calibri" w:eastAsia="Calibri" w:hAnsi="Calibri"/>
-        <w:color w:val="5A6B69"/>
+        <w:rFonts w:ascii="Georgia" w:cs="Georgia" w:eastAsia="Georgia" w:hAnsi="Georgia"/>
+        <w:color w:val="666666"/>
         <w:sz w:val="15"/>
         <w:szCs w:val="15"/>
       </w:rPr>
@@ -7302,8 +7294,8 @@
     </w:r>
     <w:r>
       <w:rPr>
-        <w:rFonts w:ascii="Calibri" w:cs="Calibri" w:eastAsia="Calibri" w:hAnsi="Calibri"/>
-        <w:color w:val="5A6B69"/>
+        <w:rFonts w:ascii="Georgia" w:cs="Georgia" w:eastAsia="Georgia" w:hAnsi="Georgia"/>
+        <w:color w:val="666666"/>
         <w:sz w:val="15"/>
         <w:szCs w:val="15"/>
       </w:rPr>
@@ -7402,14 +7394,14 @@
   </w:p>
   <w:p>
     <w:pPr>
-      <w:spacing w:after="20"/>
+      <w:spacing w:after="14"/>
     </w:pPr>
     <w:r>
       <w:rPr>
-        <w:rFonts w:ascii="Calibri" w:cs="Calibri" w:eastAsia="Calibri" w:hAnsi="Calibri"/>
+        <w:rFonts w:ascii="Georgia" w:cs="Georgia" w:eastAsia="Georgia" w:hAnsi="Georgia"/>
         <w:b/>
         <w:bCs/>
-        <w:color w:val="06302E"/>
+        <w:color w:val="1A1A1A"/>
         <w:sz w:val="16"/>
         <w:szCs w:val="16"/>
       </w:rPr>
@@ -7417,29 +7409,43 @@
     </w:r>
     <w:r>
       <w:rPr>
-        <w:rFonts w:ascii="Calibri" w:cs="Calibri" w:eastAsia="Calibri" w:hAnsi="Calibri"/>
-        <w:color w:val="5A6B69"/>
+        <w:rFonts w:ascii="Georgia" w:cs="Georgia" w:eastAsia="Georgia" w:hAnsi="Georgia"/>
+        <w:color w:val="666666"/>
         <w:sz w:val="16"/>
         <w:szCs w:val="16"/>
       </w:rPr>
-      <w:t xml:space="preserve">   ·   Reg. No. CC/2026/01904   ·   NAMFISA Reg. No. [NAMFISA REGISTRATION NUMBER]</w:t>
+      <w:t xml:space="preserve">   ·   Reg. No. CC/2026/01904</w:t>
+    </w:r>
+  </w:p>
+  <w:p>
+    <w:pPr>
+      <w:spacing w:after="14"/>
+    </w:pPr>
+    <w:r>
+      <w:rPr>
+        <w:rFonts w:ascii="Georgia" w:cs="Georgia" w:eastAsia="Georgia" w:hAnsi="Georgia"/>
+        <w:color w:val="666666"/>
+        <w:sz w:val="15"/>
+        <w:szCs w:val="15"/>
+      </w:rPr>
+      <w:t xml:space="preserve">Cell +264 81 281 9840   ·   WhatsApp +264 81 264 6222</w:t>
     </w:r>
   </w:p>
   <w:p>
     <w:pPr>
       <w:pBdr>
-        <w:bottom w:val="single" w:color="12B84F" w:sz="8"/>
+        <w:bottom w:val="single" w:color="8C8C8C" w:sz="8"/>
       </w:pBdr>
       <w:spacing w:after="90"/>
     </w:pPr>
     <w:r>
       <w:rPr>
-        <w:rFonts w:ascii="Calibri" w:cs="Calibri" w:eastAsia="Calibri" w:hAnsi="Calibri"/>
-        <w:color w:val="5A6B69"/>
-        <w:sz w:val="16"/>
-        <w:szCs w:val="16"/>
+        <w:rFonts w:ascii="Georgia" w:cs="Georgia" w:eastAsia="Georgia" w:hAnsi="Georgia"/>
+        <w:color w:val="666666"/>
+        <w:sz w:val="15"/>
+        <w:szCs w:val="15"/>
       </w:rPr>
-      <w:t xml:space="preserve">[PHYSICAL ADDRESS]   ·   Tel / WhatsApp +264 81 264 6222   ·   [EMAIL ADDRESS]</w:t>
+      <w:t xml:space="preserve">3403 Danger Ashipala Street, Swakopmund, Namibia   ·   P.O. Box 197, Swakopmund   ·   erastusmatheus3@gmail.com</w:t>
     </w:r>
   </w:p>
 </w:hdr>
